--- a/PI_tz.docx
+++ b/PI_tz.docx
@@ -15757,13 +15757,44 @@
         <w:rPr>
           <w:lang w:eastAsia="ru-RU"/>
         </w:rPr>
-        <w:t>Игрок будет выступать в роли руководителя предприятия по производству продукции. Он будет управлять работой завода, контролируя необходимые для производства сырьевые материалы, процесс изготовления готовой продукции и продажу этой продукции на рынке.</w:t>
+        <w:t>Перед началом игры игроки должны зарегестрироваться в системе, для этого они должны ввести никнейм (</w:t>
+      </w:r>
+      <w:r>
+        <w:rPr>
+          <w:lang w:eastAsia="ru-RU"/>
+        </w:rPr>
+        <w:t>от 4 до 8</w:t>
+      </w:r>
+      <w:r>
+        <w:rPr>
+          <w:lang w:eastAsia="ru-RU"/>
+        </w:rPr>
+        <w:t xml:space="preserve"> символов) </w:t>
+      </w:r>
+      <w:r>
+        <w:rPr>
+          <w:lang w:eastAsia="ru-RU"/>
+        </w:rPr>
+        <w:t>и выбрать один из десяти аватаров. Игрок, первым создавший игру, будет считаться старшим игроком.</w:t>
+      </w:r>
+      <w:r>
+        <w:rPr>
+          <w:lang w:eastAsia="ru-RU"/>
+        </w:rPr>
+        <w:t xml:space="preserve"> Система должна сгенерировать уникальный код, который необходимо сообщить всем игрокам.</w:t>
+      </w:r>
+      <w:r>
+        <w:rPr>
+          <w:lang w:eastAsia="ru-RU"/>
+        </w:rPr>
+        <w:t xml:space="preserve"> Другие игроки должны подключиться к игровой сессии. Если в течении 60с игроки не подключаются в достаточном количестве (от 2 до 4) - сессия должна закрываться.</w:t>
       </w:r>
     </w:p>
     <w:p>
       <w:pPr>
         <w:pStyle w:val="a9"/>
         <w:rPr>
+          <w:color w:val="FF0000"/>
           <w:lang w:eastAsia="ru-RU"/>
         </w:rPr>
       </w:pPr>
@@ -15771,13 +15802,67 @@
         <w:rPr>
           <w:lang w:eastAsia="ru-RU"/>
         </w:rPr>
-        <w:t>Система, реализующая игру, будет обладать рядом функций. Она будет контролировать подключение игроков к сессии, время выполнения хода, а также прием и обработку заявок от игроков. Система будет отвечать за реализацию игровых правил и логики игрового процесса, обработку действий игроков и актуализацию состояния игры. Игрокам будет предоставлен интерфейс для выбора доступных действий, а система будет отображать актуальную игровую ситуацию для каждого участника. Система будет вести учет активов и капитала каждого игрока, фиксировать все его действия в течение игры и предо</w:t>
+        <w:t xml:space="preserve">Игрок будет выступать в роли руководителя предприятия по производству продукции. Он будет управлять работой </w:t>
       </w:r>
       <w:r>
         <w:rPr>
           <w:lang w:eastAsia="ru-RU"/>
         </w:rPr>
-        <w:t>ставлять справочную информацию.</w:t>
+        <w:t>фабрик</w:t>
+      </w:r>
+      <w:r>
+        <w:rPr>
+          <w:lang w:eastAsia="ru-RU"/>
+        </w:rPr>
+        <w:t>, контролируя необходимые для производства сырьевые материалы, процесс изготовления готовой продукции и продажу этой продукции на рынке</w:t>
+      </w:r>
+      <w:r>
+        <w:rPr>
+          <w:lang w:eastAsia="ru-RU"/>
+        </w:rPr>
+        <w:t xml:space="preserve"> в соответствии с правилами игры (</w:t>
+      </w:r>
+      <w:r>
+        <w:rPr>
+          <w:color w:val="FF0000"/>
+          <w:lang w:eastAsia="ru-RU"/>
+        </w:rPr>
+        <w:t>см</w:t>
+      </w:r>
+      <w:r>
+        <w:rPr>
+          <w:color w:val="FF0000"/>
+          <w:lang w:eastAsia="ru-RU"/>
+        </w:rPr>
+        <w:t>.</w:t>
+      </w:r>
+      <w:r>
+        <w:rPr>
+          <w:color w:val="FF0000"/>
+          <w:lang w:eastAsia="ru-RU"/>
+        </w:rPr>
+        <w:t xml:space="preserve"> п</w:t>
+      </w:r>
+      <w:r>
+        <w:rPr>
+          <w:color w:val="FF0000"/>
+          <w:lang w:eastAsia="ru-RU"/>
+        </w:rPr>
+        <w:t>.</w:t>
+      </w:r>
+      <w:r>
+        <w:rPr>
+          <w:color w:val="FF0000"/>
+          <w:lang w:eastAsia="ru-RU"/>
+        </w:rPr>
+        <w:t xml:space="preserve"> ??)</w:t>
+      </w:r>
+      <w:r>
+        <w:rPr>
+          <w:color w:val="FF0000"/>
+          <w:lang w:eastAsia="ru-RU"/>
+        </w:rPr>
+        <w:t>.</w:t>
       </w:r>
     </w:p>
     <w:p>
@@ -15791,6 +15876,53 @@
         <w:rPr>
           <w:lang w:eastAsia="ru-RU"/>
         </w:rPr>
+        <w:t>В ходе игры игрок сможет подавать заявки на получение сырья, переработку материалов в готовую продукцию, продажу своей продукции, получение ссуд, строительство новых производственных мощностей, а также просматривать игровую статистику и справочную информацию.</w:t>
+      </w:r>
+      <w:r>
+        <w:rPr>
+          <w:lang w:eastAsia="ru-RU"/>
+        </w:rPr>
+        <w:t xml:space="preserve"> </w:t>
+      </w:r>
+      <w:r>
+        <w:rPr>
+          <w:lang w:eastAsia="ru-RU"/>
+        </w:rPr>
+        <w:t>Система будет вести учет активов и капитала каждого игрока, фиксировать все его действия в течение игры (вести лог игры) и предоставлять справочную информацию.</w:t>
+      </w:r>
+    </w:p>
+    <w:p>
+      <w:pPr>
+        <w:pStyle w:val="a9"/>
+        <w:rPr>
+          <w:lang w:eastAsia="ru-RU"/>
+        </w:rPr>
+      </w:pPr>
+      <w:r>
+        <w:rPr>
+          <w:lang w:eastAsia="ru-RU"/>
+        </w:rPr>
+        <w:t xml:space="preserve">Система, реализующая игру, будет обладать рядом функций. Она будет контролировать подключение игроков к сессии, время выполнения хода, а также прием и обработку заявок от игроков. Система будет отвечать за реализацию игровых правил и логики игрового процесса, обработку действий игроков и актуализацию состояния игры. Игрокам будет предоставлен </w:t>
+      </w:r>
+      <w:r>
+        <w:rPr>
+          <w:lang w:eastAsia="ru-RU"/>
+        </w:rPr>
+        <w:lastRenderedPageBreak/>
+        <w:t xml:space="preserve">интерфейс для выбора доступных действий, а система будет отображать актуальную игровую ситуацию для каждого участника. </w:t>
+      </w:r>
+    </w:p>
+    <w:p>
+      <w:pPr>
+        <w:pStyle w:val="a9"/>
+        <w:rPr>
+          <w:lang w:eastAsia="ru-RU"/>
+        </w:rPr>
+      </w:pPr>
+      <w:r>
+        <w:rPr>
+          <w:lang w:eastAsia="ru-RU"/>
+        </w:rPr>
         <w:t>Банк, как финансовый посредник, будет отвечать за формирование цен на сырье и готовую продукцию, а также за рассмотрение заявок игроков на п</w:t>
       </w:r>
       <w:r>
@@ -15811,224 +15943,1168 @@
         <w:rPr>
           <w:lang w:eastAsia="ru-RU"/>
         </w:rPr>
-        <w:t>Игроку будет доступен ряд функций для управления своим предприятием. Он сможет авторизоваться в системе, подключиться к игровой сессии или создать собственную. В ходе игры Игрок сможет подавать заявки на получение сырья, переработку материалов в готовую продукцию, продажу своей продукции, получение ссуд, строительство новых производственных мощностей, а также просматривать игровую стат</w:t>
-      </w:r>
-      <w:r>
+        <w:t>Игра будет накладывать ограничения на действия Игрока, ограничивая его доступный игровой баланс, лимит кредитования и производственные мощности завода. Основная задача Игрока будет заключаться в эффективном управлении предприятием в этих условиях с целью максимизации своего финансового благополучия.</w:t>
+      </w:r>
+    </w:p>
+    <w:p>
+      <w:pPr>
+        <w:pStyle w:val="a9"/>
         <w:rPr>
           <w:lang w:eastAsia="ru-RU"/>
         </w:rPr>
-        <w:t>истику и справочную информацию.</w:t>
-      </w:r>
-    </w:p>
-    <w:p>
-      <w:pPr>
-        <w:pStyle w:val="a9"/>
+      </w:pPr>
+      <w:r>
         <w:rPr>
           <w:lang w:eastAsia="ru-RU"/>
         </w:rPr>
-      </w:pPr>
+        <w:t>Таким образом, систем</w:t>
+      </w:r>
       <w:r>
         <w:rPr>
           <w:lang w:eastAsia="ru-RU"/>
         </w:rPr>
+        <w:t>а</w:t>
+      </w:r>
+      <w:r>
+        <w:rPr>
+          <w:lang w:eastAsia="ru-RU"/>
+        </w:rPr>
+        <w:t xml:space="preserve"> должна решать следующие задачи:</w:t>
+      </w:r>
+    </w:p>
+    <w:p>
+      <w:pPr>
+        <w:widowControl w:val="0"/>
+        <w:numPr>
+          <w:ilvl w:val="0"/>
+          <w:numId w:val="42"/>
+        </w:numPr>
+        <w:tabs>
+          <w:tab w:val="left" w:pos="1134"/>
+        </w:tabs>
+        <w:autoSpaceDE w:val="0"/>
+        <w:autoSpaceDN w:val="0"/>
+        <w:adjustRightInd w:val="0"/>
+        <w:ind w:firstLine="709"/>
+        <w:jc w:val="both"/>
+        <w:rPr>
+          <w:rFonts w:ascii="Times New Roman CYR" w:hAnsi="Times New Roman CYR" w:cs="Times New Roman CYR"/>
+          <w:szCs w:val="28"/>
+          <w:lang w:val="ru-RU"/>
+        </w:rPr>
+      </w:pPr>
+      <w:r>
+        <w:rPr>
+          <w:rFonts w:ascii="Times New Roman CYR" w:hAnsi="Times New Roman CYR" w:cs="Times New Roman CYR"/>
+          <w:szCs w:val="28"/>
+          <w:lang w:val="ru-RU"/>
+        </w:rPr>
+        <w:t>функции</w:t>
+      </w:r>
+      <w:r>
+        <w:rPr>
+          <w:rFonts w:ascii="Times New Roman CYR" w:hAnsi="Times New Roman CYR" w:cs="Times New Roman CYR"/>
+          <w:szCs w:val="28"/>
+          <w:lang w:val="ru-RU"/>
+        </w:rPr>
+        <w:t xml:space="preserve"> </w:t>
+      </w:r>
+      <w:r>
+        <w:rPr>
+          <w:rFonts w:ascii="Times New Roman CYR" w:hAnsi="Times New Roman CYR" w:cs="Times New Roman CYR"/>
+          <w:szCs w:val="28"/>
+          <w:lang w:val="ru-RU"/>
+        </w:rPr>
+        <w:t>систем</w:t>
+      </w:r>
+      <w:r>
+        <w:rPr>
+          <w:rFonts w:ascii="Times New Roman CYR" w:hAnsi="Times New Roman CYR" w:cs="Times New Roman CYR"/>
+          <w:szCs w:val="28"/>
+          <w:lang w:val="ru-RU"/>
+        </w:rPr>
+        <w:t>ы</w:t>
+      </w:r>
+      <w:r>
+        <w:rPr>
+          <w:rFonts w:ascii="Times New Roman CYR" w:hAnsi="Times New Roman CYR" w:cs="Times New Roman CYR"/>
+          <w:szCs w:val="28"/>
+          <w:lang w:val="ru-RU"/>
+        </w:rPr>
+        <w:t>:</w:t>
+      </w:r>
+    </w:p>
+    <w:p>
+      <w:pPr>
+        <w:widowControl w:val="0"/>
+        <w:numPr>
+          <w:ilvl w:val="1"/>
+          <w:numId w:val="11"/>
+        </w:numPr>
+        <w:tabs>
+          <w:tab w:val="clear" w:pos="1931"/>
+          <w:tab w:val="left" w:pos="1843"/>
+        </w:tabs>
+        <w:autoSpaceDE w:val="0"/>
+        <w:autoSpaceDN w:val="0"/>
+        <w:adjustRightInd w:val="0"/>
+        <w:ind w:left="709" w:firstLine="709"/>
+        <w:jc w:val="both"/>
+        <w:rPr>
+          <w:szCs w:val="28"/>
+          <w:lang w:val="ru-RU"/>
+        </w:rPr>
+      </w:pPr>
+      <w:r>
+        <w:rPr>
+          <w:szCs w:val="28"/>
+          <w:lang w:val="ru-RU"/>
+        </w:rPr>
+        <w:t>контроль подключения игроков к сессии;</w:t>
+      </w:r>
+    </w:p>
+    <w:p>
+      <w:pPr>
+        <w:widowControl w:val="0"/>
+        <w:numPr>
+          <w:ilvl w:val="1"/>
+          <w:numId w:val="11"/>
+        </w:numPr>
+        <w:tabs>
+          <w:tab w:val="clear" w:pos="1931"/>
+          <w:tab w:val="left" w:pos="1843"/>
+        </w:tabs>
+        <w:autoSpaceDE w:val="0"/>
+        <w:autoSpaceDN w:val="0"/>
+        <w:adjustRightInd w:val="0"/>
+        <w:ind w:left="709" w:firstLine="709"/>
+        <w:jc w:val="both"/>
+        <w:rPr>
+          <w:szCs w:val="28"/>
+          <w:lang w:val="ru-RU"/>
+        </w:rPr>
+      </w:pPr>
+      <w:r>
+        <w:rPr>
+          <w:szCs w:val="28"/>
+          <w:lang w:val="ru-RU"/>
+        </w:rPr>
+        <w:t>контроль времени выполнения хода;</w:t>
+      </w:r>
+    </w:p>
+    <w:p>
+      <w:pPr>
+        <w:widowControl w:val="0"/>
+        <w:numPr>
+          <w:ilvl w:val="1"/>
+          <w:numId w:val="11"/>
+        </w:numPr>
+        <w:tabs>
+          <w:tab w:val="clear" w:pos="1931"/>
+          <w:tab w:val="left" w:pos="1843"/>
+        </w:tabs>
+        <w:autoSpaceDE w:val="0"/>
+        <w:autoSpaceDN w:val="0"/>
+        <w:adjustRightInd w:val="0"/>
+        <w:ind w:left="709" w:firstLine="709"/>
+        <w:jc w:val="both"/>
+        <w:rPr>
+          <w:szCs w:val="28"/>
+          <w:lang w:val="ru-RU"/>
+        </w:rPr>
+      </w:pPr>
+      <w:r>
+        <w:rPr>
+          <w:szCs w:val="28"/>
+          <w:lang w:val="ru-RU"/>
+        </w:rPr>
+        <w:t>контроль подачи заявок</w:t>
+      </w:r>
+      <w:r>
+        <w:rPr>
+          <w:szCs w:val="28"/>
+          <w:lang w:val="ru-RU"/>
+        </w:rPr>
+        <w:t>;</w:t>
+      </w:r>
+    </w:p>
+    <w:p>
+      <w:pPr>
+        <w:widowControl w:val="0"/>
+        <w:numPr>
+          <w:ilvl w:val="1"/>
+          <w:numId w:val="11"/>
+        </w:numPr>
+        <w:tabs>
+          <w:tab w:val="clear" w:pos="1931"/>
+          <w:tab w:val="left" w:pos="1843"/>
+        </w:tabs>
+        <w:autoSpaceDE w:val="0"/>
+        <w:autoSpaceDN w:val="0"/>
+        <w:adjustRightInd w:val="0"/>
+        <w:ind w:left="709" w:firstLine="709"/>
+        <w:jc w:val="both"/>
+        <w:rPr>
+          <w:szCs w:val="28"/>
+          <w:lang w:val="ru-RU"/>
+        </w:rPr>
+      </w:pPr>
+      <w:r>
+        <w:rPr>
+          <w:szCs w:val="28"/>
+          <w:lang w:val="ru-RU"/>
+        </w:rPr>
+        <w:t>реализация игровых правил и логики игрового процесса;</w:t>
+      </w:r>
+    </w:p>
+    <w:p>
+      <w:pPr>
+        <w:widowControl w:val="0"/>
+        <w:numPr>
+          <w:ilvl w:val="1"/>
+          <w:numId w:val="11"/>
+        </w:numPr>
+        <w:tabs>
+          <w:tab w:val="clear" w:pos="1931"/>
+          <w:tab w:val="left" w:pos="1843"/>
+        </w:tabs>
+        <w:autoSpaceDE w:val="0"/>
+        <w:autoSpaceDN w:val="0"/>
+        <w:adjustRightInd w:val="0"/>
+        <w:ind w:left="709" w:firstLine="709"/>
+        <w:jc w:val="both"/>
+        <w:rPr>
+          <w:szCs w:val="28"/>
+          <w:lang w:val="ru-RU"/>
+        </w:rPr>
+      </w:pPr>
+      <w:r>
+        <w:rPr>
+          <w:szCs w:val="28"/>
+          <w:lang w:val="ru-RU"/>
+        </w:rPr>
+        <w:t>обработка действий игроков и изменение состояния игры;</w:t>
+      </w:r>
+    </w:p>
+    <w:p>
+      <w:pPr>
+        <w:widowControl w:val="0"/>
+        <w:numPr>
+          <w:ilvl w:val="1"/>
+          <w:numId w:val="11"/>
+        </w:numPr>
+        <w:tabs>
+          <w:tab w:val="clear" w:pos="1931"/>
+          <w:tab w:val="left" w:pos="1843"/>
+        </w:tabs>
+        <w:autoSpaceDE w:val="0"/>
+        <w:autoSpaceDN w:val="0"/>
+        <w:adjustRightInd w:val="0"/>
+        <w:ind w:left="709" w:firstLine="709"/>
+        <w:jc w:val="both"/>
+        <w:rPr>
+          <w:szCs w:val="28"/>
+          <w:lang w:val="ru-RU"/>
+        </w:rPr>
+      </w:pPr>
+      <w:r>
+        <w:rPr>
+          <w:szCs w:val="28"/>
+          <w:lang w:val="ru-RU"/>
+        </w:rPr>
+        <w:t>предоставление интерфейса для выбора действий игроками</w:t>
+      </w:r>
+      <w:r>
+        <w:rPr>
+          <w:szCs w:val="28"/>
+          <w:lang w:val="ru-RU"/>
+        </w:rPr>
+        <w:t>;</w:t>
+      </w:r>
+    </w:p>
+    <w:p>
+      <w:pPr>
+        <w:widowControl w:val="0"/>
+        <w:numPr>
+          <w:ilvl w:val="1"/>
+          <w:numId w:val="11"/>
+        </w:numPr>
+        <w:tabs>
+          <w:tab w:val="clear" w:pos="1931"/>
+          <w:tab w:val="left" w:pos="1843"/>
+        </w:tabs>
+        <w:autoSpaceDE w:val="0"/>
+        <w:autoSpaceDN w:val="0"/>
+        <w:adjustRightInd w:val="0"/>
+        <w:ind w:left="709" w:firstLine="709"/>
+        <w:jc w:val="both"/>
+        <w:rPr>
+          <w:szCs w:val="28"/>
+          <w:lang w:val="ru-RU"/>
+        </w:rPr>
+      </w:pPr>
+      <w:r>
+        <w:rPr>
+          <w:szCs w:val="28"/>
+          <w:lang w:val="ru-RU"/>
+        </w:rPr>
+        <w:t>отображение актуальной игровой ситуации для каждого игрока;</w:t>
+      </w:r>
+    </w:p>
+    <w:p>
+      <w:pPr>
+        <w:widowControl w:val="0"/>
+        <w:numPr>
+          <w:ilvl w:val="1"/>
+          <w:numId w:val="11"/>
+        </w:numPr>
+        <w:tabs>
+          <w:tab w:val="clear" w:pos="1931"/>
+          <w:tab w:val="left" w:pos="1843"/>
+        </w:tabs>
+        <w:autoSpaceDE w:val="0"/>
+        <w:autoSpaceDN w:val="0"/>
+        <w:adjustRightInd w:val="0"/>
+        <w:ind w:left="709" w:firstLine="709"/>
+        <w:jc w:val="both"/>
+        <w:rPr>
+          <w:szCs w:val="28"/>
+          <w:lang w:val="ru-RU"/>
+        </w:rPr>
+      </w:pPr>
+      <w:r>
+        <w:rPr>
+          <w:rFonts w:ascii="Times New Roman CYR" w:hAnsi="Times New Roman CYR" w:cs="Times New Roman CYR"/>
+          <w:szCs w:val="28"/>
+          <w:lang w:val="ru-RU"/>
+        </w:rPr>
+        <w:t>ведение учета активов и капитала каждого игрока</w:t>
+      </w:r>
+      <w:r>
+        <w:rPr>
+          <w:szCs w:val="28"/>
+          <w:lang w:val="ru-RU"/>
+        </w:rPr>
+        <w:t>;</w:t>
+      </w:r>
+    </w:p>
+    <w:p>
+      <w:pPr>
+        <w:widowControl w:val="0"/>
+        <w:numPr>
+          <w:ilvl w:val="1"/>
+          <w:numId w:val="11"/>
+        </w:numPr>
+        <w:tabs>
+          <w:tab w:val="clear" w:pos="1931"/>
+          <w:tab w:val="left" w:pos="1843"/>
+        </w:tabs>
+        <w:autoSpaceDE w:val="0"/>
+        <w:autoSpaceDN w:val="0"/>
+        <w:adjustRightInd w:val="0"/>
+        <w:ind w:left="709" w:firstLine="709"/>
+        <w:jc w:val="both"/>
+        <w:rPr>
+          <w:szCs w:val="28"/>
+          <w:lang w:val="ru-RU"/>
+        </w:rPr>
+      </w:pPr>
+      <w:r>
+        <w:rPr>
+          <w:szCs w:val="28"/>
+          <w:lang w:val="ru-RU"/>
+        </w:rPr>
+        <w:t>фиксация всех действий игроков в течение игры</w:t>
+      </w:r>
+      <w:r>
+        <w:rPr>
+          <w:szCs w:val="28"/>
+          <w:lang w:val="ru-RU"/>
+        </w:rPr>
+        <w:t>;</w:t>
+      </w:r>
+    </w:p>
+    <w:p>
+      <w:pPr>
+        <w:widowControl w:val="0"/>
+        <w:numPr>
+          <w:ilvl w:val="1"/>
+          <w:numId w:val="11"/>
+        </w:numPr>
+        <w:tabs>
+          <w:tab w:val="clear" w:pos="1931"/>
+          <w:tab w:val="left" w:pos="1843"/>
+        </w:tabs>
+        <w:autoSpaceDE w:val="0"/>
+        <w:autoSpaceDN w:val="0"/>
+        <w:adjustRightInd w:val="0"/>
+        <w:ind w:left="709" w:firstLine="709"/>
+        <w:jc w:val="both"/>
+        <w:rPr>
+          <w:szCs w:val="28"/>
+          <w:lang w:val="ru-RU"/>
+        </w:rPr>
+      </w:pPr>
+      <w:r>
+        <w:rPr>
+          <w:szCs w:val="28"/>
+          <w:lang w:val="ru-RU"/>
+        </w:rPr>
+        <w:t>оплата постоянных издержек;</w:t>
+      </w:r>
+    </w:p>
+    <w:p>
+      <w:pPr>
+        <w:widowControl w:val="0"/>
+        <w:numPr>
+          <w:ilvl w:val="1"/>
+          <w:numId w:val="11"/>
+        </w:numPr>
+        <w:tabs>
+          <w:tab w:val="clear" w:pos="1931"/>
+          <w:tab w:val="left" w:pos="1843"/>
+        </w:tabs>
+        <w:autoSpaceDE w:val="0"/>
+        <w:autoSpaceDN w:val="0"/>
+        <w:adjustRightInd w:val="0"/>
+        <w:ind w:left="709" w:firstLine="709"/>
+        <w:jc w:val="both"/>
+        <w:rPr>
+          <w:szCs w:val="28"/>
+          <w:lang w:val="ru-RU"/>
+        </w:rPr>
+      </w:pPr>
+      <w:r>
+        <w:rPr>
+          <w:szCs w:val="28"/>
+          <w:lang w:val="ru-RU"/>
+        </w:rPr>
+        <w:t>оплата ссудного процента;</w:t>
+      </w:r>
+    </w:p>
+    <w:p>
+      <w:pPr>
+        <w:widowControl w:val="0"/>
+        <w:numPr>
+          <w:ilvl w:val="1"/>
+          <w:numId w:val="11"/>
+        </w:numPr>
+        <w:tabs>
+          <w:tab w:val="clear" w:pos="1931"/>
+          <w:tab w:val="left" w:pos="1843"/>
+        </w:tabs>
+        <w:autoSpaceDE w:val="0"/>
+        <w:autoSpaceDN w:val="0"/>
+        <w:adjustRightInd w:val="0"/>
+        <w:ind w:left="709" w:firstLine="709"/>
+        <w:jc w:val="both"/>
+        <w:rPr>
+          <w:szCs w:val="28"/>
+          <w:lang w:val="ru-RU"/>
+        </w:rPr>
+      </w:pPr>
+      <w:r>
+        <w:rPr>
+          <w:szCs w:val="28"/>
+          <w:lang w:val="ru-RU"/>
+        </w:rPr>
+        <w:t>погашение ссуд;</w:t>
+      </w:r>
+    </w:p>
+    <w:p>
+      <w:pPr>
+        <w:widowControl w:val="0"/>
+        <w:numPr>
+          <w:ilvl w:val="1"/>
+          <w:numId w:val="11"/>
+        </w:numPr>
+        <w:tabs>
+          <w:tab w:val="clear" w:pos="1931"/>
+          <w:tab w:val="left" w:pos="1843"/>
+        </w:tabs>
+        <w:autoSpaceDE w:val="0"/>
+        <w:autoSpaceDN w:val="0"/>
+        <w:adjustRightInd w:val="0"/>
+        <w:ind w:left="709" w:firstLine="709"/>
+        <w:jc w:val="both"/>
+        <w:rPr>
+          <w:szCs w:val="28"/>
+          <w:lang w:val="ru-RU"/>
+        </w:rPr>
+      </w:pPr>
+      <w:r>
+        <w:rPr>
+          <w:szCs w:val="28"/>
+          <w:lang w:val="ru-RU"/>
+        </w:rPr>
+        <w:t xml:space="preserve">возможность просмотра </w:t>
+      </w:r>
+      <w:r>
+        <w:rPr>
+          <w:lang w:val="ru-RU"/>
+        </w:rPr>
+        <w:t>открытой информации</w:t>
+      </w:r>
+      <w:r>
+        <w:rPr>
+          <w:lang w:val="ru-RU"/>
+        </w:rPr>
+        <w:t xml:space="preserve"> о других участниках</w:t>
+      </w:r>
+      <w:r>
+        <w:rPr>
+          <w:lang w:val="ru-RU"/>
+        </w:rPr>
+        <w:t xml:space="preserve"> </w:t>
+      </w:r>
+      <w:r>
+        <w:rPr>
+          <w:b/>
+          <w:i/>
+          <w:lang w:val="ru-RU"/>
+        </w:rPr>
+        <w:t>–</w:t>
+      </w:r>
+      <w:r>
+        <w:rPr>
+          <w:lang w:val="ru-RU"/>
+        </w:rPr>
+        <w:t xml:space="preserve"> </w:t>
+      </w:r>
+      <w:r>
+        <w:rPr>
+          <w:lang w:val="ru-RU"/>
+        </w:rPr>
+        <w:t>капитал, наличные, взятые ссуды, всё, что касается готовой продукции, имеющихся и строящихся фабрик;</w:t>
+      </w:r>
+    </w:p>
+    <w:p>
+      <w:pPr>
+        <w:widowControl w:val="0"/>
+        <w:numPr>
+          <w:ilvl w:val="1"/>
+          <w:numId w:val="11"/>
+        </w:numPr>
+        <w:tabs>
+          <w:tab w:val="clear" w:pos="1931"/>
+          <w:tab w:val="left" w:pos="1843"/>
+        </w:tabs>
+        <w:autoSpaceDE w:val="0"/>
+        <w:autoSpaceDN w:val="0"/>
+        <w:adjustRightInd w:val="0"/>
+        <w:ind w:left="709" w:firstLine="709"/>
+        <w:jc w:val="both"/>
+        <w:rPr>
+          <w:szCs w:val="28"/>
+          <w:lang w:val="ru-RU"/>
+        </w:rPr>
+      </w:pPr>
+      <w:r>
+        <w:rPr>
+          <w:szCs w:val="28"/>
+          <w:lang w:val="ru-RU"/>
+        </w:rPr>
+        <w:t>выдача справочной информации;</w:t>
+      </w:r>
+    </w:p>
+    <w:p>
+      <w:pPr>
+        <w:widowControl w:val="0"/>
+        <w:numPr>
+          <w:ilvl w:val="0"/>
+          <w:numId w:val="42"/>
+        </w:numPr>
+        <w:tabs>
+          <w:tab w:val="left" w:pos="1134"/>
+        </w:tabs>
+        <w:autoSpaceDE w:val="0"/>
+        <w:autoSpaceDN w:val="0"/>
+        <w:adjustRightInd w:val="0"/>
+        <w:ind w:firstLine="709"/>
+        <w:jc w:val="both"/>
+        <w:rPr>
+          <w:rFonts w:ascii="Times New Roman CYR" w:hAnsi="Times New Roman CYR" w:cs="Times New Roman CYR"/>
+          <w:szCs w:val="28"/>
+          <w:lang w:val="ru-RU"/>
+        </w:rPr>
+      </w:pPr>
+      <w:r>
+        <w:rPr>
+          <w:rFonts w:ascii="Times New Roman CYR" w:hAnsi="Times New Roman CYR" w:cs="Times New Roman CYR"/>
+          <w:szCs w:val="28"/>
+          <w:lang w:val="ru-RU"/>
+        </w:rPr>
         <w:lastRenderedPageBreak/>
-        <w:t>Игра будет накладывать ограничения на действия Игрока, ограничивая его доступный игровой баланс, лимит кредитования и производственные мощности завода. Основная задача Игрока будет заключаться в эффективном управлении предприятием в этих условиях с целью максимизации своего финансового благополучия.</w:t>
-      </w:r>
-    </w:p>
-    <w:p>
-      <w:pPr>
-        <w:pStyle w:val="a9"/>
-        <w:rPr>
-          <w:lang w:eastAsia="ru-RU"/>
-        </w:rPr>
-      </w:pPr>
-      <w:r>
-        <w:rPr>
-          <w:lang w:eastAsia="ru-RU"/>
-        </w:rPr>
-        <w:t>Таким образом, систем</w:t>
-      </w:r>
-      <w:r>
-        <w:rPr>
-          <w:lang w:eastAsia="ru-RU"/>
+        <w:t xml:space="preserve">функции </w:t>
+      </w:r>
+      <w:r>
+        <w:rPr>
+          <w:rFonts w:ascii="Times New Roman CYR" w:hAnsi="Times New Roman CYR" w:cs="Times New Roman CYR"/>
+          <w:szCs w:val="28"/>
+          <w:lang w:val="ru-RU"/>
+        </w:rPr>
+        <w:t>банка</w:t>
+      </w:r>
+      <w:r>
+        <w:rPr>
+          <w:rFonts w:ascii="Times New Roman CYR" w:hAnsi="Times New Roman CYR" w:cs="Times New Roman CYR"/>
+          <w:szCs w:val="28"/>
+          <w:lang w:val="ru-RU"/>
+        </w:rPr>
+        <w:t>:</w:t>
+      </w:r>
+    </w:p>
+    <w:p>
+      <w:pPr>
+        <w:widowControl w:val="0"/>
+        <w:numPr>
+          <w:ilvl w:val="1"/>
+          <w:numId w:val="11"/>
+        </w:numPr>
+        <w:tabs>
+          <w:tab w:val="clear" w:pos="1931"/>
+          <w:tab w:val="num" w:pos="2127"/>
+        </w:tabs>
+        <w:autoSpaceDE w:val="0"/>
+        <w:autoSpaceDN w:val="0"/>
+        <w:adjustRightInd w:val="0"/>
+        <w:ind w:left="1418"/>
+        <w:jc w:val="both"/>
+        <w:rPr>
+          <w:szCs w:val="28"/>
+          <w:lang w:val="ru-RU"/>
+        </w:rPr>
+      </w:pPr>
+      <w:r>
+        <w:rPr>
+          <w:szCs w:val="28"/>
+          <w:lang w:val="ru-RU"/>
+        </w:rPr>
+        <w:t>формирование цен на ЕГП и ЕСМ;</w:t>
+      </w:r>
+    </w:p>
+    <w:p>
+      <w:pPr>
+        <w:widowControl w:val="0"/>
+        <w:numPr>
+          <w:ilvl w:val="1"/>
+          <w:numId w:val="11"/>
+        </w:numPr>
+        <w:tabs>
+          <w:tab w:val="clear" w:pos="1931"/>
+          <w:tab w:val="num" w:pos="2127"/>
+        </w:tabs>
+        <w:autoSpaceDE w:val="0"/>
+        <w:autoSpaceDN w:val="0"/>
+        <w:adjustRightInd w:val="0"/>
+        <w:ind w:left="1418"/>
+        <w:jc w:val="both"/>
+        <w:rPr>
+          <w:szCs w:val="28"/>
+          <w:lang w:val="ru-RU"/>
+        </w:rPr>
+      </w:pPr>
+      <w:r>
+        <w:rPr>
+          <w:szCs w:val="28"/>
+          <w:lang w:val="ru-RU"/>
+        </w:rPr>
+        <w:t>рассмотрение заявок игроков на продажу ЕГП и покупку ЕГП;</w:t>
+      </w:r>
+    </w:p>
+    <w:p>
+      <w:pPr>
+        <w:widowControl w:val="0"/>
+        <w:numPr>
+          <w:ilvl w:val="1"/>
+          <w:numId w:val="11"/>
+        </w:numPr>
+        <w:tabs>
+          <w:tab w:val="clear" w:pos="1931"/>
+          <w:tab w:val="num" w:pos="2127"/>
+        </w:tabs>
+        <w:autoSpaceDE w:val="0"/>
+        <w:autoSpaceDN w:val="0"/>
+        <w:adjustRightInd w:val="0"/>
+        <w:ind w:left="1418"/>
+        <w:jc w:val="both"/>
+        <w:rPr>
+          <w:szCs w:val="28"/>
+          <w:lang w:val="ru-RU"/>
+        </w:rPr>
+      </w:pPr>
+      <w:r>
+        <w:rPr>
+          <w:szCs w:val="28"/>
+          <w:lang w:val="ru-RU"/>
+        </w:rPr>
+        <w:t>рассмотрение заявок игроков на продажу ЕСМ и покупку ЕСМ;</w:t>
+      </w:r>
+    </w:p>
+    <w:p>
+      <w:pPr>
+        <w:widowControl w:val="0"/>
+        <w:numPr>
+          <w:ilvl w:val="0"/>
+          <w:numId w:val="42"/>
+        </w:numPr>
+        <w:tabs>
+          <w:tab w:val="left" w:pos="1134"/>
+        </w:tabs>
+        <w:autoSpaceDE w:val="0"/>
+        <w:autoSpaceDN w:val="0"/>
+        <w:adjustRightInd w:val="0"/>
+        <w:ind w:firstLine="709"/>
+        <w:jc w:val="both"/>
+        <w:rPr>
+          <w:rFonts w:ascii="Times New Roman CYR" w:hAnsi="Times New Roman CYR" w:cs="Times New Roman CYR"/>
+          <w:szCs w:val="28"/>
+          <w:lang w:val="ru-RU"/>
+        </w:rPr>
+      </w:pPr>
+      <w:r>
+        <w:rPr>
+          <w:rFonts w:ascii="Times New Roman CYR" w:hAnsi="Times New Roman CYR" w:cs="Times New Roman CYR"/>
+          <w:szCs w:val="28"/>
+          <w:lang w:val="ru-RU"/>
+        </w:rPr>
+        <w:t>функции игрока:</w:t>
+      </w:r>
+    </w:p>
+    <w:p>
+      <w:pPr>
+        <w:widowControl w:val="0"/>
+        <w:numPr>
+          <w:ilvl w:val="1"/>
+          <w:numId w:val="11"/>
+        </w:numPr>
+        <w:tabs>
+          <w:tab w:val="clear" w:pos="1931"/>
+          <w:tab w:val="num" w:pos="2127"/>
+        </w:tabs>
+        <w:autoSpaceDE w:val="0"/>
+        <w:autoSpaceDN w:val="0"/>
+        <w:adjustRightInd w:val="0"/>
+        <w:ind w:left="1418"/>
+        <w:jc w:val="both"/>
+        <w:rPr>
+          <w:szCs w:val="28"/>
+          <w:lang w:val="ru-RU"/>
+        </w:rPr>
+      </w:pPr>
+      <w:r>
+        <w:rPr>
+          <w:szCs w:val="28"/>
+          <w:lang w:val="ru-RU"/>
+        </w:rPr>
+        <w:t>регистрация пользователя в системе (ввод никнейма и выбор аватара);</w:t>
+      </w:r>
+    </w:p>
+    <w:p>
+      <w:pPr>
+        <w:widowControl w:val="0"/>
+        <w:numPr>
+          <w:ilvl w:val="1"/>
+          <w:numId w:val="11"/>
+        </w:numPr>
+        <w:tabs>
+          <w:tab w:val="clear" w:pos="1931"/>
+          <w:tab w:val="num" w:pos="2127"/>
+        </w:tabs>
+        <w:autoSpaceDE w:val="0"/>
+        <w:autoSpaceDN w:val="0"/>
+        <w:adjustRightInd w:val="0"/>
+        <w:ind w:left="1418"/>
+        <w:jc w:val="both"/>
+        <w:rPr>
+          <w:szCs w:val="28"/>
+          <w:lang w:val="ru-RU"/>
+        </w:rPr>
+      </w:pPr>
+      <w:r>
+        <w:rPr>
+          <w:szCs w:val="28"/>
+          <w:lang w:val="ru-RU"/>
+        </w:rPr>
+        <w:t>подключение к игровой сессии</w:t>
+      </w:r>
+      <w:r>
+        <w:rPr>
+          <w:szCs w:val="28"/>
+          <w:lang w:val="ru-RU"/>
+        </w:rPr>
+        <w:t>;</w:t>
+      </w:r>
+    </w:p>
+    <w:p>
+      <w:pPr>
+        <w:widowControl w:val="0"/>
+        <w:numPr>
+          <w:ilvl w:val="1"/>
+          <w:numId w:val="11"/>
+        </w:numPr>
+        <w:tabs>
+          <w:tab w:val="clear" w:pos="1931"/>
+          <w:tab w:val="num" w:pos="2127"/>
+        </w:tabs>
+        <w:autoSpaceDE w:val="0"/>
+        <w:autoSpaceDN w:val="0"/>
+        <w:adjustRightInd w:val="0"/>
+        <w:ind w:left="1418"/>
+        <w:jc w:val="both"/>
+        <w:rPr>
+          <w:szCs w:val="28"/>
+          <w:lang w:val="ru-RU"/>
+        </w:rPr>
+      </w:pPr>
+      <w:r>
+        <w:rPr>
+          <w:szCs w:val="28"/>
+          <w:lang w:val="ru-RU"/>
+        </w:rPr>
+        <w:t>создание собственной сессии</w:t>
+      </w:r>
+      <w:r>
+        <w:rPr>
+          <w:szCs w:val="28"/>
+          <w:lang w:val="ru-RU"/>
+        </w:rPr>
+        <w:t>;</w:t>
+      </w:r>
+    </w:p>
+    <w:p>
+      <w:pPr>
+        <w:widowControl w:val="0"/>
+        <w:numPr>
+          <w:ilvl w:val="1"/>
+          <w:numId w:val="11"/>
+        </w:numPr>
+        <w:tabs>
+          <w:tab w:val="clear" w:pos="1931"/>
+          <w:tab w:val="num" w:pos="2127"/>
+        </w:tabs>
+        <w:autoSpaceDE w:val="0"/>
+        <w:autoSpaceDN w:val="0"/>
+        <w:adjustRightInd w:val="0"/>
+        <w:ind w:left="1418"/>
+        <w:jc w:val="both"/>
+        <w:rPr>
+          <w:szCs w:val="28"/>
+          <w:lang w:val="ru-RU"/>
+        </w:rPr>
+      </w:pPr>
+      <w:r>
+        <w:rPr>
+          <w:szCs w:val="28"/>
+          <w:lang w:val="ru-RU"/>
+        </w:rPr>
+        <w:t>выбор доступных игровых действий, в зависимости от игровой ситуации</w:t>
+      </w:r>
+      <w:r>
+        <w:rPr>
+          <w:szCs w:val="28"/>
+          <w:lang w:val="ru-RU"/>
+        </w:rPr>
+        <w:t>:</w:t>
+      </w:r>
+    </w:p>
+    <w:p>
+      <w:pPr>
+        <w:widowControl w:val="0"/>
+        <w:numPr>
+          <w:ilvl w:val="0"/>
+          <w:numId w:val="23"/>
+        </w:numPr>
+        <w:autoSpaceDE w:val="0"/>
+        <w:autoSpaceDN w:val="0"/>
+        <w:adjustRightInd w:val="0"/>
+        <w:ind w:left="2127" w:hanging="284"/>
+        <w:jc w:val="both"/>
+        <w:rPr>
+          <w:rFonts w:ascii="Times New Roman CYR" w:hAnsi="Times New Roman CYR" w:cs="Times New Roman CYR"/>
+          <w:szCs w:val="28"/>
+          <w:lang w:val="ru-RU"/>
+        </w:rPr>
+      </w:pPr>
+      <w:r>
+        <w:rPr>
+          <w:rFonts w:ascii="Times New Roman CYR" w:hAnsi="Times New Roman CYR" w:cs="Times New Roman CYR"/>
+          <w:szCs w:val="28"/>
+          <w:lang w:val="ru-RU"/>
+        </w:rPr>
+        <w:t xml:space="preserve">подача </w:t>
+      </w:r>
+      <w:r>
+        <w:rPr>
+          <w:rFonts w:ascii="Times New Roman CYR" w:hAnsi="Times New Roman CYR" w:cs="Times New Roman CYR"/>
+          <w:szCs w:val="28"/>
+          <w:lang w:val="ru-RU"/>
+        </w:rPr>
+        <w:t xml:space="preserve">заявки на </w:t>
+      </w:r>
+      <w:r>
+        <w:rPr>
+          <w:rFonts w:ascii="Times New Roman CYR" w:hAnsi="Times New Roman CYR" w:cs="Times New Roman CYR"/>
+          <w:szCs w:val="28"/>
+          <w:lang w:val="ru-RU"/>
+        </w:rPr>
+        <w:t>получение сырья и материалов</w:t>
+      </w:r>
+      <w:r>
+        <w:rPr>
+          <w:rFonts w:ascii="Times New Roman CYR" w:hAnsi="Times New Roman CYR" w:cs="Times New Roman CYR"/>
+          <w:szCs w:val="28"/>
+          <w:lang w:val="ru-RU"/>
+        </w:rPr>
+        <w:t xml:space="preserve"> (необходимое количество ЕСМ и  предлаг</w:t>
+      </w:r>
+      <w:r>
+        <w:rPr>
+          <w:rFonts w:ascii="Times New Roman CYR" w:hAnsi="Times New Roman CYR" w:cs="Times New Roman CYR"/>
+          <w:szCs w:val="28"/>
+          <w:lang w:val="ru-RU"/>
         </w:rPr>
         <w:t>а</w:t>
       </w:r>
       <w:r>
         <w:rPr>
-          <w:lang w:eastAsia="ru-RU"/>
-        </w:rPr>
-        <w:t xml:space="preserve"> должна решать следующие задачи:</w:t>
-      </w:r>
-    </w:p>
-    <w:p>
-      <w:pPr>
-        <w:pStyle w:val="a"/>
-      </w:pPr>
-      <w:r>
-        <w:t>контроль подключения игроков к сессии</w:t>
-      </w:r>
-      <w:r>
-        <w:t>;</w:t>
-      </w:r>
-    </w:p>
-    <w:p>
-      <w:pPr>
-        <w:pStyle w:val="a"/>
-      </w:pPr>
-      <w:r>
-        <w:t>контроль времени выполнения хода;</w:t>
-      </w:r>
-    </w:p>
-    <w:p>
-      <w:pPr>
-        <w:pStyle w:val="a"/>
-      </w:pPr>
-      <w:r>
-        <w:t>контроль подачи заявок;</w:t>
-      </w:r>
-    </w:p>
-    <w:p>
-      <w:pPr>
-        <w:pStyle w:val="a"/>
-      </w:pPr>
-      <w:r>
-        <w:t>реализация игровых правил и логики игрового процесса;</w:t>
-      </w:r>
-    </w:p>
-    <w:p>
-      <w:pPr>
-        <w:pStyle w:val="a"/>
-      </w:pPr>
-      <w:r>
-        <w:t>обработка действий игроков и изменение состояния игры;</w:t>
-      </w:r>
-    </w:p>
-    <w:p>
-      <w:pPr>
-        <w:pStyle w:val="a"/>
-      </w:pPr>
-      <w:r>
-        <w:t>предоставление интерфейса для выбора действий игроками;</w:t>
-      </w:r>
-    </w:p>
-    <w:p>
-      <w:pPr>
-        <w:pStyle w:val="a"/>
-      </w:pPr>
-      <w:r>
-        <w:t>отображение актуальной игровой ситуации для каждого игрока;</w:t>
-      </w:r>
-    </w:p>
-    <w:p>
-      <w:pPr>
-        <w:pStyle w:val="a"/>
-      </w:pPr>
-      <w:r>
-        <w:t>ведение учета активов и капитала каждого игрока;</w:t>
-      </w:r>
-    </w:p>
-    <w:p>
-      <w:pPr>
-        <w:pStyle w:val="a"/>
-      </w:pPr>
-      <w:r>
-        <w:t>фиксация всех действий игроков в течение игры;</w:t>
-      </w:r>
-    </w:p>
-    <w:p>
-      <w:pPr>
-        <w:pStyle w:val="a"/>
-      </w:pPr>
-      <w:r>
-        <w:t>выдача справочной информации;</w:t>
-      </w:r>
-    </w:p>
-    <w:p>
-      <w:pPr>
-        <w:pStyle w:val="a"/>
-      </w:pPr>
-      <w:r>
-        <w:t>оплата постоянных издержек;</w:t>
-      </w:r>
-    </w:p>
-    <w:p>
-      <w:pPr>
-        <w:pStyle w:val="a"/>
-      </w:pPr>
-      <w:r>
-        <w:t>оплата ссудного процента;</w:t>
-      </w:r>
-    </w:p>
-    <w:p>
-      <w:pPr>
-        <w:pStyle w:val="a"/>
-      </w:pPr>
-      <w:r>
-        <w:t>погашение ссуд;</w:t>
-      </w:r>
-    </w:p>
-    <w:p>
-      <w:pPr>
-        <w:pStyle w:val="a"/>
-      </w:pPr>
-      <w:r>
-        <w:t>предоставление возможности просмотра открытой информации о других участниках;</w:t>
-      </w:r>
-    </w:p>
-    <w:p>
-      <w:pPr>
-        <w:pStyle w:val="a"/>
-      </w:pPr>
-      <w:r>
-        <w:t>формирование цен на ЕГП и ЕСМ;</w:t>
-      </w:r>
-    </w:p>
-    <w:p>
-      <w:pPr>
-        <w:pStyle w:val="a"/>
-      </w:pPr>
-      <w:r>
-        <w:t>рассмотр заявок игроков на продажу ЕГП и покупку ЕГП;</w:t>
-      </w:r>
-    </w:p>
-    <w:p>
-      <w:pPr>
-        <w:pStyle w:val="a"/>
-      </w:pPr>
-      <w:r>
-        <w:t>рассмотр заявок игроков на продажу ЕСМ и покупку ЕСМ;</w:t>
-      </w:r>
-    </w:p>
-    <w:p>
-      <w:pPr>
-        <w:pStyle w:val="a"/>
-      </w:pPr>
-      <w:r>
-        <w:t>предоставление возможности подключения к игрово</w:t>
-      </w:r>
-      <w:r>
-        <w:t>й сессии и создания собственной;</w:t>
-      </w:r>
-    </w:p>
-    <w:p>
-      <w:pPr>
-        <w:pStyle w:val="a"/>
-      </w:pPr>
-      <w:r>
-        <w:t>реализация выбора доступных игровых действий для игроков. е</w:t>
-      </w:r>
-      <w:r>
-        <w:t>д</w:t>
-      </w:r>
-      <w:r>
-        <w:t>иницы сырья и материалов (ЕСМ) −</w:t>
-      </w:r>
-      <w:r>
-        <w:t xml:space="preserve"> это ограниченный ресурс, необходимый для</w:t>
-      </w:r>
-      <w:r>
-        <w:t xml:space="preserve"> производства готовой продукции.</w:t>
+          <w:rFonts w:ascii="Times New Roman CYR" w:hAnsi="Times New Roman CYR" w:cs="Times New Roman CYR"/>
+          <w:szCs w:val="28"/>
+          <w:lang w:val="ru-RU"/>
+        </w:rPr>
+        <w:t>емую цену);</w:t>
+      </w:r>
+    </w:p>
+    <w:p>
+      <w:pPr>
+        <w:widowControl w:val="0"/>
+        <w:numPr>
+          <w:ilvl w:val="0"/>
+          <w:numId w:val="23"/>
+        </w:numPr>
+        <w:autoSpaceDE w:val="0"/>
+        <w:autoSpaceDN w:val="0"/>
+        <w:adjustRightInd w:val="0"/>
+        <w:ind w:left="2127" w:hanging="284"/>
+        <w:jc w:val="both"/>
+        <w:rPr>
+          <w:rFonts w:ascii="Times New Roman CYR" w:hAnsi="Times New Roman CYR" w:cs="Times New Roman CYR"/>
+          <w:szCs w:val="28"/>
+          <w:lang w:val="ru-RU"/>
+        </w:rPr>
+      </w:pPr>
+      <w:r>
+        <w:rPr>
+          <w:rFonts w:ascii="Times New Roman CYR" w:hAnsi="Times New Roman CYR" w:cs="Times New Roman CYR"/>
+          <w:szCs w:val="28"/>
+          <w:lang w:val="ru-RU"/>
+        </w:rPr>
+        <w:t>выбор количества для переработки ЕСМ в ЕГП;</w:t>
+      </w:r>
+    </w:p>
+    <w:p>
+      <w:pPr>
+        <w:widowControl w:val="0"/>
+        <w:numPr>
+          <w:ilvl w:val="0"/>
+          <w:numId w:val="23"/>
+        </w:numPr>
+        <w:autoSpaceDE w:val="0"/>
+        <w:autoSpaceDN w:val="0"/>
+        <w:adjustRightInd w:val="0"/>
+        <w:ind w:left="2127" w:hanging="284"/>
+        <w:jc w:val="both"/>
+        <w:rPr>
+          <w:rFonts w:ascii="Times New Roman CYR" w:hAnsi="Times New Roman CYR" w:cs="Times New Roman CYR"/>
+          <w:szCs w:val="28"/>
+          <w:lang w:val="ru-RU"/>
+        </w:rPr>
+      </w:pPr>
+      <w:r>
+        <w:rPr>
+          <w:rFonts w:ascii="Times New Roman CYR" w:hAnsi="Times New Roman CYR" w:cs="Times New Roman CYR"/>
+          <w:szCs w:val="28"/>
+          <w:lang w:val="ru-RU"/>
+        </w:rPr>
+        <w:t>подача заявки на продажу продукции ЕГП и предлагаемую цену;</w:t>
+      </w:r>
+    </w:p>
+    <w:p>
+      <w:pPr>
+        <w:widowControl w:val="0"/>
+        <w:numPr>
+          <w:ilvl w:val="0"/>
+          <w:numId w:val="23"/>
+        </w:numPr>
+        <w:autoSpaceDE w:val="0"/>
+        <w:autoSpaceDN w:val="0"/>
+        <w:adjustRightInd w:val="0"/>
+        <w:ind w:left="2127" w:hanging="284"/>
+        <w:jc w:val="both"/>
+        <w:rPr>
+          <w:rFonts w:ascii="Times New Roman CYR" w:hAnsi="Times New Roman CYR" w:cs="Times New Roman CYR"/>
+          <w:szCs w:val="28"/>
+          <w:lang w:val="ru-RU"/>
+        </w:rPr>
+      </w:pPr>
+      <w:r>
+        <w:rPr>
+          <w:rFonts w:ascii="Times New Roman CYR" w:hAnsi="Times New Roman CYR" w:cs="Times New Roman CYR"/>
+          <w:szCs w:val="28"/>
+          <w:lang w:val="ru-RU"/>
+        </w:rPr>
+        <w:t>выбор ссуды;</w:t>
+      </w:r>
+    </w:p>
+    <w:p>
+      <w:pPr>
+        <w:widowControl w:val="0"/>
+        <w:numPr>
+          <w:ilvl w:val="0"/>
+          <w:numId w:val="23"/>
+        </w:numPr>
+        <w:autoSpaceDE w:val="0"/>
+        <w:autoSpaceDN w:val="0"/>
+        <w:adjustRightInd w:val="0"/>
+        <w:ind w:left="2127" w:hanging="284"/>
+        <w:jc w:val="both"/>
+        <w:rPr>
+          <w:rFonts w:ascii="Times New Roman CYR" w:hAnsi="Times New Roman CYR" w:cs="Times New Roman CYR"/>
+          <w:szCs w:val="28"/>
+          <w:lang w:val="ru-RU"/>
+        </w:rPr>
+      </w:pPr>
+      <w:r>
+        <w:rPr>
+          <w:rFonts w:ascii="Times New Roman CYR" w:hAnsi="Times New Roman CYR" w:cs="Times New Roman CYR"/>
+          <w:szCs w:val="28"/>
+          <w:lang w:val="ru-RU"/>
+        </w:rPr>
+        <w:t>подача заявки на строительство;</w:t>
+      </w:r>
+    </w:p>
+    <w:p>
+      <w:pPr>
+        <w:widowControl w:val="0"/>
+        <w:numPr>
+          <w:ilvl w:val="1"/>
+          <w:numId w:val="11"/>
+        </w:numPr>
+        <w:tabs>
+          <w:tab w:val="clear" w:pos="1931"/>
+          <w:tab w:val="num" w:pos="2127"/>
+        </w:tabs>
+        <w:autoSpaceDE w:val="0"/>
+        <w:autoSpaceDN w:val="0"/>
+        <w:adjustRightInd w:val="0"/>
+        <w:ind w:left="1418"/>
+        <w:jc w:val="both"/>
+        <w:rPr>
+          <w:rFonts w:ascii="Times New Roman CYR" w:hAnsi="Times New Roman CYR" w:cs="Times New Roman CYR"/>
+          <w:szCs w:val="28"/>
+          <w:lang w:val="ru-RU"/>
+        </w:rPr>
+      </w:pPr>
+      <w:r>
+        <w:rPr>
+          <w:rFonts w:ascii="Times New Roman CYR" w:hAnsi="Times New Roman CYR" w:cs="Times New Roman CYR"/>
+          <w:szCs w:val="28"/>
+          <w:lang w:val="ru-RU"/>
+        </w:rPr>
+        <w:t>просмотр лога игры после очередного хода;</w:t>
+      </w:r>
+    </w:p>
+    <w:p>
+      <w:pPr>
+        <w:widowControl w:val="0"/>
+        <w:numPr>
+          <w:ilvl w:val="1"/>
+          <w:numId w:val="11"/>
+        </w:numPr>
+        <w:tabs>
+          <w:tab w:val="clear" w:pos="1931"/>
+          <w:tab w:val="num" w:pos="2127"/>
+        </w:tabs>
+        <w:autoSpaceDE w:val="0"/>
+        <w:autoSpaceDN w:val="0"/>
+        <w:adjustRightInd w:val="0"/>
+        <w:ind w:left="1418"/>
+        <w:jc w:val="both"/>
+        <w:rPr>
+          <w:rFonts w:ascii="Times New Roman CYR" w:hAnsi="Times New Roman CYR" w:cs="Times New Roman CYR"/>
+          <w:szCs w:val="28"/>
+          <w:lang w:val="ru-RU"/>
+        </w:rPr>
+      </w:pPr>
+      <w:r>
+        <w:rPr>
+          <w:rFonts w:ascii="Times New Roman CYR" w:hAnsi="Times New Roman CYR" w:cs="Times New Roman CYR"/>
+          <w:szCs w:val="28"/>
+          <w:lang w:val="ru-RU"/>
+        </w:rPr>
+        <w:t>пропуск хода;</w:t>
+      </w:r>
+    </w:p>
+    <w:p>
+      <w:pPr>
+        <w:widowControl w:val="0"/>
+        <w:numPr>
+          <w:ilvl w:val="1"/>
+          <w:numId w:val="11"/>
+        </w:numPr>
+        <w:tabs>
+          <w:tab w:val="clear" w:pos="1931"/>
+          <w:tab w:val="num" w:pos="2127"/>
+        </w:tabs>
+        <w:autoSpaceDE w:val="0"/>
+        <w:autoSpaceDN w:val="0"/>
+        <w:adjustRightInd w:val="0"/>
+        <w:ind w:left="1418"/>
+        <w:jc w:val="both"/>
+        <w:rPr>
+          <w:rFonts w:ascii="Times New Roman CYR" w:hAnsi="Times New Roman CYR" w:cs="Times New Roman CYR"/>
+          <w:szCs w:val="28"/>
+          <w:lang w:val="ru-RU"/>
+        </w:rPr>
+      </w:pPr>
+      <w:r>
+        <w:rPr>
+          <w:rFonts w:ascii="Times New Roman CYR" w:hAnsi="Times New Roman CYR" w:cs="Times New Roman CYR"/>
+          <w:szCs w:val="28"/>
+          <w:lang w:val="ru-RU"/>
+        </w:rPr>
+        <w:t>признание себя банкротом;</w:t>
+      </w:r>
+    </w:p>
+    <w:p>
+      <w:pPr>
+        <w:widowControl w:val="0"/>
+        <w:numPr>
+          <w:ilvl w:val="1"/>
+          <w:numId w:val="11"/>
+        </w:numPr>
+        <w:tabs>
+          <w:tab w:val="clear" w:pos="1931"/>
+          <w:tab w:val="num" w:pos="2127"/>
+        </w:tabs>
+        <w:autoSpaceDE w:val="0"/>
+        <w:autoSpaceDN w:val="0"/>
+        <w:adjustRightInd w:val="0"/>
+        <w:ind w:left="1418"/>
+        <w:jc w:val="both"/>
+        <w:rPr>
+          <w:rFonts w:ascii="Times New Roman CYR" w:hAnsi="Times New Roman CYR" w:cs="Times New Roman CYR"/>
+          <w:szCs w:val="28"/>
+          <w:lang w:val="ru-RU"/>
+        </w:rPr>
+      </w:pPr>
+      <w:r>
+        <w:rPr>
+          <w:rFonts w:ascii="Times New Roman CYR" w:hAnsi="Times New Roman CYR" w:cs="Times New Roman CYR"/>
+          <w:szCs w:val="28"/>
+          <w:lang w:val="ru-RU"/>
+        </w:rPr>
+        <w:t>просмотр справочной информации.</w:t>
       </w:r>
     </w:p>
     <w:p>
@@ -16303,15 +17379,9 @@
         <w:t xml:space="preserve"> </w:t>
       </w:r>
       <w:r>
-        <w:rPr>
-          <w:color w:val="FF0000"/>
-        </w:rPr>
         <w:t>(КСА)</w:t>
       </w:r>
       <w:r>
-        <w:rPr>
-          <w:color w:val="FF0000"/>
-        </w:rPr>
         <w:t xml:space="preserve"> </w:t>
       </w:r>
       <w:r>
@@ -16362,6 +17432,7 @@
         <w:rPr>
           <w:noProof/>
           <w:color w:val="FF0000"/>
+          <w:lang w:eastAsia="ru-RU"/>
         </w:rPr>
         <w:drawing>
           <wp:anchor distT="0" distB="0" distL="114300" distR="114300" simplePos="0" relativeHeight="251669504" behindDoc="1" locked="0" layoutInCell="1" allowOverlap="1" wp14:anchorId="7199725D" wp14:editId="4DBDE2B1">
@@ -16540,16 +17611,6 @@
     </w:p>
     <w:p>
       <w:pPr>
-        <w:pStyle w:val="a"/>
-        <w:numPr>
-          <w:ilvl w:val="0"/>
-          <w:numId w:val="0"/>
-        </w:numPr>
-        <w:ind w:left="852" w:hanging="284"/>
-      </w:pPr>
-    </w:p>
-    <w:p>
-      <w:pPr>
         <w:pStyle w:val="a8"/>
       </w:pPr>
       <w:r>
@@ -16558,9 +17619,9 @@
           <w:color w:val="FF0000"/>
         </w:rPr>
         <w:drawing>
-          <wp:inline distT="0" distB="0" distL="0" distR="0" wp14:anchorId="674E7D08" wp14:editId="35681BAA">
-            <wp:extent cx="5981700" cy="2389956"/>
-            <wp:effectExtent l="0" t="0" r="0" b="0"/>
+          <wp:inline distT="0" distB="0" distL="0" distR="0" wp14:anchorId="674E7D08" wp14:editId="10B523DE">
+            <wp:extent cx="5979007" cy="2009554"/>
+            <wp:effectExtent l="0" t="0" r="3175" b="0"/>
             <wp:docPr id="81421258" name="Рисунок 1" descr="Изображение выглядит как текст, снимок экрана, диаграмма, Прямоугольник&#10;&#10;Автоматически созданное описание"/>
             <wp:cNvGraphicFramePr>
               <a:graphicFrameLocks xmlns:a="http://schemas.openxmlformats.org/drawingml/2006/main" noChangeAspect="1"/>
@@ -16572,20 +17633,27 @@
                     <pic:cNvPr id="290169740" name="Рисунок 1" descr="Изображение выглядит как текст, снимок экрана, диаграмма, Прямоугольник&#10;&#10;Автоматически созданное описание"/>
                     <pic:cNvPicPr/>
                   </pic:nvPicPr>
-                  <pic:blipFill>
+                  <pic:blipFill rotWithShape="1">
                     <a:blip r:embed="rId17"/>
-                    <a:stretch>
-                      <a:fillRect/>
-                    </a:stretch>
+                    <a:srcRect t="10235" b="5644"/>
+                    <a:stretch/>
                   </pic:blipFill>
-                  <pic:spPr>
+                  <pic:spPr bwMode="auto">
                     <a:xfrm>
                       <a:off x="0" y="0"/>
-                      <a:ext cx="6030092" cy="2409291"/>
+                      <a:ext cx="6030092" cy="2026724"/>
                     </a:xfrm>
                     <a:prstGeom prst="rect">
                       <a:avLst/>
                     </a:prstGeom>
+                    <a:ln>
+                      <a:noFill/>
+                    </a:ln>
+                    <a:extLst>
+                      <a:ext uri="{53640926-AAD7-44D8-BBD7-CCE9431645EC}">
+                        <a14:shadowObscured xmlns:a14="http://schemas.microsoft.com/office/drawing/2010/main"/>
+                      </a:ext>
+                    </a:extLst>
                   </pic:spPr>
                 </pic:pic>
               </a:graphicData>
@@ -16705,8 +17773,16 @@
         </w:rPr>
       </w:pPr>
       <w:r>
-        <w:lastRenderedPageBreak/>
-        <w:t xml:space="preserve">Протоколов передачи существует огромное множество </w:t>
+        <w:t>Протоколов передачи</w:t>
+      </w:r>
+      <w:r>
+        <w:t xml:space="preserve"> </w:t>
+      </w:r>
+      <w:r>
+        <w:t>данных</w:t>
+      </w:r>
+      <w:r>
+        <w:t xml:space="preserve"> существует огромное множество </w:t>
       </w:r>
       <w:r>
         <w:t>[10].</w:t>
@@ -16746,7 +17822,11 @@
         <w:t>),</w:t>
       </w:r>
       <w:r>
-        <w:t xml:space="preserve"> создавался для передачи HTML-файлов, но впоследствии пригодился для всех файлов в сети. Этот протокол клиент-серверного типа не сохраняет промежуточное состояние. Для обмена информацией об</w:t>
+        <w:t xml:space="preserve"> создавался для передачи HTML-файлов, но впоследствии пригодился </w:t>
+      </w:r>
+      <w:r>
+        <w:lastRenderedPageBreak/>
+        <w:t>для всех файлов в сети. Этот протокол клиент-серверного типа не сохраняет промежуточное состояние. Для обмена информацией об</w:t>
       </w:r>
       <w:r>
         <w:t xml:space="preserve">ычно используется TCP/IP. </w:t>
@@ -16882,11 +17962,7 @@
         <w:t xml:space="preserve">− </w:t>
       </w:r>
       <w:r>
-        <w:t xml:space="preserve">протокол связи поверх TCP-соединения, предназначенный для обмена сообщениями между браузером и веб-сервером, используя постоянное соединение. Протокол WebSocket позволил сделать соединение двунаправленным и постоянным. Сервер может не только отвечать на запрос </w:t>
-      </w:r>
-      <w:r>
-        <w:lastRenderedPageBreak/>
-        <w:t>клиента, но и самостоятельно передавать новую информацию по мере ее поступления. Обмен данными происходит в рамках одного установленного соединения в режиме реального времени.</w:t>
+        <w:t>протокол связи поверх TCP-соединения, предназначенный для обмена сообщениями между браузером и веб-сервером, используя постоянное соединение. Протокол WebSocket позволил сделать соединение двунаправленным и постоянным. Сервер может не только отвечать на запрос клиента, но и самостоятельно передавать новую информацию по мере ее поступления. Обмен данными происходит в рамках одного установленного соединения в режиме реального времени.</w:t>
       </w:r>
     </w:p>
     <w:p>
@@ -16899,13 +17975,14 @@
         <w:ind w:firstLine="708"/>
       </w:pPr>
       <w:r>
-        <w:t>Network Time Protocol (</w:t>
+        <w:lastRenderedPageBreak/>
+        <w:t>Secure Shell (</w:t>
       </w:r>
       <w:r>
         <w:rPr>
           <w:lang w:val="en-US"/>
         </w:rPr>
-        <w:t>NTP</w:t>
+        <w:t>SSH</w:t>
       </w:r>
       <w:r>
         <w:t xml:space="preserve">) </w:t>
@@ -16917,10 +17994,10 @@
         <w:t xml:space="preserve"> </w:t>
       </w:r>
       <w:r>
-        <w:t>протокол для синхронизации локальных часов устройства с точным временем в интернете. NTP работает на базе алгоритма Марзулло поверх UDP. За счёт этого удаётся добиться более высокой точности вре</w:t>
-      </w:r>
-      <w:r>
-        <w:t>мени и скорости передачи данных.</w:t>
+        <w:t>защищённый протокол прикладного уровня, необходимый для удалённого управления ОС через протокол TCP. В SSH весь трафик шифруется с использованием заданного вами алгоритма шифрования. Протокол позволяет обрабатывать другие сетевые протоколы передачи</w:t>
+      </w:r>
+      <w:r>
+        <w:t>, включая аудио- или видеопоток.</w:t>
       </w:r>
     </w:p>
     <w:p>
@@ -16933,74 +18010,6 @@
         <w:ind w:firstLine="708"/>
       </w:pPr>
       <w:r>
-        <w:t>Secure Shell (</w:t>
-      </w:r>
-      <w:r>
-        <w:rPr>
-          <w:lang w:val="en-US"/>
-        </w:rPr>
-        <w:t>SSH</w:t>
-      </w:r>
-      <w:r>
-        <w:t xml:space="preserve">) </w:t>
-      </w:r>
-      <w:r>
-        <w:t>−</w:t>
-      </w:r>
-      <w:r>
-        <w:t xml:space="preserve"> </w:t>
-      </w:r>
-      <w:r>
-        <w:t>защищённый протокол прикладного уровня, необходимый для удалённого управления ОС через протокол TCP. В SSH весь трафик шифруется с использованием заданного вами алгоритма шифрования. Протокол позволяет обрабатывать другие сетевые протоколы передачи</w:t>
-      </w:r>
-      <w:r>
-        <w:t>, включая аудио- или видеопоток.</w:t>
-      </w:r>
-    </w:p>
-    <w:p>
-      <w:pPr>
-        <w:pStyle w:val="a"/>
-        <w:numPr>
-          <w:ilvl w:val="0"/>
-          <w:numId w:val="0"/>
-        </w:numPr>
-        <w:ind w:firstLine="708"/>
-      </w:pPr>
-      <w:r>
-        <w:t>Internet Control Message Protocol (</w:t>
-      </w:r>
-      <w:r>
-        <w:rPr>
-          <w:lang w:val="en-US"/>
-        </w:rPr>
-        <w:t>ICMP</w:t>
-      </w:r>
-      <w:r>
-        <w:t xml:space="preserve">) </w:t>
-      </w:r>
-      <w:r>
-        <w:t>−</w:t>
-      </w:r>
-      <w:r>
-        <w:t xml:space="preserve"> </w:t>
-      </w:r>
-      <w:r>
-        <w:t>важный протокол, который нужен для слежения за ошибками во взаимодействии устройств. Он диагностирует проблемы и определяет, получены ли данные отправителем</w:t>
-      </w:r>
-      <w:r>
-        <w:t>.</w:t>
-      </w:r>
-    </w:p>
-    <w:p>
-      <w:pPr>
-        <w:pStyle w:val="a"/>
-        <w:numPr>
-          <w:ilvl w:val="0"/>
-          <w:numId w:val="0"/>
-        </w:numPr>
-        <w:ind w:firstLine="708"/>
-      </w:pPr>
-      <w:r>
         <w:t>User Datagram Protocol (</w:t>
       </w:r>
       <w:r>
@@ -17038,7 +18047,19 @@
         <w:ind w:left="709"/>
       </w:pPr>
       <w:r>
-        <w:t>В клиент-серверной архитектуре можно выделить два типа клиента:</w:t>
+        <w:t>В клиент-серверной архитектуре</w:t>
+      </w:r>
+      <w:r>
+        <w:t xml:space="preserve"> (</w:t>
+      </w:r>
+      <w:r>
+        <w:t>КСА</w:t>
+      </w:r>
+      <w:r>
+        <w:t>)</w:t>
+      </w:r>
+      <w:r>
+        <w:t xml:space="preserve"> можно выделить два типа клиента:</w:t>
       </w:r>
     </w:p>
     <w:p>
@@ -17051,7 +18072,19 @@
         <w:ind w:left="0" w:firstLine="709"/>
       </w:pPr>
       <w:r>
-        <w:t>КСА с тонким клиентом, где большая часть логики приложения выполняется на сервере, а клиентская сторона выполняет только представление данн</w:t>
+        <w:t xml:space="preserve">КСА с </w:t>
+      </w:r>
+      <w:r>
+        <w:t>“</w:t>
+      </w:r>
+      <w:r>
+        <w:t>тонким</w:t>
+      </w:r>
+      <w:r>
+        <w:t>”</w:t>
+      </w:r>
+      <w:r>
+        <w:t xml:space="preserve"> клиентом, где большая часть логики приложения выполняется на сервере, а клиентская сторона выполняет только представление данн</w:t>
       </w:r>
       <w:r>
         <w:t>ых и пользовательский интерфейс, таким образом с</w:t>
@@ -17073,7 +18106,19 @@
         <w:ind w:left="0" w:firstLine="709"/>
       </w:pPr>
       <w:r>
-        <w:t>КСА с толстым клиентом, где</w:t>
+        <w:t xml:space="preserve">КСА с </w:t>
+      </w:r>
+      <w:r>
+        <w:t>“</w:t>
+      </w:r>
+      <w:r>
+        <w:t>толстым</w:t>
+      </w:r>
+      <w:r>
+        <w:t>”</w:t>
+      </w:r>
+      <w:r>
+        <w:t xml:space="preserve"> клиентом, где</w:t>
       </w:r>
       <w:r>
         <w:t xml:space="preserve"> клиентская сторона обрабатывает большую часть логики приложений, чем в предыдущем типе и выполняет множество о</w:t>
@@ -17096,82 +18141,91 @@
         <w:t xml:space="preserve"> клиент-серверную архитектуру</w:t>
       </w:r>
       <w:r>
-        <w:t xml:space="preserve"> с тонким клиентом</w:t>
-      </w:r>
-      <w:r>
-        <w:t xml:space="preserve">, так как она позволяет снизить требования к клиентским </w:t>
-      </w:r>
+        <w:t xml:space="preserve"> с </w:t>
+      </w:r>
+      <w:r>
+        <w:t>“</w:t>
+      </w:r>
+      <w:r>
+        <w:t>тонким</w:t>
+      </w:r>
+      <w:r>
+        <w:t>”</w:t>
+      </w:r>
+      <w:r>
+        <w:t xml:space="preserve"> клиентом</w:t>
+      </w:r>
+      <w:r>
+        <w:t xml:space="preserve">, так как она позволяет снизить требования к клиентским устройствам и упростить </w:t>
+      </w:r>
+      <w:r>
+        <w:t>контроль над игровым процессом, минимизировав необходимость в обновлениях на стороне клиента.</w:t>
+      </w:r>
+      <w:r>
+        <w:t xml:space="preserve"> </w:t>
+      </w:r>
+      <w:r>
+        <w:t>Кроме того, ввиду отсутствия необходимости хранить данные пользователей в базе данных было решено выбрать двухуровневую архитектуру, предоставляющую более быстрое время отклика и упрощающую разработку приложения.</w:t>
+      </w:r>
+      <w:r>
+        <w:t xml:space="preserve"> </w:t>
+      </w:r>
+      <w:r>
+        <w:t xml:space="preserve">Для передачи файлов с гипертекстовой разметкой нам понадобится протокол </w:t>
+      </w:r>
+      <w:r>
+        <w:rPr>
+          <w:lang w:val="en-US"/>
+        </w:rPr>
+        <w:t>HTTP</w:t>
+      </w:r>
+      <w:r>
+        <w:t xml:space="preserve">, </w:t>
+      </w:r>
+      <w:r>
+        <w:t xml:space="preserve">протокол </w:t>
+      </w:r>
+      <w:r>
+        <w:rPr>
+          <w:lang w:val="en-US"/>
+        </w:rPr>
+        <w:t>WebSocket</w:t>
+      </w:r>
+      <w:r>
+        <w:t xml:space="preserve"> </w:t>
+      </w:r>
+      <w:r>
+        <w:t xml:space="preserve">для организации двунаправленного соединения между клиентом и сервером и протокол </w:t>
+      </w:r>
+      <w:r>
+        <w:rPr>
+          <w:lang w:val="en-US"/>
+        </w:rPr>
+        <w:t>IP</w:t>
+      </w:r>
+      <w:r>
+        <w:t xml:space="preserve"> </w:t>
+      </w:r>
+      <w:r>
+        <w:t xml:space="preserve">для </w:t>
+      </w:r>
+      <w:r>
+        <w:t>маршрутизаци</w:t>
+      </w:r>
+      <w:r>
+        <w:t>и</w:t>
+      </w:r>
+      <w:r>
+        <w:t xml:space="preserve"> пакетов данных между устройствами, обеспечивая их доставку от источника к получателю.</w:t>
+      </w:r>
+    </w:p>
+    <w:p>
+      <w:pPr>
+        <w:pStyle w:val="a2"/>
+      </w:pPr>
+      <w:bookmarkStart w:id="15" w:name="_Toc90897443"/>
       <w:r>
         <w:lastRenderedPageBreak/>
-        <w:t xml:space="preserve">устройствам и упростить </w:t>
-      </w:r>
-      <w:r>
-        <w:t>контроль над игровым процессом, минимизировав необходимость в обновлениях на стороне клиента.</w:t>
-      </w:r>
-      <w:r>
-        <w:t xml:space="preserve"> </w:t>
-      </w:r>
-      <w:r>
-        <w:t>Кроме того, ввиду отсутствия необходимости хранить данные пользователей в базе данных было решено выбрать двухуровневую архитектуру, предоставляющую более быстрое время отклика и упрощающую разработку приложения.</w:t>
-      </w:r>
-      <w:r>
-        <w:t xml:space="preserve"> </w:t>
-      </w:r>
-      <w:r>
-        <w:t xml:space="preserve">Для передачи файлов с гипертекстовой разметкой нам понадобится протокол </w:t>
-      </w:r>
-      <w:r>
-        <w:rPr>
-          <w:lang w:val="en-US"/>
-        </w:rPr>
-        <w:t>HTTP</w:t>
-      </w:r>
-      <w:r>
-        <w:t xml:space="preserve">, </w:t>
-      </w:r>
-      <w:r>
-        <w:t xml:space="preserve">протокол </w:t>
-      </w:r>
-      <w:r>
-        <w:rPr>
-          <w:lang w:val="en-US"/>
-        </w:rPr>
-        <w:t>WebSocket</w:t>
-      </w:r>
-      <w:r>
-        <w:t xml:space="preserve"> </w:t>
-      </w:r>
-      <w:r>
-        <w:t xml:space="preserve">для организации двунаправленного соединения между клиентом и сервером и протокол </w:t>
-      </w:r>
-      <w:r>
-        <w:rPr>
-          <w:lang w:val="en-US"/>
-        </w:rPr>
-        <w:t>IP</w:t>
-      </w:r>
-      <w:r>
-        <w:t xml:space="preserve"> </w:t>
-      </w:r>
-      <w:r>
-        <w:t xml:space="preserve">для </w:t>
-      </w:r>
-      <w:r>
-        <w:t>маршрутизаци</w:t>
-      </w:r>
-      <w:r>
-        <w:t>и</w:t>
-      </w:r>
-      <w:r>
-        <w:t xml:space="preserve"> пакетов данных между устройствами, обеспечивая их доставку от источника к получателю.</w:t>
-      </w:r>
-    </w:p>
-    <w:p>
-      <w:pPr>
-        <w:pStyle w:val="a2"/>
-      </w:pPr>
-      <w:bookmarkStart w:id="15" w:name="_Toc90897443"/>
-      <w:r>
         <w:t>Структурная схема системы</w:t>
       </w:r>
       <w:bookmarkEnd w:id="15"/>
@@ -17375,15 +18429,14 @@
       </w:pPr>
       <w:r>
         <w:rPr>
-          <w:noProof/>
           <w:lang w:val="ru-RU"/>
         </w:rPr>
         <w:lastRenderedPageBreak/>
         <w:drawing>
-          <wp:inline distT="0" distB="0" distL="0" distR="0" wp14:anchorId="47563372" wp14:editId="51007BF2">
-            <wp:extent cx="8507012" cy="4286848"/>
-            <wp:effectExtent l="0" t="0" r="8890" b="0"/>
-            <wp:docPr id="538212551" name="Рисунок 1" descr="Изображение выглядит как текст, диаграмма, План, Параллельный&#10;&#10;Автоматически созданное описание"/>
+          <wp:inline distT="0" distB="0" distL="0" distR="0" wp14:anchorId="01B7F0D5" wp14:editId="089EBEE6">
+            <wp:extent cx="8306959" cy="4191585"/>
+            <wp:effectExtent l="0" t="0" r="0" b="0"/>
+            <wp:docPr id="1692941622" name="Рисунок 1" descr="Изображение выглядит как текст, диаграмма, снимок экрана, Параллельный&#10;&#10;Автоматически созданное описание"/>
             <wp:cNvGraphicFramePr>
               <a:graphicFrameLocks xmlns:a="http://schemas.openxmlformats.org/drawingml/2006/main" noChangeAspect="1"/>
             </wp:cNvGraphicFramePr>
@@ -17391,7 +18444,7 @@
               <a:graphicData uri="http://schemas.openxmlformats.org/drawingml/2006/picture">
                 <pic:pic xmlns:pic="http://schemas.openxmlformats.org/drawingml/2006/picture">
                   <pic:nvPicPr>
-                    <pic:cNvPr id="538212551" name="Рисунок 1" descr="Изображение выглядит как текст, диаграмма, План, Параллельный&#10;&#10;Автоматически созданное описание"/>
+                    <pic:cNvPr id="1692941622" name="Рисунок 1" descr="Изображение выглядит как текст, диаграмма, снимок экрана, Параллельный&#10;&#10;Автоматически созданное описание"/>
                     <pic:cNvPicPr/>
                   </pic:nvPicPr>
                   <pic:blipFill>
@@ -17403,7 +18456,7 @@
                   <pic:spPr>
                     <a:xfrm>
                       <a:off x="0" y="0"/>
-                      <a:ext cx="8507012" cy="4286848"/>
+                      <a:ext cx="8306959" cy="4191585"/>
                     </a:xfrm>
                     <a:prstGeom prst="rect">
                       <a:avLst/>
@@ -17429,7 +18482,7 @@
       </w:r>
       <w:r>
         <w:rPr>
-          <w:lang w:val="ru-RU"/>
+          <w:lang w:val="en-US"/>
         </w:rPr>
         <w:t>7</w:t>
       </w:r>
@@ -17478,13 +18531,32 @@
       </w:pPr>
       <w:r>
         <w:lastRenderedPageBreak/>
-        <w:t>П</w:t>
-      </w:r>
-      <w:r>
-        <w:t>одсистема вывода данных клиентской части</w:t>
-      </w:r>
-      <w:r>
-        <w:t xml:space="preserve"> отвечает</w:t>
+        <w:t>В состав клиентской части систем входят следующие подсистемы</w:t>
+      </w:r>
+      <w:r>
+        <w:t>:</w:t>
+      </w:r>
+    </w:p>
+    <w:p>
+      <w:pPr>
+        <w:pStyle w:val="a"/>
+        <w:tabs>
+          <w:tab w:val="clear" w:pos="852"/>
+          <w:tab w:val="num" w:pos="993"/>
+        </w:tabs>
+        <w:ind w:left="0" w:firstLine="709"/>
+      </w:pPr>
+      <w:r>
+        <w:t>п</w:t>
+      </w:r>
+      <w:r>
+        <w:t>одсистема вывода данных</w:t>
+      </w:r>
+      <w:r>
+        <w:t xml:space="preserve"> </w:t>
+      </w:r>
+      <w:r>
+        <w:t>отвечает</w:t>
       </w:r>
       <w:r>
         <w:t xml:space="preserve"> за отображение информации пользователю. Она получает данные из серверной части через API, обрабатывает их для удобства визуализации</w:t>
@@ -17508,107 +18580,145 @@
         <w:t xml:space="preserve">Она включает интерактивные элементы, позволяющие пользователю взаимодействовать с данными, а также анимацию для </w:t>
       </w:r>
       <w:r>
-        <w:t>улучшения восприятия информации.</w:t>
-      </w:r>
-    </w:p>
-    <w:p>
-      <w:pPr>
-        <w:pStyle w:val="a1"/>
+        <w:t>улучшения восприятия информации</w:t>
+      </w:r>
+      <w:r>
+        <w:t>;</w:t>
+      </w:r>
+    </w:p>
+    <w:p>
+      <w:pPr>
+        <w:pStyle w:val="a"/>
+        <w:tabs>
+          <w:tab w:val="clear" w:pos="852"/>
+          <w:tab w:val="num" w:pos="993"/>
+        </w:tabs>
+        <w:ind w:left="0" w:firstLine="709"/>
+      </w:pPr>
+      <w:r>
+        <w:t>п</w:t>
+      </w:r>
+      <w:r>
+        <w:t>одсистема взаимодействия с серверной частью обеспечивает связь между клиентом и сервером</w:t>
+      </w:r>
+      <w:r>
+        <w:t>, о</w:t>
+      </w:r>
+      <w:r>
+        <w:t>на отправляет запросы на сервер для получения или отправки данных, обрабатывает ответы и управляет состоянием приложения, обновляя пользовательский интерфейс в за</w:t>
+      </w:r>
+      <w:r>
+        <w:t>висимости от текущего состояния</w:t>
+      </w:r>
+      <w:r>
+        <w:t>;</w:t>
+      </w:r>
+    </w:p>
+    <w:p>
+      <w:pPr>
+        <w:pStyle w:val="a"/>
+        <w:tabs>
+          <w:tab w:val="clear" w:pos="852"/>
+          <w:tab w:val="num" w:pos="993"/>
+        </w:tabs>
+        <w:ind w:left="0" w:firstLine="709"/>
+      </w:pPr>
+      <w:r>
+        <w:t>п</w:t>
+      </w:r>
+      <w:r>
+        <w:t>одсистема ввода данных занимается сбором информации от пользователей через формы ввода</w:t>
+      </w:r>
+      <w:r>
+        <w:t>, о</w:t>
+      </w:r>
+      <w:r>
+        <w:t>на включает валидацию введенных данных на корректность и отправку их на сервер. Пользователи получают обратную связь о результате ввода, что может включать уведомления об успехе или ошибки</w:t>
+      </w:r>
+      <w:r>
+        <w:t>;</w:t>
+      </w:r>
+    </w:p>
+    <w:p>
+      <w:pPr>
+        <w:pStyle w:val="a"/>
+        <w:tabs>
+          <w:tab w:val="clear" w:pos="852"/>
+          <w:tab w:val="num" w:pos="993"/>
+        </w:tabs>
+        <w:ind w:left="0" w:firstLine="709"/>
+      </w:pPr>
+      <w:r>
+        <w:t>с</w:t>
+      </w:r>
+      <w:r>
+        <w:t>правочная подсистема предоставляет доступ к документации и поддержке пользователей. Она включает поиск по справочной информации,</w:t>
+      </w:r>
+      <w:r>
+        <w:t xml:space="preserve"> и информацию о разработчиках</w:t>
+      </w:r>
+      <w:r>
+        <w:t>.</w:t>
+      </w:r>
+    </w:p>
+    <w:p>
+      <w:pPr>
+        <w:pStyle w:val="a"/>
         <w:numPr>
           <w:ilvl w:val="0"/>
           <w:numId w:val="0"/>
         </w:numPr>
-        <w:spacing w:after="0"/>
-        <w:ind w:firstLine="708"/>
-      </w:pPr>
-      <w:r>
-        <w:t>П</w:t>
-      </w:r>
-      <w:r>
-        <w:t>одсистема взаимодействия с серверной частью обеспечивает связь между клиентом и сервером. Она отправляет запросы на сервер для получения или отправки данных, обрабатывает ответы и управляет состоянием приложения, обновляя пользовательский интерфейс в за</w:t>
-      </w:r>
-      <w:r>
-        <w:t>висимости от текущего состояния.</w:t>
-      </w:r>
-    </w:p>
-    <w:p>
-      <w:pPr>
-        <w:pStyle w:val="a1"/>
-        <w:numPr>
-          <w:ilvl w:val="0"/>
-          <w:numId w:val="0"/>
-        </w:numPr>
-        <w:spacing w:after="0"/>
-        <w:ind w:firstLine="708"/>
-      </w:pPr>
-      <w:r>
-        <w:t>П</w:t>
-      </w:r>
-      <w:r>
-        <w:t>одсистема ввода данных занимается сбором информации от пользователей через формы ввода. Она включает валидацию введенных данных на корректность и отправку их на сервер. Пользователи получают обратную связь о результате ввода, что может включать уведомления об успехе или ошибки</w:t>
-      </w:r>
-      <w:r>
-        <w:t>.</w:t>
-      </w:r>
-    </w:p>
-    <w:p>
-      <w:pPr>
-        <w:pStyle w:val="a1"/>
-        <w:numPr>
-          <w:ilvl w:val="0"/>
-          <w:numId w:val="0"/>
-        </w:numPr>
-        <w:spacing w:after="0"/>
-        <w:ind w:firstLine="708"/>
-      </w:pPr>
-      <w:r>
-        <w:t>С</w:t>
-      </w:r>
-      <w:r>
-        <w:t>правочная подсистема предоставляет доступ к документации и поддержке пользователей. Она включает поиск по справочной информации,</w:t>
-      </w:r>
-      <w:r>
-        <w:t xml:space="preserve"> и информацию о разработчиках</w:t>
-      </w:r>
-      <w:r>
-        <w:t>.</w:t>
-      </w:r>
-    </w:p>
-    <w:p>
-      <w:pPr>
-        <w:pStyle w:val="a1"/>
-        <w:numPr>
-          <w:ilvl w:val="0"/>
-          <w:numId w:val="0"/>
-        </w:numPr>
-        <w:spacing w:after="0"/>
-        <w:ind w:firstLine="708"/>
-      </w:pPr>
-      <w:r>
-        <w:t>П</w:t>
+        <w:ind w:left="709"/>
+      </w:pPr>
+      <w:r>
+        <w:t>В состав серверной части входят следующие подсистемы</w:t>
+      </w:r>
+      <w:r>
+        <w:t>:</w:t>
+      </w:r>
+    </w:p>
+    <w:p>
+      <w:pPr>
+        <w:pStyle w:val="a"/>
+        <w:tabs>
+          <w:tab w:val="clear" w:pos="852"/>
+          <w:tab w:val="num" w:pos="993"/>
+        </w:tabs>
+        <w:ind w:left="0" w:firstLine="709"/>
+      </w:pPr>
+      <w:r>
+        <w:t>п</w:t>
       </w:r>
       <w:r>
         <w:t>одсистема гостевой авторизации отвечает за генерацию временных учетных записей для взаимоде</w:t>
       </w:r>
       <w:r>
-        <w:t>йствия пользователя с приложением.</w:t>
-      </w:r>
-    </w:p>
-    <w:p>
-      <w:pPr>
-        <w:pStyle w:val="a1"/>
-        <w:numPr>
-          <w:ilvl w:val="0"/>
-          <w:numId w:val="0"/>
-        </w:numPr>
-        <w:spacing w:after="0"/>
-        <w:ind w:firstLine="708"/>
-      </w:pPr>
-      <w:r>
-        <w:t>П</w:t>
-      </w:r>
-      <w:r>
-        <w:t xml:space="preserve">одсистема контроля игрового процесса отвечает за обработку игровых событий и изменение состояния игры в соответствии с ними. Кроме того, эта система отвечает за синхронизацию состояний игры между всеми игроками, </w:t>
+        <w:t>йствия пользователя с приложением</w:t>
+      </w:r>
+      <w:r>
+        <w:t>;</w:t>
+      </w:r>
+    </w:p>
+    <w:p>
+      <w:pPr>
+        <w:pStyle w:val="a"/>
+        <w:tabs>
+          <w:tab w:val="clear" w:pos="852"/>
+          <w:tab w:val="num" w:pos="993"/>
+        </w:tabs>
+        <w:ind w:left="0" w:firstLine="709"/>
+      </w:pPr>
+      <w:r>
+        <w:t>п</w:t>
+      </w:r>
+      <w:r>
+        <w:t xml:space="preserve">одсистема контроля игрового процесса отвечает за обработку игровых событий и изменение состояния игры в соответствии с ними. Кроме того, эта </w:t>
+      </w:r>
+      <w:r>
+        <w:t>под</w:t>
+      </w:r>
+      <w:r>
+        <w:t xml:space="preserve">система отвечает за синхронизацию состояний игры между всеми игроками, </w:t>
       </w:r>
       <w:r>
         <w:t xml:space="preserve">отправляя обновления о текущем состоянии всем </w:t>
@@ -17617,21 +18727,21 @@
         <w:t>пользователям</w:t>
       </w:r>
       <w:r>
-        <w:t>.</w:t>
-      </w:r>
-    </w:p>
-    <w:p>
-      <w:pPr>
-        <w:pStyle w:val="a1"/>
-        <w:numPr>
-          <w:ilvl w:val="0"/>
-          <w:numId w:val="0"/>
-        </w:numPr>
-        <w:spacing w:after="0"/>
-        <w:ind w:firstLine="708"/>
-      </w:pPr>
-      <w:r>
-        <w:t>П</w:t>
+        <w:t>;</w:t>
+      </w:r>
+    </w:p>
+    <w:p>
+      <w:pPr>
+        <w:pStyle w:val="a"/>
+        <w:tabs>
+          <w:tab w:val="clear" w:pos="852"/>
+          <w:tab w:val="num" w:pos="993"/>
+        </w:tabs>
+        <w:ind w:left="0" w:firstLine="709"/>
+      </w:pPr>
+      <w:r>
+        <w:lastRenderedPageBreak/>
+        <w:t>п</w:t>
       </w:r>
       <w:r>
         <w:t xml:space="preserve">одсистема взаимодействия с клиентской частью обеспечивает связь между сервером и клиентом. </w:t>
@@ -17643,11 +18753,7 @@
         <w:t xml:space="preserve"> </w:t>
       </w:r>
       <w:r>
-        <w:t xml:space="preserve">WebSocket API для </w:t>
-      </w:r>
-      <w:r>
-        <w:lastRenderedPageBreak/>
-        <w:t>обработки запросов от клиентской части. Это может включать запросы на получение данных, отправку действий игроков и т</w:t>
+        <w:t>WebSocket API для обработки запросов от клиентской части. Это может включать запросы на получение данных, отправку действий игроков и т</w:t>
       </w:r>
       <w:r>
         <w:t>ак далее. Кроме того, с</w:t>
@@ -17656,37 +18762,51 @@
         <w:t>ервер обрабатывает входящие запросы и формирует соответствующие ответы, которые отправляются обратно на клиент</w:t>
       </w:r>
       <w:r>
-        <w:t>.</w:t>
-      </w:r>
-    </w:p>
-    <w:p>
-      <w:pPr>
-        <w:pStyle w:val="a1"/>
-        <w:numPr>
-          <w:ilvl w:val="0"/>
-          <w:numId w:val="0"/>
-        </w:numPr>
-        <w:spacing w:after="0"/>
-        <w:ind w:firstLine="708"/>
-      </w:pPr>
-      <w:r>
-        <w:t>П</w:t>
-      </w:r>
-      <w:r>
-        <w:t>одсистема Банк отвечает за симуляцию работы игрового банка, который устанавливает цены на ЕСМ и ЕГП, определяет их количество в текущем месяце и выдает игрокам кредиты. Кроме того, игровой банк сам может выступать посредником в продажах, а значит подсистема должна обеспечивать симуляцию реалистичных торгов от лица банка, в которых он стремится к максимизации своей прибыли.</w:t>
-      </w:r>
-    </w:p>
-    <w:p>
-      <w:pPr>
-        <w:pStyle w:val="a1"/>
-        <w:numPr>
-          <w:ilvl w:val="0"/>
-          <w:numId w:val="0"/>
-        </w:numPr>
-        <w:ind w:firstLine="708"/>
-      </w:pPr>
-      <w:r>
-        <w:t>П</w:t>
+        <w:t>;</w:t>
+      </w:r>
+    </w:p>
+    <w:p>
+      <w:pPr>
+        <w:pStyle w:val="a"/>
+        <w:tabs>
+          <w:tab w:val="clear" w:pos="852"/>
+          <w:tab w:val="num" w:pos="993"/>
+        </w:tabs>
+        <w:ind w:left="0" w:firstLine="709"/>
+      </w:pPr>
+      <w:r>
+        <w:t>п</w:t>
+      </w:r>
+      <w:r>
+        <w:t xml:space="preserve">одсистема </w:t>
+      </w:r>
+      <w:r>
+        <w:t>«</w:t>
+      </w:r>
+      <w:r>
+        <w:t>Банк</w:t>
+      </w:r>
+      <w:r>
+        <w:t>»</w:t>
+      </w:r>
+      <w:r>
+        <w:t xml:space="preserve"> отвечает за симуляцию работы игрового банка, который устанавливает цены на ЕСМ и ЕГП, определяет их количество в текущем месяце и выдает игрокам кредиты. Кроме того, игровой банк сам может выступать посредником в продажах, а значит подсистема должна обеспечивать симуляцию реалистичных торгов от лица банка, в которых он стремится к максимизации своей прибыли</w:t>
+      </w:r>
+      <w:r>
+        <w:t>;</w:t>
+      </w:r>
+    </w:p>
+    <w:p>
+      <w:pPr>
+        <w:pStyle w:val="a"/>
+        <w:tabs>
+          <w:tab w:val="clear" w:pos="852"/>
+          <w:tab w:val="num" w:pos="993"/>
+        </w:tabs>
+        <w:ind w:left="0" w:firstLine="709"/>
+      </w:pPr>
+      <w:r>
+        <w:t>п</w:t>
       </w:r>
       <w:r>
         <w:t xml:space="preserve">одсистема ведения лога игры отвечает за сбор и хранение данных о ходе игры. </w:t>
@@ -17707,9 +18827,6 @@
     <w:p>
       <w:pPr>
         <w:pStyle w:val="a2"/>
-        <w:rPr>
-          <w:lang w:val="en-US"/>
-        </w:rPr>
       </w:pPr>
       <w:r>
         <w:t>Р</w:t>
@@ -17727,26 +18844,133 @@
           <w:lang w:eastAsia="ru-RU"/>
         </w:rPr>
       </w:pPr>
-      <w:commentRangeStart w:id="18"/>
       <w:r>
         <w:rPr>
           <w:lang w:eastAsia="ru-RU"/>
         </w:rPr>
-        <w:t>Вводные слова Вводные слова Вводные слова Вводные слова Вводные слова Вводные слова Вводные слова Вводные слова Вводные слова. Вводные слова Вводные слова Вводные слова Вводные слова Вводные слова Вводные слова Вводные слова Вводные слова Вводные слова</w:t>
+        <w:t xml:space="preserve">В процессе разработки программного обеспечения ключевое значение имеет четко оформленная спецификация требований. Спецификация требований служит основой для проектирования, разработки и тестирования системы, а также играет важную роль в коммуникации между всеми заинтересованными сторонами. Правильная спецификация помогает избежать недопонимания и недочетов, гарантируя, что конечный продукт будет соответствовать ожиданиям пользователей </w:t>
       </w:r>
       <w:r>
         <w:rPr>
           <w:lang w:eastAsia="ru-RU"/>
         </w:rPr>
+        <w:t>[14]</w:t>
+      </w:r>
+      <w:r>
+        <w:rPr>
+          <w:lang w:eastAsia="ru-RU"/>
+        </w:rPr>
         <w:t>.</w:t>
       </w:r>
-      <w:commentRangeEnd w:id="18"/>
-      <w:r>
-        <w:rPr>
-          <w:rStyle w:val="aff4"/>
-          <w:lang w:val="en-GB" w:eastAsia="ru-RU"/>
-        </w:rPr>
-        <w:commentReference w:id="18"/>
+    </w:p>
+    <w:p>
+      <w:pPr>
+        <w:pStyle w:val="a9"/>
+        <w:rPr>
+          <w:lang w:eastAsia="ru-RU"/>
+        </w:rPr>
+      </w:pPr>
+      <w:r>
+        <w:rPr>
+          <w:lang w:eastAsia="ru-RU"/>
+        </w:rPr>
+        <w:t xml:space="preserve">Существует несколько типов требований, которые необходимо учитывать. Функциональные требования определяют поведение системы, описывая функции, которые должны быть внедрены. Они включают </w:t>
+      </w:r>
+      <w:r>
+        <w:rPr>
+          <w:lang w:eastAsia="ru-RU"/>
+        </w:rPr>
+        <w:lastRenderedPageBreak/>
+        <w:t>пользовательские функции, сценарии использования и обработку данных. Например, в контексте разрабатываемого приложения может быть описано, какие действия могут выполнять пользователи, какие данные они могут вводить и получать.</w:t>
+      </w:r>
+    </w:p>
+    <w:p>
+      <w:pPr>
+        <w:pStyle w:val="a9"/>
+        <w:rPr>
+          <w:lang w:eastAsia="ru-RU"/>
+        </w:rPr>
+      </w:pPr>
+      <w:r>
+        <w:rPr>
+          <w:lang w:eastAsia="ru-RU"/>
+        </w:rPr>
+        <w:t>Нефункциональные требования касаются аспектов качества, производительности и надежности системы. К ним относятся такие характеристики, как скорость работы, безопасность, удобство использования и требования к поддерживаемым платформам. Эти требования играют важную роль в определении общего пользовательского опыта и факторов, влияющих на успешность приложения.</w:t>
+      </w:r>
+    </w:p>
+    <w:p>
+      <w:pPr>
+        <w:pStyle w:val="a9"/>
+        <w:rPr>
+          <w:lang w:eastAsia="ru-RU"/>
+        </w:rPr>
+      </w:pPr>
+      <w:r>
+        <w:rPr>
+          <w:lang w:eastAsia="ru-RU"/>
+        </w:rPr>
+        <w:t>Процесс сбора требований включает взаимодействие с заинтересованными сторонами, такими как пользователи, заказчики и разработчики, для выявления их ожиданий и потребностей. В этом процессе могут использоваться разнообразные методы, включая интервью, опросы, рабочие группы и мозговые штурмы. Анализ существующих систем также может выявить полезные идеи и улучшения.</w:t>
+      </w:r>
+    </w:p>
+    <w:p>
+      <w:pPr>
+        <w:pStyle w:val="a9"/>
+        <w:rPr>
+          <w:lang w:eastAsia="ru-RU"/>
+        </w:rPr>
+      </w:pPr>
+      <w:r>
+        <w:rPr>
+          <w:lang w:eastAsia="ru-RU"/>
+        </w:rPr>
+        <w:t>Когда речь идет о спецификациях, можно выделить несколько их видов. Техническая спецификация представляет собой детальное описание технических аспектов системы, включая архитектуру приложения, используемые технологии, интерфейсы и методы интеграции с другими системами. Пользовательская спецификация фокусируется на потребностях конечного пользователя, описывая сценарии использования и пользовательские интерфейсы. Спецификация тестирования определяет, как будет проходить тестирование системы для проверки её соответствия требованиям, включая детальную информацию о тестовых сценариях и критериях приемки</w:t>
+      </w:r>
+      <w:r>
+        <w:rPr>
+          <w:lang w:eastAsia="ru-RU"/>
+        </w:rPr>
+        <w:t xml:space="preserve"> [15]</w:t>
+      </w:r>
+      <w:r>
+        <w:rPr>
+          <w:lang w:eastAsia="ru-RU"/>
+        </w:rPr>
+        <w:t>.</w:t>
+      </w:r>
+    </w:p>
+    <w:p>
+      <w:pPr>
+        <w:pStyle w:val="a9"/>
+        <w:rPr>
+          <w:lang w:eastAsia="ru-RU"/>
+        </w:rPr>
+      </w:pPr>
+      <w:r>
+        <w:rPr>
+          <w:lang w:eastAsia="ru-RU"/>
+        </w:rPr>
+        <w:t xml:space="preserve">Правильная структура спецификации также важна. Обычно она включает введение и цели документа, общее описание системы, функциональные и нефункциональные требования, а также информацию о взаимодействии с другими системами. Управление изменениями требований </w:t>
+      </w:r>
+      <w:r>
+        <w:rPr>
+          <w:lang w:eastAsia="ru-RU"/>
+        </w:rPr>
+        <w:lastRenderedPageBreak/>
+        <w:t>включает в себя процесс фиксации и обработки изменений во время разработки, что позволяет реагировать на новые потребности и ситуации, возникающие в ходе проекта.</w:t>
+      </w:r>
+    </w:p>
+    <w:p>
+      <w:pPr>
+        <w:pStyle w:val="a9"/>
+        <w:rPr>
+          <w:lang w:eastAsia="ru-RU"/>
+        </w:rPr>
+      </w:pPr>
+      <w:r>
+        <w:rPr>
+          <w:lang w:eastAsia="ru-RU"/>
+        </w:rPr>
+        <w:t>Следует подчеркнуть, что четкая и полная спецификация требований является критически важной для успешного завершения любой разработки программного обеспечения. Эти спецификации не только помогают разработчикам и проектировщикам точно понять, что требуется от системы, но и обеспечивают надежную основу для тестирования и дальнейшего сопровождения продукта. Спецификация должна регулярно обновляться в соответствии с изменениями в проекте или требованиях пользователей, что обеспечит актуальность и полноценность документации.</w:t>
       </w:r>
     </w:p>
     <w:p>
@@ -17756,92 +18980,573 @@
           <w:lang w:val="ru-RU"/>
         </w:rPr>
       </w:pPr>
-      <w:bookmarkStart w:id="19" w:name="_Toc90897445"/>
+      <w:bookmarkStart w:id="18" w:name="_Toc90897445"/>
       <w:r>
         <w:t>Функциональная спецификация</w:t>
       </w:r>
+      <w:bookmarkEnd w:id="18"/>
+    </w:p>
+    <w:p>
+      <w:pPr>
+        <w:pStyle w:val="a9"/>
+      </w:pPr>
+      <w:r>
+        <w:t>1    Приветственная страница</w:t>
+      </w:r>
+    </w:p>
+    <w:p>
+      <w:pPr>
+        <w:pStyle w:val="a9"/>
+      </w:pPr>
+      <w:r>
+        <w:t>1.1</w:t>
+      </w:r>
+      <w:r>
+        <w:tab/>
+        <w:t>Цель: Создать первое впечатление о приложении.</w:t>
+      </w:r>
+    </w:p>
+    <w:p>
+      <w:pPr>
+        <w:pStyle w:val="a9"/>
+      </w:pPr>
+      <w:r>
+        <w:t>1.2</w:t>
+      </w:r>
+      <w:r>
+        <w:tab/>
+        <w:t>Элементы интерфейса:</w:t>
+      </w:r>
+    </w:p>
+    <w:p>
+      <w:pPr>
+        <w:pStyle w:val="a9"/>
+      </w:pPr>
+      <w:r>
+        <w:t>–</w:t>
+      </w:r>
+      <w:r>
+        <w:tab/>
+        <w:t>Логотип приложения: привлекающий внимание дизайн, который отражает тематику игры.</w:t>
+      </w:r>
+    </w:p>
+    <w:p>
+      <w:pPr>
+        <w:pStyle w:val="a9"/>
+      </w:pPr>
+      <w:r>
+        <w:t xml:space="preserve"> </w:t>
+      </w:r>
+      <w:r>
+        <w:t>–</w:t>
+      </w:r>
+      <w:r>
+        <w:tab/>
+      </w:r>
+      <w:r>
+        <w:t>Кнопка «Create Room»</w:t>
+      </w:r>
+      <w:r>
+        <w:t>:</w:t>
+      </w:r>
+    </w:p>
+    <w:p>
+      <w:pPr>
+        <w:pStyle w:val="a9"/>
+      </w:pPr>
+      <w:r>
+        <w:t xml:space="preserve">    а) действие: перенаправляет пользователя на страницу создания комнаты;</w:t>
+      </w:r>
+    </w:p>
+    <w:p>
+      <w:pPr>
+        <w:pStyle w:val="a9"/>
+      </w:pPr>
+      <w:r>
+        <w:t xml:space="preserve">    б) ожидаемое поведение: при нажатии открывается форма для создания игровой комнаты.</w:t>
+      </w:r>
+    </w:p>
+    <w:p>
+      <w:pPr>
+        <w:pStyle w:val="a9"/>
+      </w:pPr>
+      <w:r>
+        <w:t xml:space="preserve">  </w:t>
+      </w:r>
+      <w:r>
+        <w:t>–</w:t>
+      </w:r>
+      <w:r>
+        <w:tab/>
+      </w:r>
+      <w:r>
+        <w:t>Кнопка «Connect»</w:t>
+      </w:r>
+      <w:r>
+        <w:t>:</w:t>
+      </w:r>
+    </w:p>
+    <w:p>
+      <w:pPr>
+        <w:pStyle w:val="a9"/>
+      </w:pPr>
+      <w:r>
+        <w:t xml:space="preserve">    а) действие: позволяет присоединиться к уже существующей игровой сессии;</w:t>
+      </w:r>
+    </w:p>
+    <w:p>
+      <w:pPr>
+        <w:pStyle w:val="a9"/>
+      </w:pPr>
+      <w:r>
+        <w:t xml:space="preserve">    б) ожидаемое поведение: открывается окно для ввода кода доступа к комнате.</w:t>
+      </w:r>
+    </w:p>
+    <w:p>
+      <w:pPr>
+        <w:pStyle w:val="a9"/>
+      </w:pPr>
+      <w:r>
+        <w:t>2. Регистрационное окно</w:t>
+      </w:r>
+    </w:p>
+    <w:p>
+      <w:pPr>
+        <w:pStyle w:val="a9"/>
+      </w:pPr>
+      <w:r>
+        <w:lastRenderedPageBreak/>
+        <w:t>2.1 Цель: задать пользователю уникальный никнейм и создать вовлеченность через предысторию.</w:t>
+      </w:r>
+    </w:p>
+    <w:p>
+      <w:pPr>
+        <w:pStyle w:val="a9"/>
+      </w:pPr>
+      <w:r>
+        <w:t>2.2 Элементы интерфейса:</w:t>
+      </w:r>
+    </w:p>
+    <w:p>
+      <w:pPr>
+        <w:pStyle w:val="a9"/>
+      </w:pPr>
+      <w:r>
+        <w:t xml:space="preserve"> </w:t>
+      </w:r>
+      <w:r>
+        <w:t>–</w:t>
+      </w:r>
+      <w:r>
+        <w:tab/>
+      </w:r>
+      <w:r>
+        <w:t>Выбор аватарок: несколько вариантов с возможностью выбрать перед началом игры.</w:t>
+      </w:r>
+    </w:p>
+    <w:p>
+      <w:pPr>
+        <w:pStyle w:val="a9"/>
+      </w:pPr>
+      <w:r>
+        <w:t xml:space="preserve"> </w:t>
+      </w:r>
+      <w:r>
+        <w:t>–</w:t>
+      </w:r>
+      <w:r>
+        <w:tab/>
+        <w:t xml:space="preserve">  Легенда: текст, описывающий предысторию достижения игрока.</w:t>
+      </w:r>
+    </w:p>
+    <w:p>
+      <w:pPr>
+        <w:pStyle w:val="a9"/>
+      </w:pPr>
+      <w:r>
+        <w:t xml:space="preserve"> </w:t>
+      </w:r>
+      <w:r>
+        <w:t>–</w:t>
+      </w:r>
+      <w:r>
+        <w:tab/>
+      </w:r>
+      <w:r>
+        <w:t>Поле ввода никнейма: требуемое поле для уникального имени пользователя.</w:t>
+      </w:r>
+    </w:p>
+    <w:p>
+      <w:pPr>
+        <w:pStyle w:val="a9"/>
+      </w:pPr>
+      <w:r>
+        <w:t xml:space="preserve"> </w:t>
+      </w:r>
+      <w:r>
+        <w:t>–</w:t>
+      </w:r>
+      <w:r>
+        <w:tab/>
+      </w:r>
+      <w:r>
+        <w:t>Кнопка «Назад»</w:t>
+      </w:r>
+      <w:r>
+        <w:t xml:space="preserve"> (в левом нижнем углу):</w:t>
+      </w:r>
+    </w:p>
+    <w:p>
+      <w:pPr>
+        <w:pStyle w:val="a9"/>
+      </w:pPr>
+      <w:r>
+        <w:t xml:space="preserve">    а) действие: перенаправление на предыдущую страницу.</w:t>
+      </w:r>
+    </w:p>
+    <w:p>
+      <w:pPr>
+        <w:pStyle w:val="a9"/>
+      </w:pPr>
+      <w:r>
+        <w:t xml:space="preserve"> </w:t>
+      </w:r>
+      <w:r>
+        <w:t>–</w:t>
+      </w:r>
+      <w:r>
+        <w:tab/>
+      </w:r>
+      <w:r>
+        <w:t>Кнопка «Далее»</w:t>
+      </w:r>
+      <w:r>
+        <w:t xml:space="preserve"> (в правом нижнем углу):</w:t>
+      </w:r>
+    </w:p>
+    <w:p>
+      <w:pPr>
+        <w:pStyle w:val="a9"/>
+      </w:pPr>
+      <w:r>
+        <w:t xml:space="preserve">    а) действие: переход к следующему шагу (окну ожидания).</w:t>
+      </w:r>
+    </w:p>
+    <w:p>
+      <w:pPr>
+        <w:pStyle w:val="a9"/>
+      </w:pPr>
+      <w:r>
+        <w:t xml:space="preserve">3. Окно ожидания </w:t>
+      </w:r>
+    </w:p>
+    <w:p>
+      <w:pPr>
+        <w:pStyle w:val="a9"/>
+      </w:pPr>
+      <w:r>
+        <w:t>3.1 Цель: Подготовка пользо</w:t>
+      </w:r>
+      <w:r>
+        <w:t>вателей к началу игры и ожидание необходимого количества игроков</w:t>
+      </w:r>
+      <w:r>
+        <w:t>.</w:t>
+      </w:r>
+    </w:p>
+    <w:p>
+      <w:pPr>
+        <w:pStyle w:val="a9"/>
+      </w:pPr>
+      <w:r>
+        <w:t>3.2 Элементы интерфейса:</w:t>
+      </w:r>
+    </w:p>
+    <w:p>
+      <w:pPr>
+        <w:pStyle w:val="a9"/>
+      </w:pPr>
+      <w:r>
+        <w:t xml:space="preserve"> </w:t>
+      </w:r>
+      <w:r>
+        <w:t>–</w:t>
+      </w:r>
+      <w:r>
+        <w:tab/>
+      </w:r>
+      <w:r>
+        <w:t>Ключ для входа: текстовое поле, показывающее уникальный код доступа к комнате.</w:t>
+      </w:r>
+    </w:p>
+    <w:p>
+      <w:pPr>
+        <w:pStyle w:val="a9"/>
+      </w:pPr>
+      <w:r>
+        <w:t xml:space="preserve"> </w:t>
+      </w:r>
+      <w:r>
+        <w:t>–</w:t>
+      </w:r>
+      <w:r>
+        <w:tab/>
+      </w:r>
+      <w:r>
+        <w:t>Информация о количестве игроков: отображает количество присоединившихся пользователей.</w:t>
+      </w:r>
+    </w:p>
+    <w:p>
+      <w:pPr>
+        <w:pStyle w:val="a9"/>
+      </w:pPr>
+      <w:r>
+        <w:t xml:space="preserve"> </w:t>
+      </w:r>
+      <w:r>
+        <w:t>–</w:t>
+      </w:r>
+      <w:r>
+        <w:tab/>
+      </w:r>
+      <w:r>
+        <w:t>Аватары и никнеймы участников: показывает на экране каждого участника, чтобы создать чувство сообщества.</w:t>
+      </w:r>
+    </w:p>
+    <w:p>
+      <w:pPr>
+        <w:pStyle w:val="a9"/>
+      </w:pPr>
+      <w:r>
+        <w:t xml:space="preserve"> </w:t>
+      </w:r>
+      <w:r>
+        <w:t>–</w:t>
+      </w:r>
+      <w:r>
+        <w:tab/>
+      </w:r>
+      <w:r>
+        <w:t>Кнопка «Назад»</w:t>
+      </w:r>
+      <w:r>
+        <w:t>:</w:t>
+      </w:r>
+    </w:p>
+    <w:p>
+      <w:pPr>
+        <w:pStyle w:val="a9"/>
+      </w:pPr>
+      <w:r>
+        <w:t xml:space="preserve">    а) действие: в</w:t>
+      </w:r>
+      <w:r>
+        <w:t>озврат на предыдущую страницу.</w:t>
+      </w:r>
+    </w:p>
+    <w:p>
+      <w:pPr>
+        <w:pStyle w:val="a9"/>
+      </w:pPr>
+      <w:r>
+        <w:t xml:space="preserve">4. Игровое окно </w:t>
+      </w:r>
+    </w:p>
+    <w:p>
+      <w:pPr>
+        <w:pStyle w:val="a9"/>
+      </w:pPr>
+      <w:r>
+        <w:t>4.1</w:t>
+      </w:r>
+      <w:r>
+        <w:tab/>
+      </w:r>
+      <w:r>
+        <w:t>Цель: Основное место взаимодействия с игровым процессом, предлагающее всю необходимую информацию.</w:t>
+      </w:r>
+    </w:p>
+    <w:p>
+      <w:pPr>
+        <w:pStyle w:val="a9"/>
+      </w:pPr>
+      <w:r>
+        <w:t>4.2</w:t>
+      </w:r>
+      <w:r>
+        <w:tab/>
+      </w:r>
+      <w:r>
+        <w:t>Элементы интерфейса:</w:t>
+      </w:r>
+    </w:p>
+    <w:p>
+      <w:pPr>
+        <w:pStyle w:val="a9"/>
+      </w:pPr>
+      <w:r>
+        <w:t>–</w:t>
+      </w:r>
+      <w:r>
+        <w:tab/>
+        <w:t>Выделение главного игрока оранжевой рамкой: визуально обозначает активную очередь.</w:t>
+      </w:r>
+    </w:p>
+    <w:p>
+      <w:pPr>
+        <w:pStyle w:val="a9"/>
+      </w:pPr>
+      <w:r>
+        <w:lastRenderedPageBreak/>
+        <w:t>–</w:t>
+      </w:r>
+      <w:r>
+        <w:tab/>
+      </w:r>
+      <w:r>
+        <w:t>Четыре области для информации о каждом игроке:</w:t>
+      </w:r>
+    </w:p>
+    <w:p>
+      <w:pPr>
+        <w:pStyle w:val="a9"/>
+      </w:pPr>
+      <w:r>
+        <w:t xml:space="preserve">   а) аватар каждого пользователя;</w:t>
+      </w:r>
+    </w:p>
+    <w:p>
+      <w:pPr>
+        <w:pStyle w:val="a9"/>
+      </w:pPr>
+      <w:r>
+        <w:t xml:space="preserve">    б) текущее состояние;</w:t>
+      </w:r>
+    </w:p>
+    <w:p>
+      <w:pPr>
+        <w:pStyle w:val="a9"/>
+      </w:pPr>
+      <w:r>
+        <w:t xml:space="preserve">    в) количество ЕГП и ЕСМ;</w:t>
+      </w:r>
+    </w:p>
+    <w:p>
+      <w:pPr>
+        <w:pStyle w:val="a9"/>
+      </w:pPr>
+      <w:r>
+        <w:t xml:space="preserve">    г) к</w:t>
+      </w:r>
+      <w:r>
+        <w:t xml:space="preserve">оличество фабрик и уровень </w:t>
+      </w:r>
+      <w:r>
+        <w:t xml:space="preserve">их </w:t>
+      </w:r>
+      <w:r>
+        <w:t>технологичности</w:t>
+      </w:r>
+      <w:r>
+        <w:t>.</w:t>
+      </w:r>
+    </w:p>
+    <w:p>
+      <w:pPr>
+        <w:pStyle w:val="a9"/>
+      </w:pPr>
+      <w:r>
+        <w:t xml:space="preserve"> </w:t>
+      </w:r>
+      <w:r>
+        <w:t>–</w:t>
+      </w:r>
+      <w:r>
+        <w:tab/>
+      </w:r>
+      <w:r>
+        <w:t>Информация о ходе игры (правый верхний угол):</w:t>
+      </w:r>
+    </w:p>
+    <w:p>
+      <w:pPr>
+        <w:pStyle w:val="a9"/>
+      </w:pPr>
+      <w:r>
+        <w:t xml:space="preserve">    а) показывает </w:t>
+      </w:r>
+      <w:r>
+        <w:t>количество и стоимость ЕГП и ЕСМ</w:t>
+      </w:r>
+      <w:r>
+        <w:t>, установленное банком на этот круг;</w:t>
+      </w:r>
+    </w:p>
+    <w:p>
+      <w:pPr>
+        <w:pStyle w:val="a9"/>
+      </w:pPr>
+      <w:r>
+        <w:t xml:space="preserve">    б) и</w:t>
+      </w:r>
+      <w:r>
+        <w:t>нформа</w:t>
+      </w:r>
+      <w:r>
+        <w:t>ция о текущем этапе (например, «преобразование фабрик»);</w:t>
+      </w:r>
+    </w:p>
+    <w:p>
+      <w:pPr>
+        <w:pStyle w:val="a9"/>
+      </w:pPr>
+      <w:r>
+        <w:t xml:space="preserve">    в)</w:t>
+      </w:r>
+      <w:r>
+        <w:t xml:space="preserve"> об</w:t>
+      </w:r>
+      <w:r>
+        <w:t>ратный отсчет до завершения текущего этапа;</w:t>
+      </w:r>
+    </w:p>
+    <w:p>
+      <w:pPr>
+        <w:pStyle w:val="a9"/>
+      </w:pPr>
+      <w:r>
+        <w:t xml:space="preserve">    г) н</w:t>
+      </w:r>
+      <w:r>
+        <w:t>аведение курсора на фабрики: отображает детальную информацию о ресурсах, необходимых для преобразования.</w:t>
+      </w:r>
+    </w:p>
+    <w:p>
+      <w:pPr>
+        <w:pStyle w:val="a9"/>
+      </w:pPr>
+      <w:r>
+        <w:t>–</w:t>
+      </w:r>
+      <w:r>
+        <w:tab/>
+      </w:r>
+      <w:r>
+        <w:t>Информация о текущем номере круга.</w:t>
+      </w:r>
+    </w:p>
+    <w:p>
+      <w:pPr>
+        <w:pStyle w:val="a3"/>
+        <w:rPr>
+          <w:lang w:val="ru-RU"/>
+        </w:rPr>
+      </w:pPr>
+      <w:bookmarkStart w:id="19" w:name="_Toc90897446"/>
+      <w:r>
+        <w:t>Перечень исключительных ситуаций</w:t>
+      </w:r>
       <w:bookmarkEnd w:id="19"/>
-    </w:p>
-    <w:p>
-      <w:pPr>
-        <w:pStyle w:val="a9"/>
-      </w:pPr>
-      <w:r>
-        <w:t>Текст Текст Текст Текст Текст Текст Текст Текст Текст Текст Текст Текст Текст Текст Текст Текст Текст Текст Текст Текст Текст Текст Текст Текст Текст Текст Текст Текст Текст Текст Текст Текст Текст Текст Текст.</w:t>
-      </w:r>
-    </w:p>
-    <w:p>
-      <w:pPr>
-        <w:pStyle w:val="a9"/>
-      </w:pPr>
-      <w:r>
-        <w:t>Текст Текст Текст Текст Текст Текст Текст Текст Текст Текст Текст Текст Текст Текст Текст Текст Текст Текст Текст Текст Текст Текст Текст Текст Текст Текст Текст Текст Текст Текст Текст Текст Текст Текст Текст.</w:t>
-      </w:r>
-    </w:p>
-    <w:p>
-      <w:pPr>
-        <w:pStyle w:val="a9"/>
-      </w:pPr>
-      <w:r>
-        <w:lastRenderedPageBreak/>
-        <w:t>Текст Текст Текст Текст Текст Текст Текст Текст Текст Текст Текст Текст Текст Текст Текст Текст Текст Текст Текст Текст Текст Текст Текст.</w:t>
-      </w:r>
-    </w:p>
-    <w:p>
-      <w:pPr>
-        <w:pStyle w:val="a9"/>
-      </w:pPr>
-      <w:r>
-        <w:t>Текст Текст Текст Текст Текст Текст Текст Текст Текст Текст Текст Текст Текст Текст Текст Текст Текст Текст Текст Текст Текст Текст Текст Текст Текст Текст Текст Текст Текст Текст Текст Текст Текст Текст Текст.</w:t>
-      </w:r>
-    </w:p>
-    <w:p>
-      <w:pPr>
-        <w:pStyle w:val="a9"/>
-      </w:pPr>
-      <w:r>
-        <w:t>Ф</w:t>
-      </w:r>
-      <w:r>
-        <w:t>ункциональн</w:t>
-      </w:r>
-      <w:r>
-        <w:t>ая</w:t>
-      </w:r>
-      <w:r>
-        <w:t xml:space="preserve"> спецификаци</w:t>
-      </w:r>
-      <w:r>
-        <w:t>я системы</w:t>
-      </w:r>
-      <w:r>
-        <w:t xml:space="preserve"> приведен</w:t>
-      </w:r>
-      <w:r>
-        <w:t>а</w:t>
-      </w:r>
-      <w:r>
-        <w:t xml:space="preserve"> в таблице </w:t>
-      </w:r>
-      <w:r>
-        <w:t>2</w:t>
-      </w:r>
-      <w:r>
-        <w:t>.</w:t>
-      </w:r>
-    </w:p>
-    <w:p>
-      <w:pPr>
-        <w:pStyle w:val="a3"/>
-        <w:rPr>
-          <w:lang w:val="ru-RU"/>
-        </w:rPr>
-      </w:pPr>
-      <w:bookmarkStart w:id="20" w:name="_Toc90897446"/>
-      <w:r>
-        <w:t>Перечень исключительных ситуаций</w:t>
-      </w:r>
-      <w:bookmarkEnd w:id="20"/>
     </w:p>
     <w:p>
       <w:pPr>
@@ -18939,835 +20644,6 @@
           </w:p>
         </w:tc>
       </w:tr>
-      <w:tr>
-        <w:trPr>
-          <w:trHeight w:val="469"/>
-        </w:trPr>
-        <w:tc>
-          <w:tcPr>
-            <w:tcW w:w="2093" w:type="dxa"/>
-            <w:vMerge w:val="restart"/>
-            <w:shd w:val="clear" w:color="auto" w:fill="auto"/>
-          </w:tcPr>
-          <w:p>
-            <w:pPr>
-              <w:pStyle w:val="afa"/>
-              <w:spacing w:line="312" w:lineRule="auto"/>
-              <w:ind w:left="0" w:firstLine="0"/>
-              <w:rPr>
-                <w:sz w:val="28"/>
-                <w:szCs w:val="28"/>
-              </w:rPr>
-            </w:pPr>
-            <w:r>
-              <w:rPr>
-                <w:sz w:val="28"/>
-                <w:szCs w:val="28"/>
-              </w:rPr>
-              <w:t>Настройки параметров</w:t>
-            </w:r>
-            <w:r>
-              <w:rPr>
-                <w:sz w:val="28"/>
-                <w:szCs w:val="28"/>
-              </w:rPr>
-              <w:t xml:space="preserve"> кроссворда</w:t>
-            </w:r>
-          </w:p>
-        </w:tc>
-        <w:tc>
-          <w:tcPr>
-            <w:tcW w:w="2693" w:type="dxa"/>
-            <w:vMerge w:val="restart"/>
-            <w:shd w:val="clear" w:color="auto" w:fill="auto"/>
-          </w:tcPr>
-          <w:p>
-            <w:pPr>
-              <w:pStyle w:val="afa"/>
-              <w:widowControl/>
-              <w:spacing w:line="288" w:lineRule="auto"/>
-              <w:ind w:left="0" w:firstLine="0"/>
-              <w:rPr>
-                <w:sz w:val="28"/>
-                <w:szCs w:val="28"/>
-              </w:rPr>
-            </w:pPr>
-            <w:r>
-              <w:rPr>
-                <w:sz w:val="28"/>
-                <w:szCs w:val="28"/>
-              </w:rPr>
-              <w:t>Подключить словарь понятий</w:t>
-            </w:r>
-          </w:p>
-        </w:tc>
-        <w:tc>
-          <w:tcPr>
-            <w:tcW w:w="2693" w:type="dxa"/>
-            <w:vMerge w:val="restart"/>
-            <w:shd w:val="clear" w:color="auto" w:fill="auto"/>
-          </w:tcPr>
-          <w:p>
-            <w:pPr>
-              <w:pStyle w:val="afa"/>
-              <w:widowControl/>
-              <w:spacing w:line="288" w:lineRule="auto"/>
-              <w:ind w:left="0" w:firstLine="0"/>
-              <w:rPr>
-                <w:sz w:val="28"/>
-                <w:szCs w:val="28"/>
-              </w:rPr>
-            </w:pPr>
-            <w:r>
-              <w:rPr>
-                <w:sz w:val="28"/>
-                <w:szCs w:val="28"/>
-              </w:rPr>
-              <w:t>Имя файла</w:t>
-            </w:r>
-          </w:p>
-        </w:tc>
-        <w:tc>
-          <w:tcPr>
-            <w:tcW w:w="2410" w:type="dxa"/>
-            <w:vMerge w:val="restart"/>
-            <w:shd w:val="clear" w:color="auto" w:fill="auto"/>
-          </w:tcPr>
-          <w:p>
-            <w:pPr>
-              <w:pStyle w:val="afa"/>
-              <w:widowControl/>
-              <w:spacing w:line="288" w:lineRule="auto"/>
-              <w:ind w:left="0" w:firstLine="0"/>
-              <w:jc w:val="center"/>
-              <w:rPr>
-                <w:sz w:val="28"/>
-                <w:szCs w:val="28"/>
-                <w:lang w:val="en-US"/>
-              </w:rPr>
-            </w:pPr>
-            <w:r>
-              <w:rPr>
-                <w:sz w:val="28"/>
-                <w:szCs w:val="28"/>
-              </w:rPr>
-              <w:t>Строка, *</w:t>
-            </w:r>
-            <w:r>
-              <w:rPr>
-                <w:sz w:val="28"/>
-                <w:szCs w:val="28"/>
-                <w:lang w:val="en-US"/>
-              </w:rPr>
-              <w:t>.dict</w:t>
-            </w:r>
-          </w:p>
-        </w:tc>
-        <w:tc>
-          <w:tcPr>
-            <w:tcW w:w="2410" w:type="dxa"/>
-            <w:shd w:val="clear" w:color="auto" w:fill="auto"/>
-          </w:tcPr>
-          <w:p>
-            <w:pPr>
-              <w:pStyle w:val="afa"/>
-              <w:widowControl/>
-              <w:spacing w:line="288" w:lineRule="auto"/>
-              <w:ind w:left="0" w:firstLine="0"/>
-              <w:rPr>
-                <w:sz w:val="28"/>
-                <w:szCs w:val="28"/>
-              </w:rPr>
-            </w:pPr>
-            <w:r>
-              <w:rPr>
-                <w:sz w:val="28"/>
-                <w:szCs w:val="28"/>
-              </w:rPr>
-              <w:t>Список понятий и их определений</w:t>
-            </w:r>
-          </w:p>
-        </w:tc>
-        <w:tc>
-          <w:tcPr>
-            <w:tcW w:w="2410" w:type="dxa"/>
-            <w:shd w:val="clear" w:color="auto" w:fill="auto"/>
-          </w:tcPr>
-          <w:p>
-            <w:pPr>
-              <w:pStyle w:val="afa"/>
-              <w:widowControl/>
-              <w:spacing w:line="288" w:lineRule="auto"/>
-              <w:ind w:left="0" w:firstLine="0"/>
-              <w:rPr>
-                <w:sz w:val="28"/>
-                <w:szCs w:val="28"/>
-              </w:rPr>
-            </w:pPr>
-            <w:r>
-              <w:rPr>
-                <w:sz w:val="28"/>
-                <w:szCs w:val="28"/>
-              </w:rPr>
-              <w:t>Динамический</w:t>
-            </w:r>
-            <w:r>
-              <w:rPr>
-                <w:sz w:val="28"/>
-                <w:szCs w:val="28"/>
-              </w:rPr>
-              <w:br/>
-              <w:t>массив строк</w:t>
-            </w:r>
-          </w:p>
-        </w:tc>
-      </w:tr>
-      <w:tr>
-        <w:trPr>
-          <w:trHeight w:val="371"/>
-        </w:trPr>
-        <w:tc>
-          <w:tcPr>
-            <w:tcW w:w="2093" w:type="dxa"/>
-            <w:vMerge/>
-            <w:shd w:val="clear" w:color="auto" w:fill="auto"/>
-          </w:tcPr>
-          <w:p>
-            <w:pPr>
-              <w:pStyle w:val="afa"/>
-              <w:widowControl/>
-              <w:spacing w:line="312" w:lineRule="auto"/>
-              <w:ind w:left="0" w:firstLine="0"/>
-              <w:rPr>
-                <w:sz w:val="28"/>
-                <w:szCs w:val="28"/>
-              </w:rPr>
-            </w:pPr>
-          </w:p>
-        </w:tc>
-        <w:tc>
-          <w:tcPr>
-            <w:tcW w:w="2693" w:type="dxa"/>
-            <w:vMerge/>
-            <w:tcBorders>
-              <w:bottom w:val="single" w:sz="4" w:space="0" w:color="auto"/>
-            </w:tcBorders>
-            <w:shd w:val="clear" w:color="auto" w:fill="auto"/>
-          </w:tcPr>
-          <w:p>
-            <w:pPr>
-              <w:pStyle w:val="afa"/>
-              <w:widowControl/>
-              <w:spacing w:line="288" w:lineRule="auto"/>
-              <w:ind w:left="0" w:firstLine="0"/>
-              <w:rPr>
-                <w:sz w:val="28"/>
-                <w:szCs w:val="28"/>
-              </w:rPr>
-            </w:pPr>
-          </w:p>
-        </w:tc>
-        <w:tc>
-          <w:tcPr>
-            <w:tcW w:w="2693" w:type="dxa"/>
-            <w:vMerge/>
-            <w:tcBorders>
-              <w:bottom w:val="single" w:sz="4" w:space="0" w:color="auto"/>
-            </w:tcBorders>
-            <w:shd w:val="clear" w:color="auto" w:fill="auto"/>
-          </w:tcPr>
-          <w:p>
-            <w:pPr>
-              <w:pStyle w:val="afa"/>
-              <w:widowControl/>
-              <w:spacing w:line="288" w:lineRule="auto"/>
-              <w:ind w:left="0" w:firstLine="0"/>
-              <w:rPr>
-                <w:sz w:val="28"/>
-                <w:szCs w:val="28"/>
-              </w:rPr>
-            </w:pPr>
-          </w:p>
-        </w:tc>
-        <w:tc>
-          <w:tcPr>
-            <w:tcW w:w="2410" w:type="dxa"/>
-            <w:vMerge/>
-            <w:tcBorders>
-              <w:bottom w:val="single" w:sz="4" w:space="0" w:color="auto"/>
-            </w:tcBorders>
-            <w:shd w:val="clear" w:color="auto" w:fill="auto"/>
-          </w:tcPr>
-          <w:p>
-            <w:pPr>
-              <w:pStyle w:val="afa"/>
-              <w:widowControl/>
-              <w:spacing w:line="288" w:lineRule="auto"/>
-              <w:ind w:left="0" w:firstLine="0"/>
-              <w:jc w:val="center"/>
-              <w:rPr>
-                <w:sz w:val="28"/>
-                <w:szCs w:val="28"/>
-              </w:rPr>
-            </w:pPr>
-          </w:p>
-        </w:tc>
-        <w:tc>
-          <w:tcPr>
-            <w:tcW w:w="2410" w:type="dxa"/>
-            <w:shd w:val="clear" w:color="auto" w:fill="FFFF00"/>
-          </w:tcPr>
-          <w:p>
-            <w:pPr>
-              <w:pStyle w:val="afa"/>
-              <w:widowControl/>
-              <w:spacing w:line="288" w:lineRule="auto"/>
-              <w:ind w:left="0" w:firstLine="0"/>
-              <w:jc w:val="both"/>
-              <w:rPr>
-                <w:sz w:val="28"/>
-                <w:szCs w:val="28"/>
-                <w:highlight w:val="yellow"/>
-              </w:rPr>
-            </w:pPr>
-            <w:r>
-              <w:rPr>
-                <w:sz w:val="28"/>
-                <w:szCs w:val="28"/>
-                <w:highlight w:val="yellow"/>
-              </w:rPr>
-              <w:t>Код ошибки</w:t>
-            </w:r>
-          </w:p>
-        </w:tc>
-        <w:tc>
-          <w:tcPr>
-            <w:tcW w:w="2410" w:type="dxa"/>
-            <w:shd w:val="clear" w:color="auto" w:fill="FFFF00"/>
-          </w:tcPr>
-          <w:p>
-            <w:pPr>
-              <w:pStyle w:val="afa"/>
-              <w:spacing w:line="288" w:lineRule="auto"/>
-              <w:ind w:left="0" w:firstLine="0"/>
-              <w:rPr>
-                <w:sz w:val="28"/>
-                <w:szCs w:val="28"/>
-                <w:highlight w:val="yellow"/>
-              </w:rPr>
-            </w:pPr>
-            <w:r>
-              <w:rPr>
-                <w:sz w:val="28"/>
-                <w:szCs w:val="28"/>
-                <w:highlight w:val="yellow"/>
-              </w:rPr>
-              <w:t>Целое</w:t>
-            </w:r>
-          </w:p>
-        </w:tc>
-      </w:tr>
-      <w:tr>
-        <w:trPr>
-          <w:trHeight w:val="865"/>
-        </w:trPr>
-        <w:tc>
-          <w:tcPr>
-            <w:tcW w:w="2093" w:type="dxa"/>
-            <w:vMerge/>
-            <w:shd w:val="clear" w:color="auto" w:fill="auto"/>
-          </w:tcPr>
-          <w:p>
-            <w:pPr>
-              <w:pStyle w:val="afa"/>
-              <w:widowControl/>
-              <w:spacing w:line="312" w:lineRule="auto"/>
-              <w:ind w:left="0" w:firstLine="0"/>
-              <w:rPr>
-                <w:sz w:val="28"/>
-                <w:szCs w:val="28"/>
-              </w:rPr>
-            </w:pPr>
-          </w:p>
-        </w:tc>
-        <w:tc>
-          <w:tcPr>
-            <w:tcW w:w="2693" w:type="dxa"/>
-            <w:shd w:val="clear" w:color="auto" w:fill="auto"/>
-          </w:tcPr>
-          <w:p>
-            <w:pPr>
-              <w:pStyle w:val="afa"/>
-              <w:widowControl/>
-              <w:spacing w:line="312" w:lineRule="auto"/>
-              <w:ind w:left="0" w:firstLine="0"/>
-              <w:rPr>
-                <w:sz w:val="28"/>
-                <w:szCs w:val="28"/>
-              </w:rPr>
-            </w:pPr>
-            <w:r>
-              <w:rPr>
-                <w:sz w:val="28"/>
-                <w:szCs w:val="28"/>
-              </w:rPr>
-              <w:t>Задать количество букв в пересечении</w:t>
-            </w:r>
-          </w:p>
-        </w:tc>
-        <w:tc>
-          <w:tcPr>
-            <w:tcW w:w="2693" w:type="dxa"/>
-            <w:shd w:val="clear" w:color="auto" w:fill="auto"/>
-          </w:tcPr>
-          <w:p>
-            <w:pPr>
-              <w:pStyle w:val="afa"/>
-              <w:widowControl/>
-              <w:spacing w:line="288" w:lineRule="auto"/>
-              <w:ind w:left="0" w:firstLine="0"/>
-              <w:rPr>
-                <w:sz w:val="28"/>
-                <w:szCs w:val="28"/>
-              </w:rPr>
-            </w:pPr>
-            <w:r>
-              <w:rPr>
-                <w:sz w:val="28"/>
-                <w:szCs w:val="28"/>
-              </w:rPr>
-              <w:t>Диапазон количества букв</w:t>
-            </w:r>
-          </w:p>
-        </w:tc>
-        <w:tc>
-          <w:tcPr>
-            <w:tcW w:w="2410" w:type="dxa"/>
-            <w:shd w:val="clear" w:color="auto" w:fill="auto"/>
-          </w:tcPr>
-          <w:p>
-            <w:pPr>
-              <w:pStyle w:val="afa"/>
-              <w:widowControl/>
-              <w:spacing w:line="288" w:lineRule="auto"/>
-              <w:ind w:left="0" w:firstLine="0"/>
-              <w:jc w:val="center"/>
-              <w:rPr>
-                <w:sz w:val="28"/>
-                <w:szCs w:val="28"/>
-              </w:rPr>
-            </w:pPr>
-            <w:r>
-              <w:rPr>
-                <w:sz w:val="28"/>
-                <w:szCs w:val="28"/>
-              </w:rPr>
-              <w:t>Целое</w:t>
-            </w:r>
-          </w:p>
-          <w:p>
-            <w:pPr>
-              <w:pStyle w:val="afa"/>
-              <w:widowControl/>
-              <w:spacing w:line="288" w:lineRule="auto"/>
-              <w:ind w:left="0" w:firstLine="0"/>
-              <w:jc w:val="center"/>
-              <w:rPr>
-                <w:sz w:val="28"/>
-                <w:szCs w:val="28"/>
-              </w:rPr>
-            </w:pPr>
-            <w:r>
-              <w:rPr>
-                <w:sz w:val="28"/>
-                <w:szCs w:val="28"/>
-              </w:rPr>
-              <w:t>1</w:t>
-            </w:r>
-            <w:r>
-              <w:rPr>
-                <w:sz w:val="28"/>
-                <w:szCs w:val="28"/>
-              </w:rPr>
-              <w:t>..</w:t>
-            </w:r>
-            <w:r>
-              <w:rPr>
-                <w:sz w:val="28"/>
-                <w:szCs w:val="28"/>
-              </w:rPr>
-              <w:t>3</w:t>
-            </w:r>
-          </w:p>
-        </w:tc>
-        <w:tc>
-          <w:tcPr>
-            <w:tcW w:w="2410" w:type="dxa"/>
-            <w:shd w:val="clear" w:color="auto" w:fill="auto"/>
-          </w:tcPr>
-          <w:p>
-            <w:pPr>
-              <w:pStyle w:val="afa"/>
-              <w:widowControl/>
-              <w:spacing w:line="288" w:lineRule="auto"/>
-              <w:ind w:left="0" w:firstLine="0"/>
-              <w:rPr>
-                <w:sz w:val="28"/>
-                <w:szCs w:val="28"/>
-              </w:rPr>
-            </w:pPr>
-            <w:r>
-              <w:rPr>
-                <w:sz w:val="28"/>
-                <w:szCs w:val="28"/>
-              </w:rPr>
-              <w:t>Количество букв в пересечении</w:t>
-            </w:r>
-          </w:p>
-        </w:tc>
-        <w:tc>
-          <w:tcPr>
-            <w:tcW w:w="2410" w:type="dxa"/>
-            <w:shd w:val="clear" w:color="auto" w:fill="auto"/>
-          </w:tcPr>
-          <w:p>
-            <w:pPr>
-              <w:pStyle w:val="afa"/>
-              <w:widowControl/>
-              <w:spacing w:line="288" w:lineRule="auto"/>
-              <w:ind w:left="0" w:firstLine="0"/>
-              <w:rPr>
-                <w:sz w:val="28"/>
-                <w:szCs w:val="28"/>
-              </w:rPr>
-            </w:pPr>
-            <w:r>
-              <w:rPr>
-                <w:sz w:val="28"/>
-                <w:szCs w:val="28"/>
-              </w:rPr>
-              <w:t>Целое</w:t>
-            </w:r>
-          </w:p>
-        </w:tc>
-      </w:tr>
-      <w:tr>
-        <w:trPr>
-          <w:trHeight w:val="865"/>
-        </w:trPr>
-        <w:tc>
-          <w:tcPr>
-            <w:tcW w:w="2093" w:type="dxa"/>
-            <w:vMerge/>
-            <w:shd w:val="clear" w:color="auto" w:fill="auto"/>
-          </w:tcPr>
-          <w:p>
-            <w:pPr>
-              <w:pStyle w:val="afa"/>
-              <w:widowControl/>
-              <w:spacing w:line="312" w:lineRule="auto"/>
-              <w:ind w:left="0" w:firstLine="0"/>
-              <w:rPr>
-                <w:sz w:val="28"/>
-                <w:szCs w:val="28"/>
-              </w:rPr>
-            </w:pPr>
-          </w:p>
-        </w:tc>
-        <w:tc>
-          <w:tcPr>
-            <w:tcW w:w="2693" w:type="dxa"/>
-            <w:vMerge w:val="restart"/>
-            <w:shd w:val="clear" w:color="auto" w:fill="auto"/>
-          </w:tcPr>
-          <w:p>
-            <w:pPr>
-              <w:pStyle w:val="afa"/>
-              <w:widowControl/>
-              <w:spacing w:line="312" w:lineRule="auto"/>
-              <w:ind w:left="0" w:firstLine="0"/>
-              <w:rPr>
-                <w:sz w:val="28"/>
-                <w:szCs w:val="28"/>
-              </w:rPr>
-            </w:pPr>
-            <w:r>
-              <w:rPr>
-                <w:sz w:val="28"/>
-                <w:szCs w:val="28"/>
-              </w:rPr>
-              <w:t>Ввести длину кроссворда</w:t>
-            </w:r>
-          </w:p>
-        </w:tc>
-        <w:tc>
-          <w:tcPr>
-            <w:tcW w:w="2693" w:type="dxa"/>
-            <w:vMerge w:val="restart"/>
-            <w:shd w:val="clear" w:color="auto" w:fill="auto"/>
-          </w:tcPr>
-          <w:p>
-            <w:pPr>
-              <w:pStyle w:val="afa"/>
-              <w:widowControl/>
-              <w:spacing w:line="288" w:lineRule="auto"/>
-              <w:ind w:left="0" w:firstLine="0"/>
-              <w:rPr>
-                <w:sz w:val="28"/>
-                <w:szCs w:val="28"/>
-              </w:rPr>
-            </w:pPr>
-            <w:r>
-              <w:rPr>
-                <w:sz w:val="28"/>
-                <w:szCs w:val="28"/>
-              </w:rPr>
-              <w:t>Допустимый диапазон значений</w:t>
-            </w:r>
-          </w:p>
-        </w:tc>
-        <w:tc>
-          <w:tcPr>
-            <w:tcW w:w="2410" w:type="dxa"/>
-            <w:vMerge w:val="restart"/>
-            <w:shd w:val="clear" w:color="auto" w:fill="auto"/>
-          </w:tcPr>
-          <w:p>
-            <w:pPr>
-              <w:pStyle w:val="afa"/>
-              <w:widowControl/>
-              <w:spacing w:line="288" w:lineRule="auto"/>
-              <w:ind w:left="0" w:firstLine="0"/>
-              <w:jc w:val="center"/>
-              <w:rPr>
-                <w:sz w:val="28"/>
-                <w:szCs w:val="28"/>
-              </w:rPr>
-            </w:pPr>
-            <w:r>
-              <w:rPr>
-                <w:sz w:val="28"/>
-                <w:szCs w:val="28"/>
-              </w:rPr>
-              <w:t>Целое</w:t>
-            </w:r>
-          </w:p>
-          <w:p>
-            <w:pPr>
-              <w:pStyle w:val="afa"/>
-              <w:widowControl/>
-              <w:spacing w:line="288" w:lineRule="auto"/>
-              <w:ind w:left="0" w:firstLine="0"/>
-              <w:jc w:val="center"/>
-              <w:rPr>
-                <w:sz w:val="28"/>
-                <w:szCs w:val="28"/>
-              </w:rPr>
-            </w:pPr>
-            <w:r>
-              <w:rPr>
-                <w:sz w:val="28"/>
-                <w:szCs w:val="28"/>
-              </w:rPr>
-              <w:t>50..300</w:t>
-            </w:r>
-          </w:p>
-        </w:tc>
-        <w:tc>
-          <w:tcPr>
-            <w:tcW w:w="2410" w:type="dxa"/>
-            <w:shd w:val="clear" w:color="auto" w:fill="auto"/>
-          </w:tcPr>
-          <w:p>
-            <w:pPr>
-              <w:pStyle w:val="afa"/>
-              <w:widowControl/>
-              <w:spacing w:line="288" w:lineRule="auto"/>
-              <w:ind w:left="0" w:firstLine="0"/>
-              <w:rPr>
-                <w:sz w:val="28"/>
-                <w:szCs w:val="28"/>
-              </w:rPr>
-            </w:pPr>
-            <w:r>
-              <w:rPr>
-                <w:sz w:val="28"/>
-                <w:szCs w:val="28"/>
-              </w:rPr>
-              <w:t>Текущая длина кроссворда</w:t>
-            </w:r>
-          </w:p>
-        </w:tc>
-        <w:tc>
-          <w:tcPr>
-            <w:tcW w:w="2410" w:type="dxa"/>
-            <w:shd w:val="clear" w:color="auto" w:fill="auto"/>
-          </w:tcPr>
-          <w:p>
-            <w:pPr>
-              <w:pStyle w:val="afa"/>
-              <w:widowControl/>
-              <w:spacing w:line="288" w:lineRule="auto"/>
-              <w:ind w:left="0" w:firstLine="0"/>
-              <w:rPr>
-                <w:sz w:val="28"/>
-                <w:szCs w:val="28"/>
-              </w:rPr>
-            </w:pPr>
-            <w:r>
-              <w:rPr>
-                <w:sz w:val="28"/>
-                <w:szCs w:val="28"/>
-              </w:rPr>
-              <w:t>Целое</w:t>
-            </w:r>
-          </w:p>
-        </w:tc>
-      </w:tr>
-      <w:tr>
-        <w:trPr>
-          <w:trHeight w:val="394"/>
-        </w:trPr>
-        <w:tc>
-          <w:tcPr>
-            <w:tcW w:w="2093" w:type="dxa"/>
-            <w:vMerge/>
-            <w:tcBorders>
-              <w:bottom w:val="single" w:sz="4" w:space="0" w:color="auto"/>
-            </w:tcBorders>
-            <w:shd w:val="clear" w:color="auto" w:fill="auto"/>
-          </w:tcPr>
-          <w:p>
-            <w:pPr>
-              <w:pStyle w:val="afa"/>
-              <w:widowControl/>
-              <w:spacing w:line="312" w:lineRule="auto"/>
-              <w:ind w:left="0" w:firstLine="0"/>
-              <w:rPr>
-                <w:sz w:val="28"/>
-                <w:szCs w:val="28"/>
-              </w:rPr>
-            </w:pPr>
-          </w:p>
-        </w:tc>
-        <w:tc>
-          <w:tcPr>
-            <w:tcW w:w="2693" w:type="dxa"/>
-            <w:vMerge/>
-            <w:tcBorders>
-              <w:bottom w:val="single" w:sz="4" w:space="0" w:color="auto"/>
-            </w:tcBorders>
-            <w:shd w:val="clear" w:color="auto" w:fill="auto"/>
-          </w:tcPr>
-          <w:p>
-            <w:pPr>
-              <w:pStyle w:val="afa"/>
-              <w:widowControl/>
-              <w:spacing w:line="312" w:lineRule="auto"/>
-              <w:ind w:left="0" w:firstLine="0"/>
-              <w:rPr>
-                <w:sz w:val="28"/>
-                <w:szCs w:val="28"/>
-              </w:rPr>
-            </w:pPr>
-          </w:p>
-        </w:tc>
-        <w:tc>
-          <w:tcPr>
-            <w:tcW w:w="2693" w:type="dxa"/>
-            <w:vMerge/>
-            <w:tcBorders>
-              <w:bottom w:val="single" w:sz="4" w:space="0" w:color="auto"/>
-            </w:tcBorders>
-            <w:shd w:val="clear" w:color="auto" w:fill="auto"/>
-          </w:tcPr>
-          <w:p>
-            <w:pPr>
-              <w:pStyle w:val="afa"/>
-              <w:widowControl/>
-              <w:spacing w:line="288" w:lineRule="auto"/>
-              <w:ind w:left="0" w:firstLine="0"/>
-              <w:rPr>
-                <w:sz w:val="28"/>
-                <w:szCs w:val="28"/>
-              </w:rPr>
-            </w:pPr>
-          </w:p>
-        </w:tc>
-        <w:tc>
-          <w:tcPr>
-            <w:tcW w:w="2410" w:type="dxa"/>
-            <w:vMerge/>
-            <w:tcBorders>
-              <w:bottom w:val="single" w:sz="4" w:space="0" w:color="auto"/>
-            </w:tcBorders>
-            <w:shd w:val="clear" w:color="auto" w:fill="auto"/>
-          </w:tcPr>
-          <w:p>
-            <w:pPr>
-              <w:pStyle w:val="afa"/>
-              <w:widowControl/>
-              <w:spacing w:line="288" w:lineRule="auto"/>
-              <w:ind w:left="0" w:firstLine="0"/>
-              <w:jc w:val="center"/>
-              <w:rPr>
-                <w:sz w:val="28"/>
-                <w:szCs w:val="28"/>
-              </w:rPr>
-            </w:pPr>
-          </w:p>
-        </w:tc>
-        <w:tc>
-          <w:tcPr>
-            <w:tcW w:w="2410" w:type="dxa"/>
-            <w:shd w:val="clear" w:color="auto" w:fill="92D050"/>
-          </w:tcPr>
-          <w:p>
-            <w:pPr>
-              <w:pStyle w:val="afa"/>
-              <w:widowControl/>
-              <w:spacing w:line="288" w:lineRule="auto"/>
-              <w:ind w:left="0" w:firstLine="0"/>
-              <w:rPr>
-                <w:sz w:val="28"/>
-                <w:szCs w:val="28"/>
-              </w:rPr>
-            </w:pPr>
-            <w:r>
-              <w:rPr>
-                <w:sz w:val="28"/>
-                <w:szCs w:val="28"/>
-              </w:rPr>
-              <w:t>Код ошибки</w:t>
-            </w:r>
-          </w:p>
-        </w:tc>
-        <w:tc>
-          <w:tcPr>
-            <w:tcW w:w="2410" w:type="dxa"/>
-            <w:shd w:val="clear" w:color="auto" w:fill="92D050"/>
-          </w:tcPr>
-          <w:p>
-            <w:pPr>
-              <w:pStyle w:val="afa"/>
-              <w:widowControl/>
-              <w:spacing w:line="288" w:lineRule="auto"/>
-              <w:ind w:left="0" w:firstLine="0"/>
-              <w:rPr>
-                <w:sz w:val="28"/>
-                <w:szCs w:val="28"/>
-              </w:rPr>
-            </w:pPr>
-            <w:r>
-              <w:rPr>
-                <w:sz w:val="28"/>
-                <w:szCs w:val="28"/>
-              </w:rPr>
-              <w:t>Целое</w:t>
-            </w:r>
-          </w:p>
-        </w:tc>
-      </w:tr>
     </w:tbl>
     <w:p>
       <w:pPr>
@@ -19778,7 +20654,7 @@
       <w:r>
         <w:br w:type="page"/>
       </w:r>
-      <w:commentRangeStart w:id="21"/>
+      <w:commentRangeStart w:id="20"/>
       <w:r>
         <w:rPr>
           <w:lang w:val="ru-RU"/>
@@ -19792,12 +20668,12 @@
         </w:rPr>
         <w:t>3</w:t>
       </w:r>
-      <w:commentRangeEnd w:id="21"/>
+      <w:commentRangeEnd w:id="20"/>
       <w:r>
         <w:rPr>
           <w:rStyle w:val="aff4"/>
         </w:rPr>
-        <w:commentReference w:id="21"/>
+        <w:commentReference w:id="20"/>
       </w:r>
     </w:p>
     <w:tbl>
@@ -19957,334 +20833,6 @@
       </w:tr>
       <w:tr>
         <w:trPr>
-          <w:trHeight w:val="1533"/>
-        </w:trPr>
-        <w:tc>
-          <w:tcPr>
-            <w:tcW w:w="2203" w:type="dxa"/>
-            <w:vMerge w:val="restart"/>
-            <w:shd w:val="clear" w:color="auto" w:fill="auto"/>
-          </w:tcPr>
-          <w:p>
-            <w:pPr>
-              <w:pStyle w:val="afa"/>
-              <w:widowControl/>
-              <w:spacing w:line="312" w:lineRule="auto"/>
-              <w:ind w:left="0" w:firstLine="0"/>
-              <w:rPr>
-                <w:sz w:val="28"/>
-                <w:szCs w:val="28"/>
-              </w:rPr>
-            </w:pPr>
-            <w:r>
-              <w:rPr>
-                <w:sz w:val="28"/>
-                <w:szCs w:val="28"/>
-              </w:rPr>
-              <w:t>Файловая</w:t>
-            </w:r>
-          </w:p>
-        </w:tc>
-        <w:tc>
-          <w:tcPr>
-            <w:tcW w:w="2673" w:type="dxa"/>
-            <w:vMerge w:val="restart"/>
-            <w:shd w:val="clear" w:color="auto" w:fill="auto"/>
-          </w:tcPr>
-          <w:p>
-            <w:pPr>
-              <w:pStyle w:val="afa"/>
-              <w:widowControl/>
-              <w:spacing w:line="312" w:lineRule="auto"/>
-              <w:ind w:left="0" w:firstLine="0"/>
-              <w:rPr>
-                <w:sz w:val="28"/>
-                <w:szCs w:val="28"/>
-              </w:rPr>
-            </w:pPr>
-            <w:r>
-              <w:rPr>
-                <w:sz w:val="28"/>
-                <w:szCs w:val="28"/>
-              </w:rPr>
-              <w:t>Загрузить файл с кроссвордом</w:t>
-            </w:r>
-          </w:p>
-        </w:tc>
-        <w:tc>
-          <w:tcPr>
-            <w:tcW w:w="2656" w:type="dxa"/>
-            <w:vMerge w:val="restart"/>
-            <w:shd w:val="clear" w:color="auto" w:fill="auto"/>
-          </w:tcPr>
-          <w:p>
-            <w:pPr>
-              <w:pStyle w:val="afa"/>
-              <w:widowControl/>
-              <w:spacing w:line="312" w:lineRule="auto"/>
-              <w:ind w:left="0" w:firstLine="0"/>
-              <w:rPr>
-                <w:sz w:val="28"/>
-                <w:szCs w:val="28"/>
-              </w:rPr>
-            </w:pPr>
-            <w:r>
-              <w:rPr>
-                <w:sz w:val="28"/>
-                <w:szCs w:val="28"/>
-              </w:rPr>
-              <w:t>Имя файла</w:t>
-            </w:r>
-          </w:p>
-        </w:tc>
-        <w:tc>
-          <w:tcPr>
-            <w:tcW w:w="2383" w:type="dxa"/>
-            <w:vMerge w:val="restart"/>
-            <w:shd w:val="clear" w:color="auto" w:fill="auto"/>
-          </w:tcPr>
-          <w:p>
-            <w:pPr>
-              <w:pStyle w:val="afa"/>
-              <w:widowControl/>
-              <w:spacing w:line="312" w:lineRule="auto"/>
-              <w:ind w:left="0" w:firstLine="0"/>
-              <w:jc w:val="center"/>
-              <w:rPr>
-                <w:sz w:val="28"/>
-                <w:szCs w:val="28"/>
-              </w:rPr>
-            </w:pPr>
-            <w:r>
-              <w:rPr>
-                <w:sz w:val="28"/>
-                <w:szCs w:val="28"/>
-              </w:rPr>
-              <w:t>Строка, *</w:t>
-            </w:r>
-            <w:r>
-              <w:rPr>
-                <w:sz w:val="28"/>
-                <w:szCs w:val="28"/>
-                <w:lang w:val="en-US"/>
-              </w:rPr>
-              <w:t>.kros</w:t>
-            </w:r>
-          </w:p>
-        </w:tc>
-        <w:tc>
-          <w:tcPr>
-            <w:tcW w:w="2390" w:type="dxa"/>
-            <w:shd w:val="clear" w:color="auto" w:fill="auto"/>
-          </w:tcPr>
-          <w:p>
-            <w:pPr>
-              <w:pStyle w:val="afa"/>
-              <w:widowControl/>
-              <w:spacing w:line="312" w:lineRule="auto"/>
-              <w:ind w:left="0" w:firstLine="0"/>
-              <w:rPr>
-                <w:sz w:val="28"/>
-                <w:szCs w:val="28"/>
-              </w:rPr>
-            </w:pPr>
-            <w:r>
-              <w:rPr>
-                <w:sz w:val="28"/>
-                <w:szCs w:val="28"/>
-              </w:rPr>
-              <w:t>Кроссворд</w:t>
-            </w:r>
-          </w:p>
-        </w:tc>
-        <w:tc>
-          <w:tcPr>
-            <w:tcW w:w="2404" w:type="dxa"/>
-            <w:shd w:val="clear" w:color="auto" w:fill="auto"/>
-          </w:tcPr>
-          <w:p>
-            <w:pPr>
-              <w:pStyle w:val="afa"/>
-              <w:ind w:left="0" w:firstLine="0"/>
-              <w:jc w:val="center"/>
-              <w:rPr>
-                <w:sz w:val="28"/>
-                <w:szCs w:val="28"/>
-              </w:rPr>
-            </w:pPr>
-            <w:r>
-              <w:rPr>
-                <w:sz w:val="28"/>
-                <w:szCs w:val="28"/>
-              </w:rPr>
-              <w:t>Объект</w:t>
-            </w:r>
-            <w:r>
-              <w:rPr>
-                <w:sz w:val="28"/>
-                <w:szCs w:val="28"/>
-              </w:rPr>
-              <w:t xml:space="preserve"> «</w:t>
-            </w:r>
-            <w:r>
-              <w:rPr>
-                <w:sz w:val="28"/>
-                <w:szCs w:val="28"/>
-              </w:rPr>
-              <w:t>Кроссворд</w:t>
-            </w:r>
-            <w:r>
-              <w:rPr>
-                <w:sz w:val="28"/>
-                <w:szCs w:val="28"/>
-              </w:rPr>
-              <w:t>»</w:t>
-            </w:r>
-            <w:r>
-              <w:rPr>
-                <w:sz w:val="28"/>
-                <w:szCs w:val="28"/>
-              </w:rPr>
-              <w:t>, структура определяется в ходе проектирования</w:t>
-            </w:r>
-          </w:p>
-        </w:tc>
-      </w:tr>
-      <w:tr>
-        <w:trPr>
-          <w:trHeight w:val="564"/>
-        </w:trPr>
-        <w:tc>
-          <w:tcPr>
-            <w:tcW w:w="2203" w:type="dxa"/>
-            <w:vMerge/>
-            <w:shd w:val="clear" w:color="auto" w:fill="auto"/>
-          </w:tcPr>
-          <w:p>
-            <w:pPr>
-              <w:pStyle w:val="afa"/>
-              <w:widowControl/>
-              <w:spacing w:line="312" w:lineRule="auto"/>
-              <w:ind w:left="0" w:firstLine="0"/>
-              <w:rPr>
-                <w:sz w:val="28"/>
-                <w:szCs w:val="28"/>
-              </w:rPr>
-            </w:pPr>
-          </w:p>
-        </w:tc>
-        <w:tc>
-          <w:tcPr>
-            <w:tcW w:w="2673" w:type="dxa"/>
-            <w:vMerge/>
-            <w:shd w:val="clear" w:color="auto" w:fill="auto"/>
-          </w:tcPr>
-          <w:p>
-            <w:pPr>
-              <w:pStyle w:val="afa"/>
-              <w:widowControl/>
-              <w:spacing w:line="312" w:lineRule="auto"/>
-              <w:ind w:left="0" w:firstLine="0"/>
-              <w:rPr>
-                <w:sz w:val="28"/>
-                <w:szCs w:val="28"/>
-              </w:rPr>
-            </w:pPr>
-          </w:p>
-        </w:tc>
-        <w:tc>
-          <w:tcPr>
-            <w:tcW w:w="2656" w:type="dxa"/>
-            <w:vMerge/>
-            <w:shd w:val="clear" w:color="auto" w:fill="auto"/>
-          </w:tcPr>
-          <w:p>
-            <w:pPr>
-              <w:pStyle w:val="afa"/>
-              <w:widowControl/>
-              <w:spacing w:line="312" w:lineRule="auto"/>
-              <w:ind w:left="0" w:firstLine="0"/>
-              <w:rPr>
-                <w:sz w:val="28"/>
-                <w:szCs w:val="28"/>
-              </w:rPr>
-            </w:pPr>
-          </w:p>
-        </w:tc>
-        <w:tc>
-          <w:tcPr>
-            <w:tcW w:w="2383" w:type="dxa"/>
-            <w:vMerge/>
-            <w:shd w:val="clear" w:color="auto" w:fill="auto"/>
-          </w:tcPr>
-          <w:p>
-            <w:pPr>
-              <w:pStyle w:val="afa"/>
-              <w:widowControl/>
-              <w:spacing w:line="312" w:lineRule="auto"/>
-              <w:ind w:left="0" w:firstLine="0"/>
-              <w:jc w:val="center"/>
-              <w:rPr>
-                <w:sz w:val="28"/>
-                <w:szCs w:val="28"/>
-              </w:rPr>
-            </w:pPr>
-          </w:p>
-        </w:tc>
-        <w:tc>
-          <w:tcPr>
-            <w:tcW w:w="2390" w:type="dxa"/>
-            <w:shd w:val="clear" w:color="auto" w:fill="FFFF00"/>
-          </w:tcPr>
-          <w:p>
-            <w:pPr>
-              <w:pStyle w:val="afa"/>
-              <w:spacing w:line="312" w:lineRule="auto"/>
-              <w:ind w:left="0" w:firstLine="34"/>
-              <w:rPr>
-                <w:sz w:val="28"/>
-                <w:szCs w:val="28"/>
-              </w:rPr>
-            </w:pPr>
-            <w:r>
-              <w:rPr>
-                <w:sz w:val="28"/>
-                <w:szCs w:val="28"/>
-                <w:highlight w:val="yellow"/>
-              </w:rPr>
-              <w:t>Код ошибки</w:t>
-            </w:r>
-          </w:p>
-        </w:tc>
-        <w:tc>
-          <w:tcPr>
-            <w:tcW w:w="2404" w:type="dxa"/>
-            <w:shd w:val="clear" w:color="auto" w:fill="FFFF00"/>
-          </w:tcPr>
-          <w:p>
-            <w:pPr>
-              <w:pStyle w:val="afa"/>
-              <w:spacing w:line="312" w:lineRule="auto"/>
-              <w:ind w:left="0"/>
-              <w:jc w:val="center"/>
-              <w:rPr>
-                <w:sz w:val="28"/>
-                <w:szCs w:val="28"/>
-              </w:rPr>
-            </w:pPr>
-            <w:r>
-              <w:rPr>
-                <w:sz w:val="28"/>
-                <w:szCs w:val="28"/>
-                <w:highlight w:val="yellow"/>
-              </w:rPr>
-              <w:t>Целое</w:t>
-            </w:r>
-          </w:p>
-        </w:tc>
-      </w:tr>
-      <w:tr>
-        <w:trPr>
           <w:trHeight w:val="518"/>
         </w:trPr>
         <w:tc>
@@ -20335,7 +20883,7 @@
                 <w:sz w:val="28"/>
                 <w:szCs w:val="28"/>
               </w:rPr>
-              <w:t>Получить список слов</w:t>
+              <w:t>Запустить игровую сессию</w:t>
             </w:r>
           </w:p>
         </w:tc>
@@ -20381,13 +20929,6 @@
                 <w:szCs w:val="28"/>
               </w:rPr>
             </w:pPr>
-            <w:r>
-              <w:rPr>
-                <w:sz w:val="28"/>
-                <w:szCs w:val="28"/>
-              </w:rPr>
-              <w:t>Строка</w:t>
-            </w:r>
           </w:p>
         </w:tc>
         <w:tc>
@@ -20406,20 +20947,6 @@
                 <w:szCs w:val="28"/>
               </w:rPr>
             </w:pPr>
-            <w:r>
-              <w:rPr>
-                <w:sz w:val="28"/>
-                <w:szCs w:val="28"/>
-              </w:rPr>
-              <w:t>С</w:t>
-            </w:r>
-            <w:r>
-              <w:rPr>
-                <w:sz w:val="28"/>
-                <w:szCs w:val="28"/>
-              </w:rPr>
-              <w:t>писок слов</w:t>
-            </w:r>
           </w:p>
         </w:tc>
         <w:tc>
@@ -20439,21 +20966,6 @@
                 <w:highlight w:val="yellow"/>
               </w:rPr>
             </w:pPr>
-            <w:r>
-              <w:rPr>
-                <w:sz w:val="28"/>
-                <w:szCs w:val="28"/>
-              </w:rPr>
-              <w:t>Динамический</w:t>
-            </w:r>
-            <w:r>
-              <w:rPr>
-                <w:sz w:val="28"/>
-                <w:szCs w:val="28"/>
-              </w:rPr>
-              <w:br/>
-              <w:t>массив строк</w:t>
-            </w:r>
           </w:p>
         </w:tc>
       </w:tr>
@@ -20514,13 +21026,6 @@
                 <w:szCs w:val="28"/>
               </w:rPr>
             </w:pPr>
-            <w:r>
-              <w:rPr>
-                <w:sz w:val="28"/>
-                <w:szCs w:val="28"/>
-              </w:rPr>
-              <w:t>Список понятий и их определений</w:t>
-            </w:r>
           </w:p>
         </w:tc>
         <w:tc>
@@ -20540,21 +21045,6 @@
                 <w:szCs w:val="28"/>
               </w:rPr>
             </w:pPr>
-            <w:r>
-              <w:rPr>
-                <w:sz w:val="28"/>
-                <w:szCs w:val="28"/>
-              </w:rPr>
-              <w:t>Динамический</w:t>
-            </w:r>
-            <w:r>
-              <w:rPr>
-                <w:sz w:val="28"/>
-                <w:szCs w:val="28"/>
-              </w:rPr>
-              <w:br/>
-              <w:t>массив строк</w:t>
-            </w:r>
           </w:p>
         </w:tc>
         <w:tc>
@@ -20610,18 +21100,16 @@
               <w:spacing w:line="312" w:lineRule="auto"/>
               <w:ind w:left="0" w:firstLine="0"/>
               <w:rPr>
-                <w:color w:val="FF0000"/>
                 <w:sz w:val="28"/>
                 <w:szCs w:val="28"/>
               </w:rPr>
             </w:pPr>
             <w:r>
               <w:rPr>
-                <w:color w:val="FF0000"/>
                 <w:sz w:val="28"/>
                 <w:szCs w:val="28"/>
               </w:rPr>
-              <w:t>Авторизации</w:t>
+              <w:t>Регистрации</w:t>
             </w:r>
           </w:p>
         </w:tc>
@@ -20638,18 +21126,16 @@
               <w:spacing w:line="312" w:lineRule="auto"/>
               <w:ind w:left="0" w:firstLine="0"/>
               <w:rPr>
-                <w:color w:val="FF0000"/>
                 <w:sz w:val="28"/>
                 <w:szCs w:val="28"/>
               </w:rPr>
             </w:pPr>
             <w:r>
               <w:rPr>
-                <w:color w:val="FF0000"/>
                 <w:sz w:val="28"/>
                 <w:szCs w:val="28"/>
               </w:rPr>
-              <w:t>Ввести логин</w:t>
+              <w:t>Ввести никнейм</w:t>
             </w:r>
           </w:p>
         </w:tc>
@@ -20664,14 +21150,12 @@
               <w:spacing w:line="312" w:lineRule="auto"/>
               <w:ind w:left="0" w:firstLine="0"/>
               <w:rPr>
-                <w:color w:val="FF0000"/>
                 <w:sz w:val="28"/>
                 <w:szCs w:val="28"/>
               </w:rPr>
             </w:pPr>
             <w:r>
               <w:rPr>
-                <w:color w:val="FF0000"/>
                 <w:sz w:val="28"/>
                 <w:szCs w:val="28"/>
               </w:rPr>
@@ -20692,14 +21176,12 @@
               <w:ind w:left="0" w:firstLine="0"/>
               <w:jc w:val="center"/>
               <w:rPr>
-                <w:color w:val="FF0000"/>
                 <w:sz w:val="28"/>
                 <w:szCs w:val="28"/>
               </w:rPr>
             </w:pPr>
             <w:r>
               <w:rPr>
-                <w:color w:val="FF0000"/>
                 <w:sz w:val="28"/>
                 <w:szCs w:val="28"/>
               </w:rPr>
@@ -20718,14 +21200,12 @@
               <w:spacing w:line="312" w:lineRule="auto"/>
               <w:ind w:left="0" w:firstLine="34"/>
               <w:rPr>
-                <w:color w:val="FF0000"/>
                 <w:sz w:val="28"/>
                 <w:szCs w:val="28"/>
               </w:rPr>
             </w:pPr>
             <w:r>
               <w:rPr>
-                <w:color w:val="FF0000"/>
                 <w:sz w:val="28"/>
                 <w:szCs w:val="28"/>
               </w:rPr>
@@ -20744,14 +21224,12 @@
               <w:spacing w:line="312" w:lineRule="auto"/>
               <w:ind w:left="0" w:firstLine="0"/>
               <w:rPr>
-                <w:color w:val="FF0000"/>
                 <w:sz w:val="28"/>
                 <w:szCs w:val="28"/>
               </w:rPr>
             </w:pPr>
             <w:r>
               <w:rPr>
-                <w:color w:val="FF0000"/>
                 <w:sz w:val="28"/>
                 <w:szCs w:val="28"/>
               </w:rPr>
@@ -20776,7 +21254,6 @@
               <w:spacing w:line="312" w:lineRule="auto"/>
               <w:ind w:left="0"/>
               <w:rPr>
-                <w:color w:val="FF0000"/>
                 <w:sz w:val="28"/>
                 <w:szCs w:val="28"/>
               </w:rPr>
@@ -20796,7 +21273,6 @@
               <w:spacing w:line="312" w:lineRule="auto"/>
               <w:ind w:left="0" w:firstLine="0"/>
               <w:rPr>
-                <w:color w:val="FF0000"/>
                 <w:sz w:val="28"/>
                 <w:szCs w:val="28"/>
               </w:rPr>
@@ -20814,14 +21290,12 @@
               <w:spacing w:line="312" w:lineRule="auto"/>
               <w:ind w:left="0" w:firstLine="0"/>
               <w:rPr>
-                <w:color w:val="FF0000"/>
                 <w:sz w:val="28"/>
                 <w:szCs w:val="28"/>
               </w:rPr>
             </w:pPr>
             <w:r>
               <w:rPr>
-                <w:color w:val="FF0000"/>
                 <w:sz w:val="28"/>
                 <w:szCs w:val="28"/>
               </w:rPr>
@@ -20842,14 +21316,12 @@
               <w:ind w:left="0" w:firstLine="0"/>
               <w:jc w:val="center"/>
               <w:rPr>
-                <w:color w:val="FF0000"/>
                 <w:sz w:val="28"/>
                 <w:szCs w:val="28"/>
               </w:rPr>
             </w:pPr>
             <w:r>
               <w:rPr>
-                <w:color w:val="FF0000"/>
                 <w:sz w:val="28"/>
                 <w:szCs w:val="28"/>
               </w:rPr>
@@ -20864,18 +21336,16 @@
               <w:ind w:left="0" w:firstLine="0"/>
               <w:jc w:val="center"/>
               <w:rPr>
-                <w:color w:val="FF0000"/>
                 <w:sz w:val="28"/>
                 <w:szCs w:val="28"/>
               </w:rPr>
             </w:pPr>
             <w:r>
               <w:rPr>
-                <w:color w:val="FF0000"/>
                 <w:sz w:val="28"/>
                 <w:szCs w:val="28"/>
               </w:rPr>
-              <w:t>4..10</w:t>
+              <w:t>4..8</w:t>
             </w:r>
           </w:p>
         </w:tc>
@@ -20890,14 +21360,12 @@
               <w:spacing w:line="312" w:lineRule="auto"/>
               <w:ind w:left="0" w:firstLine="34"/>
               <w:rPr>
-                <w:color w:val="FF0000"/>
                 <w:sz w:val="28"/>
                 <w:szCs w:val="28"/>
               </w:rPr>
             </w:pPr>
             <w:r>
               <w:rPr>
-                <w:color w:val="FF0000"/>
                 <w:sz w:val="28"/>
                 <w:szCs w:val="28"/>
               </w:rPr>
@@ -20916,14 +21384,12 @@
               <w:spacing w:line="312" w:lineRule="auto"/>
               <w:ind w:left="0" w:firstLine="0"/>
               <w:rPr>
-                <w:color w:val="FF0000"/>
                 <w:sz w:val="28"/>
                 <w:szCs w:val="28"/>
               </w:rPr>
             </w:pPr>
             <w:r>
               <w:rPr>
-                <w:color w:val="FF0000"/>
                 <w:sz w:val="28"/>
                 <w:szCs w:val="28"/>
               </w:rPr>
@@ -20976,11 +21442,10 @@
             </w:pPr>
             <w:r>
               <w:rPr>
-                <w:color w:val="FF0000"/>
                 <w:sz w:val="28"/>
                 <w:szCs w:val="28"/>
               </w:rPr>
-              <w:t>Аутентифировать пользователя</w:t>
+              <w:t>Выбрать аватар</w:t>
             </w:r>
           </w:p>
         </w:tc>
@@ -21000,14 +21465,6 @@
                 <w:szCs w:val="28"/>
               </w:rPr>
             </w:pPr>
-            <w:r>
-              <w:rPr>
-                <w:color w:val="FF0000"/>
-                <w:sz w:val="28"/>
-                <w:szCs w:val="28"/>
-              </w:rPr>
-              <w:t>Логин</w:t>
-            </w:r>
           </w:p>
         </w:tc>
         <w:tc>
@@ -21028,14 +21485,6 @@
                 <w:szCs w:val="28"/>
               </w:rPr>
             </w:pPr>
-            <w:r>
-              <w:rPr>
-                <w:color w:val="FF0000"/>
-                <w:sz w:val="28"/>
-                <w:szCs w:val="28"/>
-              </w:rPr>
-              <w:t>Строка</w:t>
-            </w:r>
           </w:p>
         </w:tc>
         <w:tc>
@@ -21153,22 +21602,6 @@
                 <w:szCs w:val="28"/>
               </w:rPr>
             </w:pPr>
-            <w:r>
-              <w:rPr>
-                <w:color w:val="FF0000"/>
-                <w:sz w:val="28"/>
-                <w:szCs w:val="28"/>
-              </w:rPr>
-              <w:t>Список данных</w:t>
-            </w:r>
-            <w:r>
-              <w:rPr>
-                <w:color w:val="FF0000"/>
-                <w:sz w:val="28"/>
-                <w:szCs w:val="28"/>
-              </w:rPr>
-              <w:t xml:space="preserve"> пользователей</w:t>
-            </w:r>
           </w:p>
         </w:tc>
         <w:tc>
@@ -21188,14 +21621,6 @@
                 <w:szCs w:val="28"/>
               </w:rPr>
             </w:pPr>
-            <w:r>
-              <w:rPr>
-                <w:color w:val="FF0000"/>
-                <w:sz w:val="28"/>
-                <w:szCs w:val="28"/>
-              </w:rPr>
-              <w:t>Сущность БД «Пользователи»</w:t>
-            </w:r>
           </w:p>
         </w:tc>
         <w:tc>
@@ -21268,7 +21693,7 @@
         <w:pStyle w:val="a9"/>
         <w:ind w:firstLine="0"/>
       </w:pPr>
-      <w:bookmarkStart w:id="22" w:name="_Toc90897447"/>
+      <w:bookmarkStart w:id="21" w:name="_Toc90897447"/>
       <w:r>
         <w:lastRenderedPageBreak/>
         <w:t xml:space="preserve">Таблица </w:t>
@@ -21718,38 +22143,43 @@
       <w:r>
         <w:t>Разработка прототипа интерфейса пользователя системы</w:t>
       </w:r>
-      <w:bookmarkEnd w:id="22"/>
+      <w:bookmarkEnd w:id="21"/>
     </w:p>
     <w:p>
       <w:pPr>
         <w:pStyle w:val="a9"/>
         <w:rPr>
-          <w:color w:val="FF0000"/>
           <w:lang w:eastAsia="ru-RU"/>
         </w:rPr>
       </w:pPr>
       <w:r>
         <w:rPr>
-          <w:color w:val="FF0000"/>
-          <w:highlight w:val="yellow"/>
           <w:lang w:eastAsia="ru-RU"/>
         </w:rPr>
-        <w:t>Дать определение интерфейса, отметить основные особенности разработки</w:t>
-      </w:r>
-      <w:r>
-        <w:rPr>
-          <w:color w:val="FF0000"/>
-          <w:highlight w:val="yellow"/>
+        <w:t>Интерфейс — это соглашение, определяющее набор методов и свойств, которые должны реализовываться классами, унаследованными от этого интерфейса. Он служит своего рода контрактом, гарантируя, что любой класс, реализующий интерфейс, предоставит реализацию всех его методов. Это обеспечивает согласованность и предсказуемость в использова</w:t>
+      </w:r>
+      <w:r>
+        <w:rPr>
           <w:lang w:eastAsia="ru-RU"/>
         </w:rPr>
-        <w:t xml:space="preserve"> интерфейса</w:t>
-      </w:r>
-      <w:r>
-        <w:rPr>
-          <w:color w:val="FF0000"/>
-          <w:highlight w:val="yellow"/>
+        <w:t>нии объектов различных классов</w:t>
+      </w:r>
+      <w:r>
+        <w:rPr>
           <w:lang w:eastAsia="ru-RU"/>
         </w:rPr>
+        <w:t xml:space="preserve"> </w:t>
+      </w:r>
+      <w:r>
+        <w:rPr>
+          <w:lang w:eastAsia="ru-RU"/>
+        </w:rPr>
+        <w:t>[13]</w:t>
+      </w:r>
+      <w:r>
+        <w:rPr>
+          <w:lang w:eastAsia="ru-RU"/>
+        </w:rPr>
         <w:t>.</w:t>
       </w:r>
     </w:p>
@@ -21757,39 +22187,336 @@
       <w:pPr>
         <w:pStyle w:val="a9"/>
         <w:rPr>
-          <w:color w:val="FF0000"/>
           <w:lang w:eastAsia="ru-RU"/>
         </w:rPr>
       </w:pPr>
       <w:r>
         <w:rPr>
-          <w:color w:val="FF0000"/>
           <w:lang w:eastAsia="ru-RU"/>
         </w:rPr>
-        <w:t xml:space="preserve">Здесь должны быть разработаны прототипы </w:t>
-      </w:r>
-      <w:r>
-        <w:rPr>
-          <w:b/>
-          <w:color w:val="FF0000"/>
-          <w:highlight w:val="yellow"/>
+        <w:t>Одной из ключевых особенностей интерфейсов является абстракция. Они позволяют скрыть детали реализации и предоставить только необходимую информацию о функционале объектов, что упрощает взаимодействие с ними. Кроме того, интерфейсы способствуют полиморфизму: объекты различных классов могут использоваться единообразно, если они реализуют один и тот же интерфейс, ч</w:t>
+      </w:r>
+      <w:r>
+        <w:rPr>
           <w:lang w:eastAsia="ru-RU"/>
         </w:rPr>
-        <w:t>всех</w:t>
-      </w:r>
-      <w:r>
-        <w:rPr>
-          <w:color w:val="FF0000"/>
+        <w:t>то упрощает расширение системы.</w:t>
+      </w:r>
+    </w:p>
+    <w:p>
+      <w:pPr>
+        <w:pStyle w:val="a9"/>
+        <w:rPr>
           <w:lang w:eastAsia="ru-RU"/>
         </w:rPr>
+      </w:pPr>
+      <w:r>
+        <w:rPr>
+          <w:lang w:eastAsia="ru-RU"/>
+        </w:rPr>
+        <w:t xml:space="preserve">Важно отметить, что интерфейсы не могут содержать состояния и состоят только из объявлений методов и свойств, что делает их легкими и декларативными. Множественное наследование — еще одна особенность </w:t>
+      </w:r>
+      <w:r>
+        <w:rPr>
+          <w:lang w:eastAsia="ru-RU"/>
+        </w:rPr>
+        <w:lastRenderedPageBreak/>
+        <w:t>интерфейсов, поскольку класс может реализовывать сразу несколько интерфейсов, что создаёт гибкие и многоуровневые иерархии, что помогает избежать проблем, связанных с множественным наследованием в нек</w:t>
+      </w:r>
+      <w:r>
+        <w:rPr>
+          <w:lang w:eastAsia="ru-RU"/>
+        </w:rPr>
+        <w:t>оторых языках программирования.</w:t>
+      </w:r>
+    </w:p>
+    <w:p>
+      <w:pPr>
+        <w:pStyle w:val="a9"/>
+        <w:rPr>
+          <w:lang w:eastAsia="ru-RU"/>
+        </w:rPr>
+      </w:pPr>
+      <w:r>
+        <w:rPr>
+          <w:lang w:eastAsia="ru-RU"/>
+        </w:rPr>
+        <w:t>Интерфейсы действуют как контракты: они определяют, какие методы должны быть реализованы. Если класс не реализует все методы интерфейса, он не будет скомпилирован, что обеспечивает строгий контроль. Эта контрактность также упрощает тестирование: используя интерфейсы, разработчики могут легко подменять реальные реализации на заглушки или моки для тестирования, что делает тестиро</w:t>
+      </w:r>
+      <w:r>
+        <w:rPr>
+          <w:lang w:eastAsia="ru-RU"/>
+        </w:rPr>
+        <w:t>вание более гибким и модульным.</w:t>
+      </w:r>
+    </w:p>
+    <w:p>
+      <w:pPr>
+        <w:pStyle w:val="a9"/>
+        <w:rPr>
+          <w:lang w:eastAsia="ru-RU"/>
+        </w:rPr>
+      </w:pPr>
+      <w:r>
+        <w:rPr>
+          <w:lang w:eastAsia="ru-RU"/>
+        </w:rPr>
+        <w:t>Интерфейсы предоставляют дополнительные возможности для расширяемости: легко добавляя новые методы, можно избежать нарушения старого кода. Если интерфейс изменяется, разработчики могут создавать новые классы, реализующие обновленный интерфейс, не затрагивая существующий функционал. Наконец, использование интерфейсов помогает минимизировать зависимости между классами, так как объекты взаимодействуют друг с другом через интерфейсы, а не напрямую, что делает архитектуру приложе</w:t>
+      </w:r>
+      <w:r>
+        <w:rPr>
+          <w:lang w:eastAsia="ru-RU"/>
+        </w:rPr>
+        <w:t>ния более чистой и управляемой.</w:t>
+      </w:r>
+    </w:p>
+    <w:p>
+      <w:pPr>
+        <w:pStyle w:val="a9"/>
+        <w:rPr>
+          <w:lang w:eastAsia="ru-RU"/>
+        </w:rPr>
+      </w:pPr>
+      <w:r>
+        <w:rPr>
+          <w:lang w:eastAsia="ru-RU"/>
+        </w:rPr>
+        <w:t>В целом, интерфейсы играют ключевую роль в создании модульного, гибкого и поддерживаемого кода, способствуя лучшему проектированию систем.</w:t>
+      </w:r>
+    </w:p>
+    <w:p>
+      <w:pPr>
+        <w:pStyle w:val="a9"/>
+        <w:rPr>
+          <w:lang w:eastAsia="ru-RU"/>
+        </w:rPr>
+      </w:pPr>
+      <w:r>
+        <w:rPr>
+          <w:lang w:eastAsia="ru-RU"/>
+        </w:rPr>
+        <w:t>Рассмотрим</w:t>
+      </w:r>
+      <w:r>
+        <w:rPr>
+          <w:lang w:eastAsia="ru-RU"/>
+        </w:rPr>
+        <w:t xml:space="preserve"> прототипы </w:t>
+      </w:r>
+      <w:r>
+        <w:rPr>
+          <w:lang w:eastAsia="ru-RU"/>
+        </w:rPr>
+        <w:t xml:space="preserve">всех </w:t>
+      </w:r>
+      <w:r>
+        <w:rPr>
+          <w:lang w:eastAsia="ru-RU"/>
+        </w:rPr>
+        <w:t>основных форм приложения</w:t>
+      </w:r>
+      <w:r>
+        <w:rPr>
+          <w:lang w:eastAsia="ru-RU"/>
+        </w:rPr>
+        <w:t>.</w:t>
+      </w:r>
+      <w:r>
+        <w:rPr>
+          <w:lang w:eastAsia="ru-RU"/>
+        </w:rPr>
         <w:t xml:space="preserve"> </w:t>
       </w:r>
-      <w:r>
-        <w:rPr>
-          <w:color w:val="FF0000"/>
+    </w:p>
+    <w:p>
+      <w:pPr>
+        <w:pStyle w:val="a9"/>
+        <w:rPr>
           <w:lang w:eastAsia="ru-RU"/>
         </w:rPr>
-        <w:t>основных форм приложения с описанием привязанной к ней функциональности, например:</w:t>
+      </w:pPr>
+      <w:r>
+        <w:rPr>
+          <w:lang w:eastAsia="ru-RU"/>
+        </w:rPr>
+        <w:t>На рисунке 8 изображена приветственная страница</w:t>
+      </w:r>
+      <w:r>
+        <w:rPr>
+          <w:lang w:eastAsia="ru-RU"/>
+        </w:rPr>
+        <w:t xml:space="preserve"> приложения. Она</w:t>
+      </w:r>
+      <w:r>
+        <w:rPr>
+          <w:lang w:eastAsia="ru-RU"/>
+        </w:rPr>
+        <w:t xml:space="preserve"> является первой точкой контакта с пользователями и играет важную роль в создании первого впечатления о приложении.</w:t>
+      </w:r>
+      <w:r>
+        <w:t xml:space="preserve"> </w:t>
+      </w:r>
+      <w:r>
+        <w:rPr>
+          <w:lang w:eastAsia="ru-RU"/>
+        </w:rPr>
+        <w:t>Страница</w:t>
+      </w:r>
+      <w:r>
+        <w:rPr>
+          <w:lang w:eastAsia="ru-RU"/>
+        </w:rPr>
+        <w:t xml:space="preserve"> должна быть</w:t>
+      </w:r>
+      <w:r>
+        <w:rPr>
+          <w:lang w:eastAsia="ru-RU"/>
+        </w:rPr>
+        <w:t xml:space="preserve"> привлекательной</w:t>
+      </w:r>
+      <w:r>
+        <w:rPr>
+          <w:lang w:eastAsia="ru-RU"/>
+        </w:rPr>
+        <w:t xml:space="preserve">, чтобы заинтересовать посетителей и побудить их продолжить взаимодействие. </w:t>
+      </w:r>
+      <w:r>
+        <w:rPr>
+          <w:lang w:eastAsia="ru-RU"/>
+        </w:rPr>
+        <w:t xml:space="preserve"> На этой странице размещены</w:t>
+      </w:r>
+      <w:r>
+        <w:rPr>
+          <w:lang w:eastAsia="ru-RU"/>
+        </w:rPr>
+        <w:t xml:space="preserve"> л</w:t>
+      </w:r>
+      <w:r>
+        <w:rPr>
+          <w:lang w:eastAsia="ru-RU"/>
+        </w:rPr>
+        <w:t>оготип</w:t>
+      </w:r>
+      <w:r>
+        <w:rPr>
+          <w:lang w:eastAsia="ru-RU"/>
+        </w:rPr>
+        <w:t xml:space="preserve"> приложения</w:t>
+      </w:r>
+      <w:r>
+        <w:rPr>
+          <w:lang w:eastAsia="ru-RU"/>
+        </w:rPr>
+        <w:t>, а также</w:t>
+      </w:r>
+      <w:r>
+        <w:rPr>
+          <w:lang w:eastAsia="ru-RU"/>
+        </w:rPr>
+        <w:t xml:space="preserve"> две ключевые кнопки:</w:t>
+      </w:r>
+      <w:r>
+        <w:rPr>
+          <w:lang w:eastAsia="ru-RU"/>
+        </w:rPr>
+        <w:t xml:space="preserve"> «</w:t>
+      </w:r>
+      <w:r>
+        <w:rPr>
+          <w:lang w:val="en-US" w:eastAsia="ru-RU"/>
+        </w:rPr>
+        <w:t>C</w:t>
+      </w:r>
+      <w:r>
+        <w:rPr>
+          <w:lang w:val="en-US" w:eastAsia="ru-RU"/>
+        </w:rPr>
+        <w:t>reate</w:t>
+      </w:r>
+      <w:r>
+        <w:rPr>
+          <w:lang w:eastAsia="ru-RU"/>
+        </w:rPr>
+        <w:t xml:space="preserve"> </w:t>
+      </w:r>
+      <w:r>
+        <w:rPr>
+          <w:lang w:val="en-US" w:eastAsia="ru-RU"/>
+        </w:rPr>
+        <w:t>R</w:t>
+      </w:r>
+      <w:r>
+        <w:rPr>
+          <w:lang w:val="en-US" w:eastAsia="ru-RU"/>
+        </w:rPr>
+        <w:t>oom</w:t>
+      </w:r>
+      <w:r>
+        <w:rPr>
+          <w:lang w:eastAsia="ru-RU"/>
+        </w:rPr>
+        <w:t>», которая переводит</w:t>
+      </w:r>
+      <w:r>
+        <w:rPr>
+          <w:lang w:eastAsia="ru-RU"/>
+        </w:rPr>
+        <w:t xml:space="preserve"> пользователя</w:t>
+      </w:r>
+      <w:r>
+        <w:rPr>
+          <w:lang w:eastAsia="ru-RU"/>
+        </w:rPr>
+        <w:t xml:space="preserve"> на страницу </w:t>
+      </w:r>
+      <w:r>
+        <w:rPr>
+          <w:lang w:eastAsia="ru-RU"/>
+        </w:rPr>
+        <w:t>создания комнаты</w:t>
+      </w:r>
+      <w:r>
+        <w:rPr>
+          <w:lang w:eastAsia="ru-RU"/>
+        </w:rPr>
+        <w:t>, а также</w:t>
+      </w:r>
+      <w:r>
+        <w:rPr>
+          <w:lang w:eastAsia="ru-RU"/>
+        </w:rPr>
+        <w:t xml:space="preserve"> кнопка</w:t>
+      </w:r>
+      <w:r>
+        <w:rPr>
+          <w:lang w:eastAsia="ru-RU"/>
+        </w:rPr>
+        <w:t xml:space="preserve"> «</w:t>
+      </w:r>
+      <w:r>
+        <w:rPr>
+          <w:lang w:val="en-US" w:eastAsia="ru-RU"/>
+        </w:rPr>
+        <w:t>C</w:t>
+      </w:r>
+      <w:r>
+        <w:rPr>
+          <w:lang w:val="en-US" w:eastAsia="ru-RU"/>
+        </w:rPr>
+        <w:t>onnect</w:t>
+      </w:r>
+      <w:r>
+        <w:rPr>
+          <w:lang w:eastAsia="ru-RU"/>
+        </w:rPr>
+        <w:t xml:space="preserve">», </w:t>
+      </w:r>
+      <w:r>
+        <w:rPr>
+          <w:lang w:eastAsia="ru-RU"/>
+        </w:rPr>
+        <w:t>позволяющая присоединиться к уже созданной игровой сессии.</w:t>
       </w:r>
     </w:p>
     <w:p>
@@ -21805,16 +22532,14 @@
       </w:pPr>
       <w:r>
         <w:rPr>
-          <w:b/>
-          <w:i/>
           <w:noProof/>
-          <w:lang w:eastAsia="ru-RU"/>
-        </w:rPr>
+        </w:rPr>
+        <w:lastRenderedPageBreak/>
         <w:drawing>
-          <wp:inline distT="0" distB="0" distL="0" distR="0" wp14:anchorId="08599CC1" wp14:editId="5166D1D8">
-            <wp:extent cx="4542739" cy="3360675"/>
+          <wp:inline distT="0" distB="0" distL="0" distR="0" wp14:anchorId="37F2F73B" wp14:editId="09A69606">
+            <wp:extent cx="4692650" cy="2560038"/>
             <wp:effectExtent l="0" t="0" r="0" b="0"/>
-            <wp:docPr id="12" name="Рисунок 12"/>
+            <wp:docPr id="1" name="Рисунок 1"/>
             <wp:cNvGraphicFramePr>
               <a:graphicFrameLocks xmlns:a="http://schemas.openxmlformats.org/drawingml/2006/main" noChangeAspect="1"/>
             </wp:cNvGraphicFramePr>
@@ -21822,11 +22547,255 @@
               <a:graphicData uri="http://schemas.openxmlformats.org/drawingml/2006/picture">
                 <pic:pic xmlns:pic="http://schemas.openxmlformats.org/drawingml/2006/picture">
                   <pic:nvPicPr>
-                    <pic:cNvPr id="0" name="Настройка параметров ЛК (прототип).jpg"/>
+                    <pic:cNvPr id="1" name=""/>
                     <pic:cNvPicPr/>
                   </pic:nvPicPr>
                   <pic:blipFill>
-                    <a:blip r:embed="rId19" cstate="print">
+                    <a:blip r:embed="rId19"/>
+                    <a:stretch>
+                      <a:fillRect/>
+                    </a:stretch>
+                  </pic:blipFill>
+                  <pic:spPr>
+                    <a:xfrm>
+                      <a:off x="0" y="0"/>
+                      <a:ext cx="4714057" cy="2571717"/>
+                    </a:xfrm>
+                    <a:prstGeom prst="rect">
+                      <a:avLst/>
+                    </a:prstGeom>
+                  </pic:spPr>
+                </pic:pic>
+              </a:graphicData>
+            </a:graphic>
+          </wp:inline>
+        </w:drawing>
+      </w:r>
+    </w:p>
+    <w:p>
+      <w:pPr>
+        <w:pStyle w:val="a9"/>
+        <w:spacing w:after="240"/>
+        <w:jc w:val="center"/>
+        <w:rPr>
+          <w:lang w:eastAsia="ru-RU"/>
+        </w:rPr>
+      </w:pPr>
+      <w:r>
+        <w:rPr>
+          <w:lang w:eastAsia="ru-RU"/>
+        </w:rPr>
+        <w:t xml:space="preserve">Рисунок 8 </w:t>
+      </w:r>
+      <w:r>
+        <w:t>– Прототип экранной формы приветственного окна приложения</w:t>
+      </w:r>
+    </w:p>
+    <w:p>
+      <w:pPr>
+        <w:pStyle w:val="a9"/>
+      </w:pPr>
+      <w:r>
+        <w:rPr>
+          <w:lang w:eastAsia="ru-RU"/>
+        </w:rPr>
+        <w:t>На рисунке </w:t>
+      </w:r>
+      <w:r>
+        <w:t>9</w:t>
+      </w:r>
+      <w:r>
+        <w:rPr>
+          <w:lang w:eastAsia="ru-RU"/>
+        </w:rPr>
+        <w:t xml:space="preserve"> приведен прототип </w:t>
+      </w:r>
+      <w:r>
+        <w:rPr>
+          <w:lang w:eastAsia="ru-RU"/>
+        </w:rPr>
+        <w:t>регистрационного окна</w:t>
+      </w:r>
+      <w:r>
+        <w:t xml:space="preserve"> приложения.</w:t>
+      </w:r>
+      <w:r>
+        <w:t xml:space="preserve"> </w:t>
+      </w:r>
+      <w:r>
+        <w:t xml:space="preserve">Здесь </w:t>
+      </w:r>
+      <w:r>
+        <w:t xml:space="preserve">пользователям </w:t>
+      </w:r>
+      <w:r>
+        <w:t>предлагае</w:t>
+      </w:r>
+      <w:r>
+        <w:t>тся</w:t>
+      </w:r>
+      <w:r>
+        <w:t xml:space="preserve"> несколько возможных вариантов аватарок</w:t>
+      </w:r>
+      <w:r>
+        <w:t xml:space="preserve">. </w:t>
+      </w:r>
+      <w:r>
+        <w:t>Важным элементом является легенда, рассказывающая предысторию того, как игрок завладел фабриками, что усиливает вовлеченность</w:t>
+      </w:r>
+      <w:r>
+        <w:t xml:space="preserve">. </w:t>
+      </w:r>
+      <w:r>
+        <w:t>В конце этой истории пользователю предлагается ввести свой никнейм. Для удобства предусмотрена кнопка в левом нижнем углу, возвращающая на предыдущую страницу, и кнопка в правом нижнем углу для перехода к следующему шагу.</w:t>
+      </w:r>
+    </w:p>
+    <w:p>
+      <w:pPr>
+        <w:pStyle w:val="a8"/>
+      </w:pPr>
+      <w:r>
+        <w:rPr>
+          <w:noProof/>
+        </w:rPr>
+        <w:drawing>
+          <wp:inline distT="0" distB="0" distL="0" distR="0" wp14:anchorId="162FEECC" wp14:editId="1DB60A05">
+            <wp:extent cx="5219700" cy="2852030"/>
+            <wp:effectExtent l="0" t="0" r="0" b="5715"/>
+            <wp:docPr id="2" name="Рисунок 2"/>
+            <wp:cNvGraphicFramePr>
+              <a:graphicFrameLocks xmlns:a="http://schemas.openxmlformats.org/drawingml/2006/main" noChangeAspect="1"/>
+            </wp:cNvGraphicFramePr>
+            <a:graphic xmlns:a="http://schemas.openxmlformats.org/drawingml/2006/main">
+              <a:graphicData uri="http://schemas.openxmlformats.org/drawingml/2006/picture">
+                <pic:pic xmlns:pic="http://schemas.openxmlformats.org/drawingml/2006/picture">
+                  <pic:nvPicPr>
+                    <pic:cNvPr id="1" name=""/>
+                    <pic:cNvPicPr/>
+                  </pic:nvPicPr>
+                  <pic:blipFill>
+                    <a:blip r:embed="rId20"/>
+                    <a:stretch>
+                      <a:fillRect/>
+                    </a:stretch>
+                  </pic:blipFill>
+                  <pic:spPr>
+                    <a:xfrm>
+                      <a:off x="0" y="0"/>
+                      <a:ext cx="5266886" cy="2877812"/>
+                    </a:xfrm>
+                    <a:prstGeom prst="rect">
+                      <a:avLst/>
+                    </a:prstGeom>
+                  </pic:spPr>
+                </pic:pic>
+              </a:graphicData>
+            </a:graphic>
+          </wp:inline>
+        </w:drawing>
+      </w:r>
+      <w:r>
+        <w:br/>
+      </w:r>
+      <w:bookmarkStart w:id="22" w:name="_Ref446182154"/>
+      <w:r>
+        <w:t xml:space="preserve">Рисунок </w:t>
+      </w:r>
+      <w:bookmarkEnd w:id="22"/>
+      <w:r>
+        <w:rPr>
+          <w:szCs w:val="24"/>
+        </w:rPr>
+        <w:t>9</w:t>
+      </w:r>
+      <w:r>
+        <w:t xml:space="preserve"> –  Прототип экранной формы </w:t>
+      </w:r>
+      <w:r>
+        <w:t>регистрационного окна</w:t>
+      </w:r>
+      <w:r>
+        <w:t xml:space="preserve"> приложения</w:t>
+      </w:r>
+    </w:p>
+    <w:p>
+      <w:pPr>
+        <w:pStyle w:val="a9"/>
+      </w:pPr>
+      <w:r>
+        <w:rPr>
+          <w:lang w:eastAsia="ru-RU"/>
+        </w:rPr>
+        <w:lastRenderedPageBreak/>
+        <w:t xml:space="preserve">Следующим этапом является окно ожидания, изображенное на рисунке 10. </w:t>
+      </w:r>
+      <w:r>
+        <w:t>Н</w:t>
+      </w:r>
+      <w:r>
+        <w:t>а ней пользователи видят</w:t>
+      </w:r>
+      <w:r>
+        <w:t xml:space="preserve"> ключ</w:t>
+      </w:r>
+      <w:r>
+        <w:t xml:space="preserve"> </w:t>
+      </w:r>
+      <w:r>
+        <w:t>для входа в комнату,</w:t>
+      </w:r>
+      <w:r>
+        <w:t xml:space="preserve"> </w:t>
+      </w:r>
+      <w:r>
+        <w:t xml:space="preserve">количество игроков, присоединившихся к сессии, их аватары и никнеймы. </w:t>
+      </w:r>
+      <w:r>
+        <w:t>Окно ожидания создает чувство ожидания и подготовленности к началу игры. Также предусмотрена кнопка для возврата на предыдущую страницу.</w:t>
+      </w:r>
+    </w:p>
+    <w:p>
+      <w:pPr>
+        <w:pStyle w:val="a9"/>
+        <w:ind w:firstLine="0"/>
+      </w:pPr>
+      <w:r>
+        <w:rPr>
+          <w:noProof/>
+        </w:rPr>
+        <w:drawing>
+          <wp:anchor distT="0" distB="0" distL="114300" distR="114300" simplePos="0" relativeHeight="251670528" behindDoc="1" locked="0" layoutInCell="1" allowOverlap="1" wp14:anchorId="5E083F2B" wp14:editId="34B9251A">
+            <wp:simplePos x="0" y="0"/>
+            <wp:positionH relativeFrom="column">
+              <wp:posOffset>450215</wp:posOffset>
+            </wp:positionH>
+            <wp:positionV relativeFrom="paragraph">
+              <wp:posOffset>635</wp:posOffset>
+            </wp:positionV>
+            <wp:extent cx="5207000" cy="3018790"/>
+            <wp:effectExtent l="0" t="0" r="0" b="0"/>
+            <wp:wrapThrough wrapText="bothSides">
+              <wp:wrapPolygon edited="0">
+                <wp:start x="0" y="0"/>
+                <wp:lineTo x="0" y="21400"/>
+                <wp:lineTo x="21495" y="21400"/>
+                <wp:lineTo x="21495" y="0"/>
+                <wp:lineTo x="0" y="0"/>
+              </wp:wrapPolygon>
+            </wp:wrapThrough>
+            <wp:docPr id="3" name="Рисунок 3"/>
+            <wp:cNvGraphicFramePr>
+              <a:graphicFrameLocks xmlns:a="http://schemas.openxmlformats.org/drawingml/2006/main" noChangeAspect="1"/>
+            </wp:cNvGraphicFramePr>
+            <a:graphic xmlns:a="http://schemas.openxmlformats.org/drawingml/2006/main">
+              <a:graphicData uri="http://schemas.openxmlformats.org/drawingml/2006/picture">
+                <pic:pic xmlns:pic="http://schemas.openxmlformats.org/drawingml/2006/picture">
+                  <pic:nvPicPr>
+                    <pic:cNvPr id="1" name=""/>
+                    <pic:cNvPicPr/>
+                  </pic:nvPicPr>
+                  <pic:blipFill>
+                    <a:blip r:embed="rId21">
                       <a:extLst>
                         <a:ext uri="{28A0092B-C50C-407E-A947-70E740481C1C}">
                           <a14:useLocalDpi xmlns:a14="http://schemas.microsoft.com/office/drawing/2010/main" val="0"/>
@@ -21840,7 +22809,116 @@
                   <pic:spPr>
                     <a:xfrm>
                       <a:off x="0" y="0"/>
-                      <a:ext cx="4542623" cy="3360589"/>
+                      <a:ext cx="5207000" cy="3018790"/>
+                    </a:xfrm>
+                    <a:prstGeom prst="rect">
+                      <a:avLst/>
+                    </a:prstGeom>
+                  </pic:spPr>
+                </pic:pic>
+              </a:graphicData>
+            </a:graphic>
+            <wp14:sizeRelH relativeFrom="margin">
+              <wp14:pctWidth>0</wp14:pctWidth>
+            </wp14:sizeRelH>
+            <wp14:sizeRelV relativeFrom="margin">
+              <wp14:pctHeight>0</wp14:pctHeight>
+            </wp14:sizeRelV>
+          </wp:anchor>
+        </w:drawing>
+      </w:r>
+    </w:p>
+    <w:p>
+      <w:pPr>
+        <w:pStyle w:val="a9"/>
+        <w:spacing w:after="240"/>
+        <w:jc w:val="center"/>
+      </w:pPr>
+      <w:r>
+        <w:t>Рисунок 10 –  Прототип экранной окна ожидания приложения</w:t>
+      </w:r>
+    </w:p>
+    <w:p>
+      <w:pPr>
+        <w:pStyle w:val="a9"/>
+      </w:pPr>
+      <w:r>
+        <w:t xml:space="preserve">После того, как игра началась пользователи попадают в игровое окно приложения, изображенное на рисунке 11. </w:t>
+      </w:r>
+      <w:r>
+        <w:t xml:space="preserve"> </w:t>
+      </w:r>
+      <w:r>
+        <w:t>О</w:t>
+      </w:r>
+      <w:r>
+        <w:t>но</w:t>
+      </w:r>
+      <w:r>
+        <w:t xml:space="preserve"> представляет собой центральный элемент интерфейса и предоставляет игрокам всю необходимую информацию для взаимодействия с игровым процессом.</w:t>
+      </w:r>
+      <w:r>
+        <w:t xml:space="preserve"> Это окно</w:t>
+      </w:r>
+      <w:r>
+        <w:t xml:space="preserve"> должно быть интуитивно понятным и визуально привлекательным.</w:t>
+      </w:r>
+      <w:r>
+        <w:t xml:space="preserve"> </w:t>
+      </w:r>
+      <w:r>
+        <w:t xml:space="preserve">Экран разделен на четыре области, где отображается информация о каждом игроке: аватар, состояние, количество ЕГП и ЕСМ, а также число фабрик и их уровень технологичности. У главного игрока текущего раунда рамка дополнительно выделена оранжевым цветом. </w:t>
+      </w:r>
+      <w:r>
+        <w:t xml:space="preserve"> На экране также отображается номер текущего круга. </w:t>
+      </w:r>
+    </w:p>
+    <w:p>
+      <w:pPr>
+        <w:pStyle w:val="a9"/>
+      </w:pPr>
+      <w:r>
+        <w:t xml:space="preserve">В правом верхнем углу размещена информация о текущем ходе игры, включая количество и стоимость ЕГП и ЕСМ, текущий этап – преобразование фабрик, а также оставшееся время для совершения хода (30 секунд). При </w:t>
+      </w:r>
+      <w:r>
+        <w:lastRenderedPageBreak/>
+        <w:t>наведении курсора на свои фабрики пользователь получает детальную информацию о необходимых ресурсах для их преобразования, если фабрика доступна для реконструкции на данный момент.</w:t>
+      </w:r>
+    </w:p>
+    <w:p>
+      <w:pPr>
+        <w:pStyle w:val="a9"/>
+        <w:jc w:val="left"/>
+      </w:pPr>
+      <w:r>
+        <w:rPr>
+          <w:noProof/>
+        </w:rPr>
+        <w:drawing>
+          <wp:inline distT="0" distB="0" distL="0" distR="0" wp14:anchorId="5772DC7A" wp14:editId="48D1AD31">
+            <wp:extent cx="5315501" cy="2984500"/>
+            <wp:effectExtent l="0" t="0" r="0" b="6350"/>
+            <wp:docPr id="4" name="Рисунок 4"/>
+            <wp:cNvGraphicFramePr>
+              <a:graphicFrameLocks xmlns:a="http://schemas.openxmlformats.org/drawingml/2006/main" noChangeAspect="1"/>
+            </wp:cNvGraphicFramePr>
+            <a:graphic xmlns:a="http://schemas.openxmlformats.org/drawingml/2006/main">
+              <a:graphicData uri="http://schemas.openxmlformats.org/drawingml/2006/picture">
+                <pic:pic xmlns:pic="http://schemas.openxmlformats.org/drawingml/2006/picture">
+                  <pic:nvPicPr>
+                    <pic:cNvPr id="1" name=""/>
+                    <pic:cNvPicPr/>
+                  </pic:nvPicPr>
+                  <pic:blipFill>
+                    <a:blip r:embed="rId22"/>
+                    <a:stretch>
+                      <a:fillRect/>
+                    </a:stretch>
+                  </pic:blipFill>
+                  <pic:spPr>
+                    <a:xfrm>
+                      <a:off x="0" y="0"/>
+                      <a:ext cx="5320616" cy="2987372"/>
                     </a:xfrm>
                     <a:prstGeom prst="rect">
                       <a:avLst/>
@@ -21856,213 +22934,23 @@
     <w:p>
       <w:pPr>
         <w:pStyle w:val="a9"/>
-        <w:rPr>
-          <w:b/>
-          <w:i/>
-          <w:lang w:eastAsia="ru-RU"/>
-        </w:rPr>
-      </w:pPr>
-      <w:r>
-        <w:rPr>
-          <w:b/>
-          <w:i/>
-          <w:lang w:eastAsia="ru-RU"/>
-        </w:rPr>
-        <w:lastRenderedPageBreak/>
-        <w:t xml:space="preserve">Пример. </w:t>
-      </w:r>
-    </w:p>
-    <w:p>
-      <w:pPr>
-        <w:pStyle w:val="a9"/>
-        <w:rPr>
-          <w:lang w:eastAsia="ru-RU"/>
-        </w:rPr>
-      </w:pPr>
-      <w:r>
-        <w:rPr>
-          <w:lang w:eastAsia="ru-RU"/>
-        </w:rPr>
-        <w:t>На рисунке </w:t>
-      </w:r>
-      <w:r>
-        <w:t>ххх</w:t>
-      </w:r>
-      <w:r>
-        <w:rPr>
-          <w:lang w:eastAsia="ru-RU"/>
-        </w:rPr>
-        <w:t xml:space="preserve"> приведен прототип экранной формы </w:t>
-      </w:r>
-      <w:r>
-        <w:t>начальной настройки приложения.</w:t>
-      </w:r>
-      <w:r>
-        <w:t xml:space="preserve"> Здесь пользователь должен выбрать язык программирования, на котором написан алгоритм, категорию (поиск или сортировка) и нажать кнопку «Далее» для перехода к следующему экрану (форме).</w:t>
-      </w:r>
-    </w:p>
-    <w:p>
-      <w:pPr>
-        <w:pStyle w:val="a8"/>
-        <w:spacing w:after="120"/>
-      </w:pPr>
-      <w:r>
-        <w:rPr>
-          <w:noProof/>
-        </w:rPr>
-        <w:drawing>
-          <wp:inline distT="0" distB="0" distL="0" distR="0" wp14:anchorId="59A78365" wp14:editId="0A689927">
-            <wp:extent cx="3867150" cy="2628900"/>
-            <wp:effectExtent l="0" t="0" r="0" b="0"/>
-            <wp:docPr id="5" name="Рисунок 5"/>
-            <wp:cNvGraphicFramePr>
-              <a:graphicFrameLocks xmlns:a="http://schemas.openxmlformats.org/drawingml/2006/main" noChangeAspect="1"/>
-            </wp:cNvGraphicFramePr>
-            <a:graphic xmlns:a="http://schemas.openxmlformats.org/drawingml/2006/main">
-              <a:graphicData uri="http://schemas.openxmlformats.org/drawingml/2006/picture">
-                <pic:pic xmlns:pic="http://schemas.openxmlformats.org/drawingml/2006/picture">
-                  <pic:nvPicPr>
-                    <pic:cNvPr id="0" name="Рисунок 5"/>
-                    <pic:cNvPicPr>
-                      <a:picLocks noChangeAspect="1" noChangeArrowheads="1"/>
-                    </pic:cNvPicPr>
-                  </pic:nvPicPr>
-                  <pic:blipFill>
-                    <a:blip r:embed="rId20">
-                      <a:extLst>
-                        <a:ext uri="{28A0092B-C50C-407E-A947-70E740481C1C}">
-                          <a14:useLocalDpi xmlns:a14="http://schemas.microsoft.com/office/drawing/2010/main" val="0"/>
-                        </a:ext>
-                      </a:extLst>
-                    </a:blip>
-                    <a:srcRect/>
-                    <a:stretch>
-                      <a:fillRect/>
-                    </a:stretch>
-                  </pic:blipFill>
-                  <pic:spPr bwMode="auto">
-                    <a:xfrm>
-                      <a:off x="0" y="0"/>
-                      <a:ext cx="3867150" cy="2628900"/>
-                    </a:xfrm>
-                    <a:prstGeom prst="rect">
-                      <a:avLst/>
-                    </a:prstGeom>
-                    <a:noFill/>
-                    <a:ln>
-                      <a:noFill/>
-                    </a:ln>
-                  </pic:spPr>
-                </pic:pic>
-              </a:graphicData>
-            </a:graphic>
-          </wp:inline>
-        </w:drawing>
-      </w:r>
-      <w:r>
-        <w:br/>
-      </w:r>
-      <w:bookmarkStart w:id="23" w:name="_Ref446182154"/>
-      <w:r>
-        <w:t xml:space="preserve">Рисунок </w:t>
+        <w:jc w:val="center"/>
+      </w:pPr>
+      <w:r>
+        <w:t>Рисунок 11 –  Прототип игрового окна приложения</w:t>
+      </w:r>
+    </w:p>
+    <w:p>
+      <w:pPr>
+        <w:pStyle w:val="a2"/>
+      </w:pPr>
+      <w:bookmarkStart w:id="23" w:name="_Toc504396574"/>
+      <w:bookmarkStart w:id="24" w:name="_Toc90897448"/>
+      <w:r>
+        <w:t>Разработка информационно-логического проекта системы</w:t>
       </w:r>
       <w:bookmarkEnd w:id="23"/>
-      <w:r>
-        <w:rPr>
-          <w:szCs w:val="24"/>
-        </w:rPr>
-        <w:t>ххх</w:t>
-      </w:r>
-      <w:r>
-        <w:t xml:space="preserve"> –  Прототип экранной формы начальной настройки приложения</w:t>
-      </w:r>
-    </w:p>
-    <w:p>
-      <w:pPr>
-        <w:pStyle w:val="a9"/>
-        <w:rPr>
-          <w:lang w:eastAsia="ru-RU"/>
-        </w:rPr>
-      </w:pPr>
-      <w:r>
-        <w:rPr>
-          <w:lang w:eastAsia="ru-RU"/>
-        </w:rPr>
-        <w:t>Текст Текст Текст Текст Текст Текст Текст Текст Текст Текст Текст Текст Текст Текст Текст Текст Текст Текст Текст Текст Текст Текст Текст Текст Текст Текст Текст Текст Текст Текст Текст Текст Текст Текст Текст.</w:t>
-      </w:r>
-    </w:p>
-    <w:p>
-      <w:pPr>
-        <w:pStyle w:val="a9"/>
-        <w:rPr>
-          <w:lang w:eastAsia="ru-RU"/>
-        </w:rPr>
-      </w:pPr>
-      <w:r>
-        <w:rPr>
-          <w:lang w:eastAsia="ru-RU"/>
-        </w:rPr>
-        <w:t>Текст Текст Текст Текст Текст Текст Текст Текст Текст Текст Текст Текст Текст Текст Текст Текст Текст Текст Текст Текст Текст Текст Текст Текст Текст Текст Текст Текст Текст Текст Текст Текст Текст Текст Текст.</w:t>
-      </w:r>
-    </w:p>
-    <w:p>
-      <w:pPr>
-        <w:pStyle w:val="a9"/>
-      </w:pPr>
-      <w:r>
-        <w:t xml:space="preserve">На </w:t>
-      </w:r>
-      <w:r>
-        <w:fldChar w:fldCharType="begin"/>
-      </w:r>
-      <w:r>
-        <w:instrText xml:space="preserve"> REF _Ref446182188 \h </w:instrText>
-      </w:r>
-      <w:r>
-        <w:fldChar w:fldCharType="separate"/>
-      </w:r>
-      <w:r>
-        <w:t>рисун</w:t>
-      </w:r>
-      <w:r>
-        <w:t>к</w:t>
-      </w:r>
-      <w:r>
-        <w:t>е</w:t>
-      </w:r>
-      <w:r>
-        <w:t xml:space="preserve"> </w:t>
-      </w:r>
-      <w:r>
-        <w:fldChar w:fldCharType="end"/>
-      </w:r>
-      <w:r>
-        <w:rPr>
-          <w:color w:val="FF0000"/>
-        </w:rPr>
-        <w:t>ХХХ</w:t>
-      </w:r>
-      <w:r>
-        <w:t xml:space="preserve"> приведена навигационная модель разрабатываемого </w:t>
-      </w:r>
-      <w:r>
-        <w:t xml:space="preserve"> приложения</w:t>
-      </w:r>
-      <w:r>
-        <w:t>.</w:t>
-      </w:r>
-    </w:p>
-    <w:p>
-      <w:pPr>
-        <w:pStyle w:val="a2"/>
-      </w:pPr>
-      <w:bookmarkStart w:id="24" w:name="_Toc504396574"/>
-      <w:bookmarkStart w:id="25" w:name="_Toc90897448"/>
-      <w:r>
-        <w:t>Разработка информационно-логического проекта системы</w:t>
-      </w:r>
       <w:bookmarkEnd w:id="24"/>
-      <w:bookmarkEnd w:id="25"/>
       <w:r>
         <w:t xml:space="preserve"> </w:t>
       </w:r>
@@ -22286,7 +23174,7 @@
                     </pic:cNvPicPr>
                   </pic:nvPicPr>
                   <pic:blipFill>
-                    <a:blip r:embed="rId21">
+                    <a:blip r:embed="rId23">
                       <a:extLst>
                         <a:ext uri="{28A0092B-C50C-407E-A947-70E740481C1C}">
                           <a14:useLocalDpi xmlns:a14="http://schemas.microsoft.com/office/drawing/2010/main" val="0"/>
@@ -22327,11 +23215,11 @@
           <w:lang w:eastAsia="ru-RU"/>
         </w:rPr>
       </w:pPr>
-      <w:bookmarkStart w:id="26" w:name="_Ref446182188"/>
+      <w:bookmarkStart w:id="25" w:name="_Ref446182188"/>
       <w:r>
         <w:t xml:space="preserve">Рисунок </w:t>
       </w:r>
-      <w:bookmarkEnd w:id="26"/>
+      <w:bookmarkEnd w:id="25"/>
       <w:r>
         <w:rPr>
           <w:color w:val="FF0000"/>
@@ -22368,14 +23256,14 @@
           <w:docGrid w:linePitch="360"/>
         </w:sectPr>
       </w:pPr>
-      <w:bookmarkStart w:id="27" w:name="_Toc504396575"/>
+      <w:bookmarkStart w:id="26" w:name="_Toc504396575"/>
     </w:p>
     <w:p>
       <w:pPr>
         <w:pStyle w:val="a3"/>
       </w:pPr>
-      <w:bookmarkStart w:id="28" w:name="_Toc90897449"/>
-      <w:bookmarkEnd w:id="27"/>
+      <w:bookmarkStart w:id="27" w:name="_Toc90897449"/>
+      <w:bookmarkEnd w:id="26"/>
       <w:r>
         <w:rPr>
           <w:lang w:val="ru-RU"/>
@@ -22389,281 +23277,281 @@
         </w:rPr>
         <w:t>UML</w:t>
       </w:r>
+      <w:bookmarkEnd w:id="27"/>
+    </w:p>
+    <w:p>
+      <w:pPr>
+        <w:pStyle w:val="a9"/>
+      </w:pPr>
+      <w:r>
+        <w:t xml:space="preserve">Для специфицирования (построения точных, недвусмысленных и полных моделей) системы и ее документирования используется унифицированный язык моделирования UML. </w:t>
+      </w:r>
+    </w:p>
+    <w:p>
+      <w:pPr>
+        <w:pStyle w:val="a9"/>
+        <w:rPr>
+          <w:lang w:eastAsia="ru-RU"/>
+        </w:rPr>
+      </w:pPr>
+      <w:r>
+        <w:rPr>
+          <w:lang w:eastAsia="ru-RU"/>
+        </w:rPr>
+        <w:t>Вводные слова Вводные слова</w:t>
+      </w:r>
+      <w:r>
+        <w:rPr>
+          <w:lang w:eastAsia="ru-RU"/>
+        </w:rPr>
+        <w:t xml:space="preserve"> </w:t>
+      </w:r>
+      <w:r>
+        <w:rPr>
+          <w:lang w:eastAsia="ru-RU"/>
+        </w:rPr>
+        <w:t>Вводные слова</w:t>
+      </w:r>
+      <w:r>
+        <w:rPr>
+          <w:lang w:eastAsia="ru-RU"/>
+        </w:rPr>
+        <w:t xml:space="preserve"> </w:t>
+      </w:r>
+      <w:r>
+        <w:rPr>
+          <w:lang w:eastAsia="ru-RU"/>
+        </w:rPr>
+        <w:t>Вводные слова</w:t>
+      </w:r>
+      <w:r>
+        <w:rPr>
+          <w:lang w:eastAsia="ru-RU"/>
+        </w:rPr>
+        <w:t xml:space="preserve"> </w:t>
+      </w:r>
+      <w:r>
+        <w:rPr>
+          <w:lang w:eastAsia="ru-RU"/>
+        </w:rPr>
+        <w:t>Вводные слова</w:t>
+      </w:r>
+      <w:r>
+        <w:rPr>
+          <w:lang w:eastAsia="ru-RU"/>
+        </w:rPr>
+        <w:t xml:space="preserve"> </w:t>
+      </w:r>
+      <w:r>
+        <w:rPr>
+          <w:lang w:eastAsia="ru-RU"/>
+        </w:rPr>
+        <w:t>Вводные слова</w:t>
+      </w:r>
+      <w:r>
+        <w:rPr>
+          <w:lang w:eastAsia="ru-RU"/>
+        </w:rPr>
+        <w:t xml:space="preserve"> </w:t>
+      </w:r>
+      <w:r>
+        <w:rPr>
+          <w:lang w:eastAsia="ru-RU"/>
+        </w:rPr>
+        <w:t>Вводные слова</w:t>
+      </w:r>
+      <w:r>
+        <w:rPr>
+          <w:lang w:eastAsia="ru-RU"/>
+        </w:rPr>
+        <w:t xml:space="preserve"> </w:t>
+      </w:r>
+      <w:r>
+        <w:rPr>
+          <w:lang w:eastAsia="ru-RU"/>
+        </w:rPr>
+        <w:t>Вводные слова</w:t>
+      </w:r>
+      <w:r>
+        <w:rPr>
+          <w:lang w:eastAsia="ru-RU"/>
+        </w:rPr>
+        <w:t xml:space="preserve"> </w:t>
+      </w:r>
+      <w:r>
+        <w:rPr>
+          <w:lang w:eastAsia="ru-RU"/>
+        </w:rPr>
+        <w:t>Вводные слова</w:t>
+      </w:r>
+      <w:r>
+        <w:rPr>
+          <w:lang w:eastAsia="ru-RU"/>
+        </w:rPr>
+        <w:t xml:space="preserve"> </w:t>
+      </w:r>
+      <w:r>
+        <w:rPr>
+          <w:lang w:eastAsia="ru-RU"/>
+        </w:rPr>
+        <w:t>Вводные слова</w:t>
+      </w:r>
+      <w:r>
+        <w:rPr>
+          <w:lang w:eastAsia="ru-RU"/>
+        </w:rPr>
+        <w:t xml:space="preserve"> </w:t>
+      </w:r>
+      <w:r>
+        <w:rPr>
+          <w:lang w:eastAsia="ru-RU"/>
+        </w:rPr>
+        <w:t>Вводные слова</w:t>
+      </w:r>
+      <w:r>
+        <w:rPr>
+          <w:lang w:eastAsia="ru-RU"/>
+        </w:rPr>
+        <w:t xml:space="preserve"> </w:t>
+      </w:r>
+      <w:r>
+        <w:rPr>
+          <w:lang w:eastAsia="ru-RU"/>
+        </w:rPr>
+        <w:t>Вводные слова</w:t>
+      </w:r>
+      <w:r>
+        <w:rPr>
+          <w:lang w:eastAsia="ru-RU"/>
+        </w:rPr>
+        <w:t xml:space="preserve"> </w:t>
+      </w:r>
+      <w:r>
+        <w:rPr>
+          <w:lang w:eastAsia="ru-RU"/>
+        </w:rPr>
+        <w:t>Вводные слова</w:t>
+      </w:r>
+      <w:r>
+        <w:rPr>
+          <w:lang w:eastAsia="ru-RU"/>
+        </w:rPr>
+        <w:t xml:space="preserve"> </w:t>
+      </w:r>
+      <w:r>
+        <w:rPr>
+          <w:lang w:eastAsia="ru-RU"/>
+        </w:rPr>
+        <w:t>Вводные слова</w:t>
+      </w:r>
+      <w:r>
+        <w:rPr>
+          <w:lang w:eastAsia="ru-RU"/>
+        </w:rPr>
+        <w:t xml:space="preserve"> </w:t>
+      </w:r>
+      <w:r>
+        <w:rPr>
+          <w:lang w:eastAsia="ru-RU"/>
+        </w:rPr>
+        <w:t>Вводные слова.</w:t>
+      </w:r>
+    </w:p>
+    <w:p>
+      <w:pPr>
+        <w:pStyle w:val="a3"/>
+      </w:pPr>
+      <w:bookmarkStart w:id="28" w:name="_Toc504396576"/>
+      <w:bookmarkStart w:id="29" w:name="_Toc90897450"/>
+      <w:r>
+        <w:rPr>
+          <w:lang w:val="ru-RU"/>
+        </w:rPr>
+        <w:t>Диаграмма</w:t>
+      </w:r>
+      <w:r>
+        <w:t xml:space="preserve"> </w:t>
+      </w:r>
+      <w:r>
+        <w:rPr>
+          <w:lang w:val="ru-RU"/>
+        </w:rPr>
+        <w:t>вариантов использования</w:t>
+      </w:r>
       <w:bookmarkEnd w:id="28"/>
+      <w:bookmarkEnd w:id="29"/>
+      <w:r>
+        <w:t xml:space="preserve"> </w:t>
+      </w:r>
     </w:p>
     <w:p>
       <w:pPr>
         <w:pStyle w:val="a9"/>
       </w:pPr>
       <w:r>
-        <w:t xml:space="preserve">Для специфицирования (построения точных, недвусмысленных и полных моделей) системы и ее документирования используется унифицированный язык моделирования UML. </w:t>
+        <w:t xml:space="preserve">Диаграмма вариантов использования представляет собой наиболее общую </w:t>
+      </w:r>
+      <w:r>
+        <w:rPr>
+          <w:lang w:eastAsia="ru-RU"/>
+        </w:rPr>
+        <w:t>концептуальную</w:t>
+      </w:r>
+      <w:r>
+        <w:t xml:space="preserve"> модель сложной системы, которая является исходной для построения всех остальных диаграмм. На ней изображаются отношения между актерами и вариантами использования. </w:t>
       </w:r>
     </w:p>
     <w:p>
       <w:pPr>
         <w:pStyle w:val="a9"/>
-        <w:rPr>
-          <w:lang w:eastAsia="ru-RU"/>
-        </w:rPr>
-      </w:pPr>
-      <w:r>
-        <w:rPr>
-          <w:lang w:eastAsia="ru-RU"/>
-        </w:rPr>
-        <w:t>Вводные слова Вводные слова</w:t>
-      </w:r>
-      <w:r>
-        <w:rPr>
-          <w:lang w:eastAsia="ru-RU"/>
-        </w:rPr>
-        <w:t xml:space="preserve"> </w:t>
-      </w:r>
-      <w:r>
-        <w:rPr>
-          <w:lang w:eastAsia="ru-RU"/>
-        </w:rPr>
-        <w:t>Вводные слова</w:t>
-      </w:r>
-      <w:r>
-        <w:rPr>
-          <w:lang w:eastAsia="ru-RU"/>
-        </w:rPr>
-        <w:t xml:space="preserve"> </w:t>
-      </w:r>
-      <w:r>
-        <w:rPr>
-          <w:lang w:eastAsia="ru-RU"/>
-        </w:rPr>
-        <w:t>Вводные слова</w:t>
-      </w:r>
-      <w:r>
-        <w:rPr>
-          <w:lang w:eastAsia="ru-RU"/>
-        </w:rPr>
-        <w:t xml:space="preserve"> </w:t>
-      </w:r>
-      <w:r>
-        <w:rPr>
-          <w:lang w:eastAsia="ru-RU"/>
-        </w:rPr>
-        <w:t>Вводные слова</w:t>
-      </w:r>
-      <w:r>
-        <w:rPr>
-          <w:lang w:eastAsia="ru-RU"/>
-        </w:rPr>
-        <w:t xml:space="preserve"> </w:t>
-      </w:r>
-      <w:r>
-        <w:rPr>
-          <w:lang w:eastAsia="ru-RU"/>
-        </w:rPr>
-        <w:t>Вводные слова</w:t>
-      </w:r>
-      <w:r>
-        <w:rPr>
-          <w:lang w:eastAsia="ru-RU"/>
-        </w:rPr>
-        <w:t xml:space="preserve"> </w:t>
-      </w:r>
-      <w:r>
-        <w:rPr>
-          <w:lang w:eastAsia="ru-RU"/>
-        </w:rPr>
-        <w:t>Вводные слова</w:t>
-      </w:r>
-      <w:r>
-        <w:rPr>
-          <w:lang w:eastAsia="ru-RU"/>
-        </w:rPr>
-        <w:t xml:space="preserve"> </w:t>
-      </w:r>
-      <w:r>
-        <w:rPr>
-          <w:lang w:eastAsia="ru-RU"/>
-        </w:rPr>
-        <w:t>Вводные слова</w:t>
-      </w:r>
-      <w:r>
-        <w:rPr>
-          <w:lang w:eastAsia="ru-RU"/>
-        </w:rPr>
-        <w:t xml:space="preserve"> </w:t>
-      </w:r>
-      <w:r>
-        <w:rPr>
-          <w:lang w:eastAsia="ru-RU"/>
-        </w:rPr>
-        <w:t>Вводные слова</w:t>
-      </w:r>
-      <w:r>
-        <w:rPr>
-          <w:lang w:eastAsia="ru-RU"/>
-        </w:rPr>
-        <w:t xml:space="preserve"> </w:t>
-      </w:r>
-      <w:r>
-        <w:rPr>
-          <w:lang w:eastAsia="ru-RU"/>
-        </w:rPr>
-        <w:t>Вводные слова</w:t>
-      </w:r>
-      <w:r>
-        <w:rPr>
-          <w:lang w:eastAsia="ru-RU"/>
-        </w:rPr>
-        <w:t xml:space="preserve"> </w:t>
-      </w:r>
-      <w:r>
-        <w:rPr>
-          <w:lang w:eastAsia="ru-RU"/>
-        </w:rPr>
-        <w:t>Вводные слова</w:t>
-      </w:r>
-      <w:r>
-        <w:rPr>
-          <w:lang w:eastAsia="ru-RU"/>
-        </w:rPr>
-        <w:t xml:space="preserve"> </w:t>
-      </w:r>
-      <w:r>
-        <w:rPr>
-          <w:lang w:eastAsia="ru-RU"/>
-        </w:rPr>
-        <w:t>Вводные слова</w:t>
-      </w:r>
-      <w:r>
-        <w:rPr>
-          <w:lang w:eastAsia="ru-RU"/>
-        </w:rPr>
-        <w:t xml:space="preserve"> </w:t>
-      </w:r>
-      <w:r>
-        <w:rPr>
-          <w:lang w:eastAsia="ru-RU"/>
-        </w:rPr>
-        <w:t>Вводные слова</w:t>
-      </w:r>
-      <w:r>
-        <w:rPr>
-          <w:lang w:eastAsia="ru-RU"/>
-        </w:rPr>
-        <w:t xml:space="preserve"> </w:t>
-      </w:r>
-      <w:r>
-        <w:rPr>
-          <w:lang w:eastAsia="ru-RU"/>
-        </w:rPr>
-        <w:t>Вводные слова</w:t>
-      </w:r>
-      <w:r>
-        <w:rPr>
-          <w:lang w:eastAsia="ru-RU"/>
-        </w:rPr>
-        <w:t xml:space="preserve"> </w:t>
-      </w:r>
-      <w:r>
-        <w:rPr>
-          <w:lang w:eastAsia="ru-RU"/>
-        </w:rPr>
-        <w:t>Вводные слова.</w:t>
+      </w:pPr>
+      <w:r>
+        <w:t>Текст Текст Текст Текст Текст Текст Текст Текст Текст Текст Текст Текст Текст Текст Текст Текст Текст Текст Текст Текст Текст Текст Текст Текст Текст Текст Текст Текст Текст Текст Текст Текст Текст Текст Текст.</w:t>
+      </w:r>
+    </w:p>
+    <w:p>
+      <w:pPr>
+        <w:pStyle w:val="a9"/>
+        <w:rPr>
+          <w:color w:val="FF0000"/>
+        </w:rPr>
+      </w:pPr>
+      <w:r>
+        <w:t xml:space="preserve">На рисунке </w:t>
+      </w:r>
+      <w:r>
+        <w:rPr>
+          <w:color w:val="FF0000"/>
+        </w:rPr>
+        <w:t xml:space="preserve">ХХХ </w:t>
+      </w:r>
+      <w:r>
+        <w:t xml:space="preserve">приведена диаграмма вариантов использования (пользователя). </w:t>
+      </w:r>
+      <w:r>
+        <w:rPr>
+          <w:color w:val="FF0000"/>
+        </w:rPr>
+        <w:t>Здесь должно быть описание диаграммы.</w:t>
       </w:r>
     </w:p>
     <w:p>
       <w:pPr>
         <w:pStyle w:val="a3"/>
-      </w:pPr>
-      <w:bookmarkStart w:id="29" w:name="_Toc504396576"/>
-      <w:bookmarkStart w:id="30" w:name="_Toc90897450"/>
-      <w:r>
-        <w:rPr>
-          <w:lang w:val="ru-RU"/>
-        </w:rPr>
-        <w:t>Диаграмма</w:t>
-      </w:r>
-      <w:r>
-        <w:t xml:space="preserve"> </w:t>
-      </w:r>
-      <w:r>
-        <w:rPr>
-          <w:lang w:val="ru-RU"/>
-        </w:rPr>
-        <w:t>вариантов использования</w:t>
-      </w:r>
-      <w:bookmarkEnd w:id="29"/>
+        <w:rPr>
+          <w:lang w:val="ru-RU"/>
+        </w:rPr>
+      </w:pPr>
+      <w:bookmarkStart w:id="30" w:name="_Toc504396577"/>
+      <w:bookmarkStart w:id="31" w:name="_Toc90897451"/>
+      <w:r>
+        <w:rPr>
+          <w:lang w:val="ru-RU"/>
+        </w:rPr>
+        <w:t>Сценарии</w:t>
+      </w:r>
       <w:bookmarkEnd w:id="30"/>
-      <w:r>
-        <w:t xml:space="preserve"> </w:t>
-      </w:r>
-    </w:p>
-    <w:p>
-      <w:pPr>
-        <w:pStyle w:val="a9"/>
-      </w:pPr>
-      <w:r>
-        <w:t xml:space="preserve">Диаграмма вариантов использования представляет собой наиболее общую </w:t>
-      </w:r>
-      <w:r>
-        <w:rPr>
-          <w:lang w:eastAsia="ru-RU"/>
-        </w:rPr>
-        <w:t>концептуальную</w:t>
-      </w:r>
-      <w:r>
-        <w:t xml:space="preserve"> модель сложной системы, которая является исходной для построения всех остальных диаграмм. На ней изображаются отношения между актерами и вариантами использования. </w:t>
-      </w:r>
-    </w:p>
-    <w:p>
-      <w:pPr>
-        <w:pStyle w:val="a9"/>
-      </w:pPr>
-      <w:r>
-        <w:t>Текст Текст Текст Текст Текст Текст Текст Текст Текст Текст Текст Текст Текст Текст Текст Текст Текст Текст Текст Текст Текст Текст Текст Текст Текст Текст Текст Текст Текст Текст Текст Текст Текст Текст Текст.</w:t>
-      </w:r>
-    </w:p>
-    <w:p>
-      <w:pPr>
-        <w:pStyle w:val="a9"/>
-        <w:rPr>
-          <w:color w:val="FF0000"/>
-        </w:rPr>
-      </w:pPr>
-      <w:r>
-        <w:t xml:space="preserve">На рисунке </w:t>
-      </w:r>
-      <w:r>
-        <w:rPr>
-          <w:color w:val="FF0000"/>
-        </w:rPr>
-        <w:t xml:space="preserve">ХХХ </w:t>
-      </w:r>
-      <w:r>
-        <w:t xml:space="preserve">приведена диаграмма вариантов использования (пользователя). </w:t>
-      </w:r>
-      <w:r>
-        <w:rPr>
-          <w:color w:val="FF0000"/>
-        </w:rPr>
-        <w:t>Здесь должно быть описание диаграммы.</w:t>
-      </w:r>
-    </w:p>
-    <w:p>
-      <w:pPr>
-        <w:pStyle w:val="a3"/>
-        <w:rPr>
-          <w:lang w:val="ru-RU"/>
-        </w:rPr>
-      </w:pPr>
-      <w:bookmarkStart w:id="31" w:name="_Toc504396577"/>
-      <w:bookmarkStart w:id="32" w:name="_Toc90897451"/>
-      <w:r>
-        <w:rPr>
-          <w:lang w:val="ru-RU"/>
-        </w:rPr>
-        <w:t>Сценарии</w:t>
-      </w:r>
       <w:bookmarkEnd w:id="31"/>
-      <w:bookmarkEnd w:id="32"/>
     </w:p>
     <w:p>
       <w:pPr>
@@ -22736,7 +23624,7 @@
       <w:pPr>
         <w:pStyle w:val="a9"/>
       </w:pPr>
-      <w:commentRangeStart w:id="33"/>
+      <w:commentRangeStart w:id="32"/>
       <w:r>
         <w:rPr>
           <w:color w:val="FF0000"/>
@@ -22746,13 +23634,13 @@
       <w:r>
         <w:t>.</w:t>
       </w:r>
-      <w:commentRangeEnd w:id="33"/>
+      <w:commentRangeEnd w:id="32"/>
       <w:r>
         <w:rPr>
           <w:rStyle w:val="aff4"/>
           <w:lang w:val="en-GB" w:eastAsia="ru-RU"/>
         </w:rPr>
-        <w:commentReference w:id="33"/>
+        <w:commentReference w:id="32"/>
       </w:r>
     </w:p>
     <w:p>
@@ -22847,14 +23735,14 @@
       <w:pPr>
         <w:pStyle w:val="a3"/>
       </w:pPr>
-      <w:bookmarkStart w:id="34" w:name="_Toc504396578"/>
-      <w:bookmarkStart w:id="35" w:name="_Toc90897452"/>
+      <w:bookmarkStart w:id="33" w:name="_Toc504396578"/>
+      <w:bookmarkStart w:id="34" w:name="_Toc90897452"/>
       <w:r>
         <w:lastRenderedPageBreak/>
         <w:t>Диаграмма классов</w:t>
       </w:r>
+      <w:bookmarkEnd w:id="33"/>
       <w:bookmarkEnd w:id="34"/>
-      <w:bookmarkEnd w:id="35"/>
     </w:p>
     <w:p>
       <w:pPr>
@@ -23159,73 +24047,73 @@
       <w:r>
         <w:t xml:space="preserve"> </w:t>
       </w:r>
-      <w:bookmarkStart w:id="36" w:name="_Toc504396579"/>
-      <w:bookmarkStart w:id="37" w:name="_Toc90897453"/>
+      <w:bookmarkStart w:id="35" w:name="_Toc504396579"/>
+      <w:bookmarkStart w:id="36" w:name="_Toc90897453"/>
       <w:r>
         <w:t>Диаграмма состояний</w:t>
       </w:r>
+      <w:bookmarkEnd w:id="35"/>
       <w:bookmarkEnd w:id="36"/>
+    </w:p>
+    <w:p>
+      <w:pPr>
+        <w:pStyle w:val="a9"/>
+      </w:pPr>
+      <w:r>
+        <w:t>Текст Текст Текст Текст Текст Текст Текст Текст Текст Текст Текст Текст Текст Текст Текст Текст Текст Текст Текст Текст Текст Текст Текст Текст Текст Текст Текст Текст Текст Текст Текст Текст Текст Текст Текст.</w:t>
+      </w:r>
+    </w:p>
+    <w:p>
+      <w:pPr>
+        <w:pStyle w:val="a9"/>
+        <w:rPr>
+          <w:color w:val="FF0000"/>
+        </w:rPr>
+      </w:pPr>
+      <w:r>
+        <w:t xml:space="preserve">На рисунке </w:t>
+      </w:r>
+      <w:r>
+        <w:rPr>
+          <w:color w:val="FF0000"/>
+        </w:rPr>
+        <w:t>ХХХ</w:t>
+      </w:r>
+      <w:r>
+        <w:t xml:space="preserve"> приведена диаграмма состояний системы. </w:t>
+      </w:r>
+      <w:r>
+        <w:rPr>
+          <w:color w:val="FF0000"/>
+        </w:rPr>
+        <w:t>Здесь должно быть описание диаграммы</w:t>
+      </w:r>
+      <w:r>
+        <w:rPr>
+          <w:color w:val="FF0000"/>
+        </w:rPr>
+        <w:t xml:space="preserve"> (диаграмм)</w:t>
+      </w:r>
+      <w:r>
+        <w:rPr>
+          <w:color w:val="FF0000"/>
+        </w:rPr>
+        <w:t>.</w:t>
+      </w:r>
+    </w:p>
+    <w:p>
+      <w:pPr>
+        <w:pStyle w:val="a3"/>
+      </w:pPr>
+      <w:bookmarkStart w:id="37" w:name="_Toc501907095"/>
+      <w:bookmarkStart w:id="38" w:name="_Toc504396580"/>
+      <w:bookmarkStart w:id="39" w:name="_Toc90897454"/>
+      <w:r>
+        <w:t>Диаграмма деятельности</w:t>
+      </w:r>
       <w:bookmarkEnd w:id="37"/>
-    </w:p>
-    <w:p>
-      <w:pPr>
-        <w:pStyle w:val="a9"/>
-      </w:pPr>
-      <w:r>
-        <w:t>Текст Текст Текст Текст Текст Текст Текст Текст Текст Текст Текст Текст Текст Текст Текст Текст Текст Текст Текст Текст Текст Текст Текст Текст Текст Текст Текст Текст Текст Текст Текст Текст Текст Текст Текст.</w:t>
-      </w:r>
-    </w:p>
-    <w:p>
-      <w:pPr>
-        <w:pStyle w:val="a9"/>
-        <w:rPr>
-          <w:color w:val="FF0000"/>
-        </w:rPr>
-      </w:pPr>
-      <w:r>
-        <w:t xml:space="preserve">На рисунке </w:t>
-      </w:r>
-      <w:r>
-        <w:rPr>
-          <w:color w:val="FF0000"/>
-        </w:rPr>
-        <w:t>ХХХ</w:t>
-      </w:r>
-      <w:r>
-        <w:t xml:space="preserve"> приведена диаграмма состояний системы. </w:t>
-      </w:r>
-      <w:r>
-        <w:rPr>
-          <w:color w:val="FF0000"/>
-        </w:rPr>
-        <w:t>Здесь должно быть описание диаграммы</w:t>
-      </w:r>
-      <w:r>
-        <w:rPr>
-          <w:color w:val="FF0000"/>
-        </w:rPr>
-        <w:t xml:space="preserve"> (диаграмм)</w:t>
-      </w:r>
-      <w:r>
-        <w:rPr>
-          <w:color w:val="FF0000"/>
-        </w:rPr>
-        <w:t>.</w:t>
-      </w:r>
-    </w:p>
-    <w:p>
-      <w:pPr>
-        <w:pStyle w:val="a3"/>
-      </w:pPr>
-      <w:bookmarkStart w:id="38" w:name="_Toc501907095"/>
-      <w:bookmarkStart w:id="39" w:name="_Toc504396580"/>
-      <w:bookmarkStart w:id="40" w:name="_Toc90897454"/>
-      <w:r>
-        <w:t>Диаграмма деятельности</w:t>
-      </w:r>
       <w:bookmarkEnd w:id="38"/>
       <w:bookmarkEnd w:id="39"/>
-      <w:bookmarkEnd w:id="40"/>
     </w:p>
     <w:p>
       <w:pPr>
@@ -23269,13 +24157,13 @@
       <w:pPr>
         <w:pStyle w:val="a3"/>
       </w:pPr>
-      <w:bookmarkStart w:id="41" w:name="_Toc504396581"/>
-      <w:bookmarkStart w:id="42" w:name="_Toc90897455"/>
+      <w:bookmarkStart w:id="40" w:name="_Toc504396581"/>
+      <w:bookmarkStart w:id="41" w:name="_Toc90897455"/>
       <w:r>
         <w:t>Диаграмма последовательности</w:t>
       </w:r>
+      <w:bookmarkEnd w:id="40"/>
       <w:bookmarkEnd w:id="41"/>
-      <w:bookmarkEnd w:id="42"/>
     </w:p>
     <w:p>
       <w:pPr>
@@ -23316,7 +24204,7 @@
       <w:r>
         <w:t xml:space="preserve"> </w:t>
       </w:r>
-      <w:commentRangeStart w:id="43"/>
+      <w:commentRangeStart w:id="42"/>
       <w:r>
         <w:t>для вариант</w:t>
       </w:r>
@@ -23329,13 +24217,13 @@
       <w:r>
         <w:t>.</w:t>
       </w:r>
-      <w:commentRangeEnd w:id="43"/>
+      <w:commentRangeEnd w:id="42"/>
       <w:r>
         <w:rPr>
           <w:rStyle w:val="aff4"/>
           <w:lang w:val="en-GB" w:eastAsia="ru-RU"/>
         </w:rPr>
-        <w:commentReference w:id="43"/>
+        <w:commentReference w:id="42"/>
       </w:r>
       <w:r>
         <w:t xml:space="preserve">  </w:t>
@@ -23365,12 +24253,12 @@
       <w:pPr>
         <w:pStyle w:val="a2"/>
       </w:pPr>
-      <w:bookmarkStart w:id="44" w:name="_Toc90897456"/>
+      <w:bookmarkStart w:id="43" w:name="_Toc90897456"/>
       <w:r>
         <w:lastRenderedPageBreak/>
         <w:t>Логическая модель данных (при необходимости)</w:t>
       </w:r>
-      <w:bookmarkEnd w:id="44"/>
+      <w:bookmarkEnd w:id="43"/>
     </w:p>
     <w:p>
       <w:pPr>
@@ -23387,7 +24275,7 @@
       <w:r>
         <w:t>Сущность – объект предметной области, который можно отличить от других понятий по некоторым признакам. Сущность состоит из множества своих экземпляров. Каждая сущность обладает свойствами – атрибутами [</w:t>
       </w:r>
-      <w:commentRangeStart w:id="45"/>
+      <w:commentRangeStart w:id="44"/>
       <w:r>
         <w:fldChar w:fldCharType="begin"/>
       </w:r>
@@ -23409,13 +24297,13 @@
       <w:r>
         <w:fldChar w:fldCharType="end"/>
       </w:r>
-      <w:commentRangeEnd w:id="45"/>
+      <w:commentRangeEnd w:id="44"/>
       <w:r>
         <w:rPr>
           <w:rStyle w:val="aff4"/>
           <w:lang w:val="en-GB" w:eastAsia="ru-RU"/>
         </w:rPr>
-        <w:commentReference w:id="45"/>
+        <w:commentReference w:id="44"/>
       </w:r>
       <w:r>
         <w:t>].</w:t>
@@ -23442,7 +24330,7 @@
       <w:r>
         <w:t>Атрибут или набор атрибутов, используемый для идентификации экземпляра сущности, называется ключом сущности. В случае если для идентификации экземпляра используется один атрибут, ключ называется простым; в противном случае ключ составной. Каждый экземпляр сущности однозначно определяется ключом [</w:t>
       </w:r>
-      <w:commentRangeStart w:id="46"/>
+      <w:commentRangeStart w:id="45"/>
       <w:r>
         <w:fldChar w:fldCharType="begin"/>
       </w:r>
@@ -23464,13 +24352,13 @@
       <w:r>
         <w:fldChar w:fldCharType="end"/>
       </w:r>
-      <w:commentRangeEnd w:id="46"/>
+      <w:commentRangeEnd w:id="45"/>
       <w:r>
         <w:rPr>
           <w:rStyle w:val="aff4"/>
           <w:lang w:val="en-GB" w:eastAsia="ru-RU"/>
         </w:rPr>
-        <w:commentReference w:id="46"/>
+        <w:commentReference w:id="45"/>
       </w:r>
       <w:r>
         <w:fldChar w:fldCharType="begin"/>
@@ -23528,7 +24416,7 @@
                     </pic:cNvPicPr>
                   </pic:nvPicPr>
                   <pic:blipFill>
-                    <a:blip r:embed="rId22"/>
+                    <a:blip r:embed="rId24"/>
                     <a:srcRect/>
                     <a:stretch>
                       <a:fillRect/>
@@ -23559,11 +24447,11 @@
       <w:r>
         <w:br/>
       </w:r>
-      <w:commentRangeStart w:id="47"/>
+      <w:commentRangeStart w:id="46"/>
       <w:r>
         <w:t xml:space="preserve">Рисунок </w:t>
       </w:r>
-      <w:bookmarkStart w:id="48" w:name="рис_Логическая_модель_данных"/>
+      <w:bookmarkStart w:id="47" w:name="рис_Логическая_модель_данных"/>
       <w:r>
         <w:fldChar w:fldCharType="begin"/>
       </w:r>
@@ -23582,18 +24470,18 @@
       <w:r>
         <w:fldChar w:fldCharType="end"/>
       </w:r>
-      <w:bookmarkEnd w:id="48"/>
+      <w:bookmarkEnd w:id="47"/>
       <w:r>
         <w:t xml:space="preserve"> – Логическая модель данных</w:t>
       </w:r>
-      <w:commentRangeEnd w:id="47"/>
+      <w:commentRangeEnd w:id="46"/>
       <w:r>
         <w:rPr>
           <w:rStyle w:val="aff4"/>
           <w:rFonts w:asciiTheme="minorHAnsi" w:eastAsiaTheme="minorHAnsi" w:hAnsiTheme="minorHAnsi" w:cstheme="minorBidi"/>
           <w:lang w:eastAsia="en-US"/>
         </w:rPr>
-        <w:commentReference w:id="47"/>
+        <w:commentReference w:id="46"/>
       </w:r>
     </w:p>
     <w:p>
@@ -23610,17 +24498,17 @@
       <w:r>
         <w:t>приведено в таблицах 2-</w:t>
       </w:r>
-      <w:commentRangeStart w:id="49"/>
+      <w:commentRangeStart w:id="48"/>
       <w:r>
         <w:t>???.</w:t>
       </w:r>
-      <w:commentRangeEnd w:id="49"/>
+      <w:commentRangeEnd w:id="48"/>
       <w:r>
         <w:rPr>
           <w:rStyle w:val="aff4"/>
           <w:rFonts w:asciiTheme="minorHAnsi" w:eastAsiaTheme="minorHAnsi" w:hAnsiTheme="minorHAnsi" w:cstheme="minorBidi"/>
         </w:rPr>
-        <w:commentReference w:id="49"/>
+        <w:commentReference w:id="48"/>
       </w:r>
     </w:p>
     <w:p>
@@ -23631,7 +24519,7 @@
           <w:lang w:val="ru-RU"/>
         </w:rPr>
       </w:pPr>
-      <w:commentRangeStart w:id="50"/>
+      <w:commentRangeStart w:id="49"/>
       <w:r>
         <w:rPr>
           <w:rStyle w:val="s3"/>
@@ -23639,14 +24527,14 @@
         </w:rPr>
         <w:t>Таблица 2 – Сущность «Пользователь»</w:t>
       </w:r>
-      <w:commentRangeEnd w:id="50"/>
+      <w:commentRangeEnd w:id="49"/>
       <w:r>
         <w:rPr>
           <w:rStyle w:val="aff4"/>
           <w:rFonts w:asciiTheme="minorHAnsi" w:eastAsiaTheme="minorHAnsi" w:hAnsiTheme="minorHAnsi" w:cstheme="minorBidi"/>
           <w:lang w:val="ru-RU" w:eastAsia="en-US"/>
         </w:rPr>
-        <w:commentReference w:id="50"/>
+        <w:commentReference w:id="49"/>
       </w:r>
     </w:p>
     <w:tbl>
@@ -23965,23 +24853,23 @@
       <w:pPr>
         <w:pStyle w:val="a2"/>
       </w:pPr>
-      <w:bookmarkStart w:id="51" w:name="_Toc90897457"/>
+      <w:bookmarkStart w:id="50" w:name="_Toc90897457"/>
       <w:r>
         <w:t xml:space="preserve">Выбор и обоснование алгоритмов обработки данных </w:t>
       </w:r>
-      <w:commentRangeStart w:id="52"/>
+      <w:commentRangeStart w:id="51"/>
       <w:r>
         <w:t>/Разработка и описание алгоритмов обработки данных</w:t>
       </w:r>
-      <w:commentRangeEnd w:id="52"/>
+      <w:commentRangeEnd w:id="51"/>
       <w:r>
         <w:rPr>
           <w:rStyle w:val="aff4"/>
           <w:lang w:val="en-GB"/>
         </w:rPr>
-        <w:commentReference w:id="52"/>
-      </w:r>
-      <w:bookmarkEnd w:id="51"/>
+        <w:commentReference w:id="51"/>
+      </w:r>
+      <w:bookmarkEnd w:id="50"/>
     </w:p>
     <w:p>
       <w:pPr>
@@ -24011,20 +24899,20 @@
         </w:rPr>
         <w:t xml:space="preserve">На рисунке ХХХ </w:t>
       </w:r>
-      <w:commentRangeStart w:id="53"/>
+      <w:commentRangeStart w:id="52"/>
       <w:r>
         <w:rPr>
           <w:lang w:eastAsia="ru-RU"/>
         </w:rPr>
         <w:t xml:space="preserve">приведена схема алгоритма </w:t>
       </w:r>
-      <w:commentRangeEnd w:id="53"/>
+      <w:commentRangeEnd w:id="52"/>
       <w:r>
         <w:rPr>
           <w:rStyle w:val="aff4"/>
           <w:lang w:val="en-GB" w:eastAsia="ru-RU"/>
         </w:rPr>
-        <w:commentReference w:id="53"/>
+        <w:commentReference w:id="52"/>
       </w:r>
       <w:r>
         <w:t>обработки элементов массива</w:t>
@@ -24052,7 +24940,7 @@
         <w:rPr>
           <w:noProof/>
         </w:rPr>
-        <w:object w:dxaOrig="4501" w:dyaOrig="6811" w14:anchorId="38969A85">
+        <w:object w:dxaOrig="4501" w:dyaOrig="6811" w14:anchorId="69FFA5AE">
           <v:shapetype id="_x0000_t75" coordsize="21600,21600" o:spt="75" o:preferrelative="t" path="m@4@5l@4@11@9@11@9@5xe" filled="f" stroked="f">
             <v:stroke joinstyle="miter"/>
             <v:formulas>
@@ -24072,16 +24960,16 @@
             <v:path o:extrusionok="f" gradientshapeok="t" o:connecttype="rect"/>
             <o:lock v:ext="edit" aspectratio="t"/>
           </v:shapetype>
-          <v:shape id="_x0000_i1025" type="#_x0000_t75" alt="" style="width:199.5pt;height:282pt;mso-width-percent:0;mso-height-percent:0;mso-width-percent:0;mso-height-percent:0" o:ole="">
-            <v:imagedata r:id="rId23" o:title=""/>
+          <v:shape id="_x0000_i1025" type="#_x0000_t75" alt="" style="width:198.75pt;height:282pt;mso-width-percent:0;mso-height-percent:0;mso-width-percent:0;mso-height-percent:0" o:ole="">
+            <v:imagedata r:id="rId25" o:title=""/>
           </v:shape>
-          <o:OLEObject Type="Embed" ProgID="Visio.Drawing.15" ShapeID="_x0000_i1025" DrawAspect="Content" ObjectID="_1789883426" r:id="rId24"/>
+          <o:OLEObject Type="Embed" ProgID="Visio.Drawing.15" ShapeID="_x0000_i1025" DrawAspect="Content" ObjectID="_1791092932" r:id="rId26"/>
         </w:object>
       </w:r>
       <w:r>
         <w:br/>
       </w:r>
-      <w:commentRangeStart w:id="54"/>
+      <w:commentRangeStart w:id="53"/>
       <w:r>
         <w:rPr>
           <w:rStyle w:val="afffe"/>
@@ -24103,13 +24991,13 @@
       <w:r>
         <w:t>обработки элементов массива</w:t>
       </w:r>
-      <w:commentRangeEnd w:id="54"/>
+      <w:commentRangeEnd w:id="53"/>
       <w:r>
         <w:rPr>
           <w:rStyle w:val="aff4"/>
           <w:lang w:val="en-GB"/>
         </w:rPr>
-        <w:commentReference w:id="54"/>
+        <w:commentReference w:id="53"/>
       </w:r>
     </w:p>
     <w:p>
@@ -25008,7 +25896,7 @@
       <w:pPr>
         <w:pStyle w:val="afffd"/>
       </w:pPr>
-      <w:commentRangeStart w:id="55"/>
+      <w:commentRangeStart w:id="54"/>
       <w:r>
         <w:t xml:space="preserve">Рисунок ХХХ – Схема алгоритма вычисления исходного выражения </w:t>
       </w:r>
@@ -25018,14 +25906,14 @@
       <w:r>
         <w:t>начало)</w:t>
       </w:r>
-      <w:commentRangeEnd w:id="55"/>
+      <w:commentRangeEnd w:id="54"/>
       <w:r>
         <w:rPr>
           <w:rStyle w:val="aff4"/>
           <w:noProof w:val="0"/>
           <w:lang w:val="en-GB"/>
         </w:rPr>
-        <w:commentReference w:id="55"/>
+        <w:commentReference w:id="54"/>
       </w:r>
     </w:p>
     <w:p>
@@ -25882,17 +26770,17 @@
       <w:r>
         <w:t>Рисунок </w:t>
       </w:r>
-      <w:commentRangeStart w:id="56"/>
+      <w:commentRangeStart w:id="55"/>
       <w:r>
         <w:t>ХХХХ</w:t>
       </w:r>
-      <w:commentRangeEnd w:id="56"/>
+      <w:commentRangeEnd w:id="55"/>
       <w:r>
         <w:rPr>
           <w:rStyle w:val="aff4"/>
           <w:lang w:val="en-GB"/>
         </w:rPr>
-        <w:commentReference w:id="56"/>
+        <w:commentReference w:id="55"/>
       </w:r>
       <w:r>
         <w:t xml:space="preserve">– Схема алгоритма вычисления исходного выражения </w:t>
@@ -25908,11 +26796,11 @@
       <w:pPr>
         <w:pStyle w:val="a2"/>
       </w:pPr>
-      <w:bookmarkStart w:id="57" w:name="_Toc90897458"/>
+      <w:bookmarkStart w:id="56" w:name="_Toc90897458"/>
       <w:r>
         <w:t>Выбор и обоснование комплекса программных средств</w:t>
       </w:r>
-      <w:bookmarkEnd w:id="57"/>
+      <w:bookmarkEnd w:id="56"/>
     </w:p>
     <w:p>
       <w:pPr>
@@ -25959,23 +26847,23 @@
           <w:lang w:val="ru-RU"/>
         </w:rPr>
       </w:pPr>
-      <w:bookmarkStart w:id="58" w:name="_Toc90897459"/>
-      <w:commentRangeStart w:id="59"/>
+      <w:bookmarkStart w:id="57" w:name="_Toc90897459"/>
+      <w:commentRangeStart w:id="58"/>
       <w:r>
         <w:rPr>
           <w:lang w:val="ru-RU"/>
         </w:rPr>
         <w:t xml:space="preserve">Выбор языка программирования </w:t>
       </w:r>
-      <w:commentRangeEnd w:id="59"/>
+      <w:commentRangeEnd w:id="58"/>
       <w:r>
         <w:rPr>
           <w:rStyle w:val="aff4"/>
           <w:lang w:eastAsia="ru-RU"/>
         </w:rPr>
-        <w:commentReference w:id="59"/>
-      </w:r>
-      <w:bookmarkEnd w:id="58"/>
+        <w:commentReference w:id="58"/>
+      </w:r>
+      <w:bookmarkEnd w:id="57"/>
     </w:p>
     <w:p>
       <w:pPr>
@@ -26029,23 +26917,23 @@
           <w:lang w:val="ru-RU"/>
         </w:rPr>
       </w:pPr>
-      <w:bookmarkStart w:id="60" w:name="_Toc90897461"/>
-      <w:commentRangeStart w:id="61"/>
+      <w:bookmarkStart w:id="59" w:name="_Toc90897461"/>
+      <w:commentRangeStart w:id="60"/>
       <w:r>
         <w:rPr>
           <w:lang w:val="ru-RU"/>
         </w:rPr>
         <w:t>Выбор среды программирования</w:t>
       </w:r>
-      <w:commentRangeEnd w:id="61"/>
+      <w:commentRangeEnd w:id="60"/>
       <w:r>
         <w:rPr>
           <w:rStyle w:val="aff4"/>
           <w:lang w:eastAsia="ru-RU"/>
         </w:rPr>
-        <w:commentReference w:id="61"/>
-      </w:r>
-      <w:bookmarkEnd w:id="60"/>
+        <w:commentReference w:id="60"/>
+      </w:r>
+      <w:bookmarkEnd w:id="59"/>
     </w:p>
     <w:p>
       <w:pPr>
@@ -26059,21 +26947,21 @@
       <w:pPr>
         <w:pStyle w:val="a3"/>
       </w:pPr>
-      <w:bookmarkStart w:id="62" w:name="_Toc90897460"/>
-      <w:bookmarkStart w:id="63" w:name="_Toc90897462"/>
-      <w:commentRangeStart w:id="64"/>
+      <w:bookmarkStart w:id="61" w:name="_Toc90897460"/>
+      <w:bookmarkStart w:id="62" w:name="_Toc90897462"/>
+      <w:commentRangeStart w:id="63"/>
       <w:r>
         <w:t>Выбор операционной системы</w:t>
       </w:r>
-      <w:commentRangeEnd w:id="64"/>
+      <w:commentRangeEnd w:id="63"/>
       <w:r>
         <w:rPr>
           <w:rStyle w:val="aff4"/>
           <w:lang w:eastAsia="ru-RU"/>
         </w:rPr>
-        <w:commentReference w:id="64"/>
-      </w:r>
-      <w:bookmarkEnd w:id="62"/>
+        <w:commentReference w:id="63"/>
+      </w:r>
+      <w:bookmarkEnd w:id="61"/>
     </w:p>
     <w:p>
       <w:pPr>
@@ -26090,22 +26978,22 @@
           <w:lang w:val="ru-RU"/>
         </w:rPr>
       </w:pPr>
-      <w:commentRangeStart w:id="65"/>
+      <w:commentRangeStart w:id="64"/>
       <w:r>
         <w:rPr>
           <w:lang w:val="ru-RU"/>
         </w:rPr>
         <w:t>Выбор системы управления базами данных (при необходимости)</w:t>
       </w:r>
-      <w:commentRangeEnd w:id="65"/>
+      <w:commentRangeEnd w:id="64"/>
       <w:r>
         <w:rPr>
           <w:rStyle w:val="aff4"/>
           <w:lang w:eastAsia="ru-RU"/>
         </w:rPr>
-        <w:commentReference w:id="65"/>
-      </w:r>
-      <w:bookmarkEnd w:id="63"/>
+        <w:commentReference w:id="64"/>
+      </w:r>
+      <w:bookmarkEnd w:id="62"/>
     </w:p>
     <w:p>
       <w:pPr>
@@ -26122,25 +27010,25 @@
       <w:r>
         <w:br w:type="page"/>
       </w:r>
-      <w:bookmarkStart w:id="66" w:name="_Toc90897463"/>
+      <w:bookmarkStart w:id="65" w:name="_Toc90897463"/>
       <w:r>
         <w:lastRenderedPageBreak/>
         <w:t>Реализация системы</w:t>
       </w:r>
+      <w:bookmarkEnd w:id="65"/>
+    </w:p>
+    <w:p>
+      <w:pPr>
+        <w:pStyle w:val="a2"/>
+      </w:pPr>
+      <w:bookmarkStart w:id="66" w:name="_Toc90897464"/>
+      <w:r>
+        <w:t>Разработка и описание интерфейса пользователя</w:t>
+      </w:r>
       <w:bookmarkEnd w:id="66"/>
     </w:p>
     <w:p>
       <w:pPr>
-        <w:pStyle w:val="a2"/>
-      </w:pPr>
-      <w:bookmarkStart w:id="67" w:name="_Toc90897464"/>
-      <w:r>
-        <w:t>Разработка и описание интерфейса пользователя</w:t>
-      </w:r>
-      <w:bookmarkEnd w:id="67"/>
-    </w:p>
-    <w:p>
-      <w:pPr>
         <w:pStyle w:val="a9"/>
       </w:pPr>
       <w:r>
@@ -26164,17 +27052,17 @@
       <w:pPr>
         <w:pStyle w:val="a9"/>
       </w:pPr>
-      <w:commentRangeStart w:id="68"/>
+      <w:commentRangeStart w:id="67"/>
       <w:r>
         <w:t>На рисунках приведены примеры того, как нужно оформить сведения о разработчиках.</w:t>
       </w:r>
-      <w:commentRangeEnd w:id="68"/>
+      <w:commentRangeEnd w:id="67"/>
       <w:r>
         <w:rPr>
           <w:rStyle w:val="aff4"/>
           <w:lang w:val="en-GB" w:eastAsia="ru-RU"/>
         </w:rPr>
-        <w:commentReference w:id="68"/>
+        <w:commentReference w:id="67"/>
       </w:r>
     </w:p>
     <w:p>
@@ -26203,7 +27091,7 @@
                     </pic:cNvPicPr>
                   </pic:nvPicPr>
                   <pic:blipFill>
-                    <a:blip r:embed="rId25">
+                    <a:blip r:embed="rId27">
                       <a:extLst>
                         <a:ext uri="{28A0092B-C50C-407E-A947-70E740481C1C}">
                           <a14:useLocalDpi xmlns:a14="http://schemas.microsoft.com/office/drawing/2010/main" val="0"/>
@@ -26264,7 +27152,7 @@
                     <pic:cNvPicPr/>
                   </pic:nvPicPr>
                   <pic:blipFill>
-                    <a:blip r:embed="rId26"/>
+                    <a:blip r:embed="rId28"/>
                     <a:stretch>
                       <a:fillRect/>
                     </a:stretch>
@@ -26293,44 +27181,44 @@
       <w:pPr>
         <w:pStyle w:val="a2"/>
       </w:pPr>
-      <w:bookmarkStart w:id="69" w:name="_Toc504396588"/>
-      <w:bookmarkStart w:id="70" w:name="_Toc90897465"/>
+      <w:bookmarkStart w:id="68" w:name="_Toc504396588"/>
+      <w:bookmarkStart w:id="69" w:name="_Toc90897465"/>
       <w:r>
         <w:t>Диаграммы реализации</w:t>
       </w:r>
+      <w:bookmarkEnd w:id="68"/>
       <w:bookmarkEnd w:id="69"/>
+    </w:p>
+    <w:p>
+      <w:pPr>
+        <w:pStyle w:val="aff9"/>
+      </w:pPr>
+      <w:r>
+        <w:t>Диаграммы реализации предназначены для отображения состава компилируемых и выполняемых модулей системы, а также связей между ними. Диаграммы реализации разделяются на два конкретных вида: диаграммы компонентов (component diagrams) и диаграммы развертывания (deployment diagrams) [</w:t>
+      </w:r>
+      <w:r>
+        <w:rPr>
+          <w:color w:val="FF0000"/>
+        </w:rPr>
+        <w:t>ХХХ</w:t>
+      </w:r>
+      <w:r>
+        <w:t xml:space="preserve">]. </w:t>
+      </w:r>
+    </w:p>
+    <w:p>
+      <w:pPr>
+        <w:pStyle w:val="a3"/>
+      </w:pPr>
+      <w:bookmarkStart w:id="70" w:name="_Toc501907098"/>
+      <w:bookmarkStart w:id="71" w:name="_Toc504396589"/>
+      <w:bookmarkStart w:id="72" w:name="_Toc90897466"/>
+      <w:r>
+        <w:t>Диаграмма компонентов</w:t>
+      </w:r>
       <w:bookmarkEnd w:id="70"/>
-    </w:p>
-    <w:p>
-      <w:pPr>
-        <w:pStyle w:val="aff9"/>
-      </w:pPr>
-      <w:r>
-        <w:t>Диаграммы реализации предназначены для отображения состава компилируемых и выполняемых модулей системы, а также связей между ними. Диаграммы реализации разделяются на два конкретных вида: диаграммы компонентов (component diagrams) и диаграммы развертывания (deployment diagrams) [</w:t>
-      </w:r>
-      <w:r>
-        <w:rPr>
-          <w:color w:val="FF0000"/>
-        </w:rPr>
-        <w:t>ХХХ</w:t>
-      </w:r>
-      <w:r>
-        <w:t xml:space="preserve">]. </w:t>
-      </w:r>
-    </w:p>
-    <w:p>
-      <w:pPr>
-        <w:pStyle w:val="a3"/>
-      </w:pPr>
-      <w:bookmarkStart w:id="71" w:name="_Toc501907098"/>
-      <w:bookmarkStart w:id="72" w:name="_Toc504396589"/>
-      <w:bookmarkStart w:id="73" w:name="_Toc90897466"/>
-      <w:r>
-        <w:t>Диаграмма компонентов</w:t>
-      </w:r>
       <w:bookmarkEnd w:id="71"/>
       <w:bookmarkEnd w:id="72"/>
-      <w:bookmarkEnd w:id="73"/>
     </w:p>
     <w:p>
       <w:pPr>
@@ -26671,11 +27559,11 @@
           <w:rFonts w:eastAsia="Calibri"/>
         </w:rPr>
       </w:pPr>
-      <w:bookmarkStart w:id="74" w:name="_Toc90897467"/>
+      <w:bookmarkStart w:id="73" w:name="_Toc90897467"/>
       <w:r>
         <w:t>Диаграмма развертывания</w:t>
       </w:r>
-      <w:bookmarkEnd w:id="74"/>
+      <w:bookmarkEnd w:id="73"/>
     </w:p>
     <w:p>
       <w:pPr>
@@ -26701,7 +27589,7 @@
         </w:rPr>
         <w:t xml:space="preserve">развертывания системы. </w:t>
       </w:r>
-      <w:commentRangeStart w:id="75"/>
+      <w:commentRangeStart w:id="74"/>
       <w:r>
         <w:rPr>
           <w:rFonts w:eastAsia="Calibri"/>
@@ -26724,13 +27612,13 @@
       <w:r>
         <w:t xml:space="preserve"> узлах ЭВМ</w:t>
       </w:r>
-      <w:commentRangeEnd w:id="75"/>
+      <w:commentRangeEnd w:id="74"/>
       <w:r>
         <w:rPr>
           <w:rStyle w:val="aff4"/>
           <w:lang w:val="en-GB" w:eastAsia="ru-RU"/>
         </w:rPr>
-        <w:commentReference w:id="75"/>
+        <w:commentReference w:id="74"/>
       </w:r>
       <w:r>
         <w:t>.</w:t>
@@ -26758,14 +27646,14 @@
       <w:pPr>
         <w:pStyle w:val="a3"/>
       </w:pPr>
-      <w:bookmarkStart w:id="76" w:name="_Toc90897468"/>
+      <w:bookmarkStart w:id="75" w:name="_Toc90897468"/>
       <w:r>
         <w:t xml:space="preserve">Диаграмма </w:t>
       </w:r>
       <w:r>
         <w:t>классов</w:t>
       </w:r>
-      <w:bookmarkEnd w:id="76"/>
+      <w:bookmarkEnd w:id="75"/>
     </w:p>
     <w:p>
       <w:pPr>
@@ -26823,7 +27711,7 @@
           <w:lang w:val="ru-RU"/>
         </w:rPr>
       </w:pPr>
-      <w:bookmarkStart w:id="77" w:name="_Toc90897469"/>
+      <w:bookmarkStart w:id="76" w:name="_Toc90897469"/>
       <w:r>
         <w:rPr>
           <w:lang w:val="ru-RU"/>
@@ -26839,7 +27727,7 @@
         <w:lastRenderedPageBreak/>
         <w:t>Физическая модель данных (при необходимости)</w:t>
       </w:r>
-      <w:bookmarkEnd w:id="77"/>
+      <w:bookmarkEnd w:id="76"/>
     </w:p>
     <w:p>
       <w:pPr>
@@ -26973,20 +27861,20 @@
         </w:rPr>
         <w:t xml:space="preserve">В таблицах ??-?? приведено описание сущностей БД. </w:t>
       </w:r>
-      <w:commentRangeStart w:id="78"/>
+      <w:commentRangeStart w:id="77"/>
       <w:r>
         <w:rPr>
           <w:lang w:eastAsia="ru-RU"/>
         </w:rPr>
         <w:t>Первичные ключи выделены жирным шрифтом, а внешние – курсивом.</w:t>
       </w:r>
-      <w:commentRangeEnd w:id="78"/>
+      <w:commentRangeEnd w:id="77"/>
       <w:r>
         <w:rPr>
           <w:rStyle w:val="aff4"/>
           <w:rFonts w:asciiTheme="minorHAnsi" w:eastAsiaTheme="minorHAnsi" w:hAnsiTheme="minorHAnsi" w:cstheme="minorBidi"/>
         </w:rPr>
-        <w:commentReference w:id="78"/>
+        <w:commentReference w:id="77"/>
       </w:r>
     </w:p>
     <w:p>
@@ -27576,14 +28464,14 @@
       <w:pPr>
         <w:pStyle w:val="a2"/>
       </w:pPr>
-      <w:bookmarkStart w:id="79" w:name="_Toc57202941"/>
-      <w:bookmarkStart w:id="80" w:name="_Toc90897470"/>
+      <w:bookmarkStart w:id="78" w:name="_Toc57202941"/>
+      <w:bookmarkStart w:id="79" w:name="_Toc90897470"/>
       <w:r>
         <w:lastRenderedPageBreak/>
         <w:t>Выбор и обоснование комплекса технических средств</w:t>
       </w:r>
+      <w:bookmarkEnd w:id="78"/>
       <w:bookmarkEnd w:id="79"/>
-      <w:bookmarkEnd w:id="80"/>
     </w:p>
     <w:p>
       <w:pPr>
@@ -27593,42 +28481,42 @@
           <w:numId w:val="34"/>
         </w:numPr>
       </w:pPr>
-      <w:bookmarkStart w:id="81" w:name="_Toc536060644"/>
-      <w:bookmarkStart w:id="82" w:name="_Toc57202942"/>
-      <w:bookmarkStart w:id="83" w:name="_Toc90897471"/>
+      <w:bookmarkStart w:id="80" w:name="_Toc536060644"/>
+      <w:bookmarkStart w:id="81" w:name="_Toc57202942"/>
+      <w:bookmarkStart w:id="82" w:name="_Toc90897471"/>
       <w:r>
         <w:t>Расчет объема занимаемой памяти</w:t>
       </w:r>
+      <w:bookmarkEnd w:id="80"/>
       <w:bookmarkEnd w:id="81"/>
       <w:bookmarkEnd w:id="82"/>
+    </w:p>
+    <w:p>
+      <w:pPr>
+        <w:pStyle w:val="ac"/>
+        <w:rPr>
+          <w:i w:val="0"/>
+        </w:rPr>
+      </w:pPr>
+      <w:bookmarkStart w:id="83" w:name="_Toc535945989"/>
+      <w:bookmarkStart w:id="84" w:name="_Toc536060645"/>
+      <w:commentRangeStart w:id="85"/>
+      <w:r>
+        <w:rPr>
+          <w:i w:val="0"/>
+        </w:rPr>
+        <w:t>Расчет объема внешней памяти</w:t>
+      </w:r>
       <w:bookmarkEnd w:id="83"/>
-    </w:p>
-    <w:p>
-      <w:pPr>
-        <w:pStyle w:val="ac"/>
-        <w:rPr>
-          <w:i w:val="0"/>
-        </w:rPr>
-      </w:pPr>
-      <w:bookmarkStart w:id="84" w:name="_Toc535945989"/>
-      <w:bookmarkStart w:id="85" w:name="_Toc536060645"/>
-      <w:commentRangeStart w:id="86"/>
-      <w:r>
-        <w:rPr>
-          <w:i w:val="0"/>
-        </w:rPr>
-        <w:t>Расчет объема внешней памяти</w:t>
-      </w:r>
       <w:bookmarkEnd w:id="84"/>
-      <w:bookmarkEnd w:id="85"/>
-      <w:commentRangeEnd w:id="86"/>
+      <w:commentRangeEnd w:id="85"/>
       <w:r>
         <w:rPr>
           <w:rStyle w:val="aff4"/>
           <w:rFonts w:asciiTheme="minorHAnsi" w:eastAsiaTheme="minorHAnsi" w:hAnsiTheme="minorHAnsi" w:cstheme="minorBidi"/>
           <w:i w:val="0"/>
         </w:rPr>
-        <w:commentReference w:id="86"/>
+        <w:commentReference w:id="85"/>
       </w:r>
     </w:p>
     <w:p>
@@ -27665,7 +28553,7 @@
       <w:r>
         <w:t xml:space="preserve"> = </w:t>
       </w:r>
-      <w:commentRangeStart w:id="87"/>
+      <w:commentRangeStart w:id="86"/>
       <w:r>
         <w:rPr>
           <w:lang w:val="en-US"/>
@@ -27738,13 +28626,13 @@
         </w:rPr>
         <w:t>справки</w:t>
       </w:r>
-      <w:commentRangeEnd w:id="87"/>
+      <w:commentRangeEnd w:id="86"/>
       <w:r>
         <w:rPr>
           <w:rStyle w:val="aff4"/>
           <w:rFonts w:asciiTheme="minorHAnsi" w:eastAsiaTheme="minorHAnsi" w:hAnsiTheme="minorHAnsi" w:cstheme="minorBidi"/>
         </w:rPr>
-        <w:commentReference w:id="87"/>
+        <w:commentReference w:id="86"/>
       </w:r>
       <w:r>
         <w:t>,</w:t>
@@ -27847,7 +28735,7 @@
       <w:pPr>
         <w:pStyle w:val="a9"/>
       </w:pPr>
-      <w:bookmarkStart w:id="88" w:name="_Toc536060643"/>
+      <w:bookmarkStart w:id="87" w:name="_Toc536060643"/>
       <w:r>
         <w:t>V</w:t>
       </w:r>
@@ -27860,7 +28748,7 @@
       <w:r>
         <w:t>– объем памяти, занимаемый сопутствующим программным обеспечением (</w:t>
       </w:r>
-      <w:commentRangeStart w:id="89"/>
+      <w:commentRangeStart w:id="88"/>
       <w:r>
         <w:t xml:space="preserve">библиотеки cryptopp.dll, simplexlsx.dll, sqlite3.dll, sqlitecpp.dll, </w:t>
       </w:r>
@@ -27900,13 +28788,13 @@
       <w:r>
         <w:t xml:space="preserve"> </w:t>
       </w:r>
-      <w:commentRangeEnd w:id="89"/>
+      <w:commentRangeEnd w:id="88"/>
       <w:r>
         <w:rPr>
           <w:rStyle w:val="aff4"/>
           <w:lang w:val="en-GB" w:eastAsia="ru-RU"/>
         </w:rPr>
-        <w:commentReference w:id="89"/>
+        <w:commentReference w:id="88"/>
       </w:r>
       <w:r>
         <w:t>9; дадим оценку сверху V</w:t>
@@ -27921,7 +28809,7 @@
         <w:t xml:space="preserve"> в 3 Гб);</w:t>
       </w:r>
     </w:p>
-    <w:bookmarkEnd w:id="88"/>
+    <w:bookmarkEnd w:id="87"/>
     <w:p>
       <w:pPr>
         <w:pStyle w:val="a9"/>
@@ -27944,7 +28832,7 @@
       <w:r>
         <w:t xml:space="preserve"> (</w:t>
       </w:r>
-      <w:commentRangeStart w:id="90"/>
+      <w:commentRangeStart w:id="89"/>
       <w:r>
         <w:t>V</w:t>
       </w:r>
@@ -27969,13 +28857,13 @@
       <w:r>
         <w:t>).</w:t>
       </w:r>
-      <w:commentRangeEnd w:id="90"/>
+      <w:commentRangeEnd w:id="89"/>
       <w:r>
         <w:rPr>
           <w:rStyle w:val="aff4"/>
           <w:rFonts w:asciiTheme="minorHAnsi" w:eastAsiaTheme="minorHAnsi" w:hAnsiTheme="minorHAnsi" w:cstheme="minorBidi"/>
         </w:rPr>
-        <w:commentReference w:id="90"/>
+        <w:commentReference w:id="89"/>
       </w:r>
     </w:p>
     <w:p>
@@ -27994,7 +28882,7 @@
       <w:r>
         <w:t xml:space="preserve"> – объем памяти, необходимый для хранения файла справки (</w:t>
       </w:r>
-      <w:commentRangeStart w:id="91"/>
+      <w:commentRangeStart w:id="90"/>
       <w:r>
         <w:t>V</w:t>
       </w:r>
@@ -28007,13 +28895,13 @@
       <w:r>
         <w:t xml:space="preserve"> </w:t>
       </w:r>
-      <w:commentRangeEnd w:id="91"/>
+      <w:commentRangeEnd w:id="90"/>
       <w:r>
         <w:rPr>
           <w:rStyle w:val="aff4"/>
           <w:lang w:val="en-GB" w:eastAsia="ru-RU"/>
         </w:rPr>
-        <w:commentReference w:id="91"/>
+        <w:commentReference w:id="90"/>
       </w:r>
       <w:r>
         <w:t>=</w:t>
@@ -28083,11 +28971,11 @@
       <w:pPr>
         <w:pStyle w:val="ac"/>
       </w:pPr>
-      <w:bookmarkStart w:id="92" w:name="_Toc535945990"/>
-      <w:bookmarkStart w:id="93" w:name="_Toc536060646"/>
-    </w:p>
+      <w:bookmarkStart w:id="91" w:name="_Toc535945990"/>
+      <w:bookmarkStart w:id="92" w:name="_Toc536060646"/>
+    </w:p>
+    <w:bookmarkEnd w:id="91"/>
     <w:bookmarkEnd w:id="92"/>
-    <w:bookmarkEnd w:id="93"/>
     <w:p>
       <w:pPr>
         <w:spacing w:line="240" w:lineRule="auto"/>
@@ -28116,7 +29004,7 @@
         <w:lastRenderedPageBreak/>
         <w:t xml:space="preserve">Таблица </w:t>
       </w:r>
-      <w:bookmarkStart w:id="94" w:name="табл_Расчет_объема_внешней_памяти_необхо"/>
+      <w:bookmarkStart w:id="93" w:name="табл_Расчет_объема_внешней_памяти_необхо"/>
       <w:r>
         <w:fldChar w:fldCharType="begin"/>
       </w:r>
@@ -28157,7 +29045,7 @@
       <w:r>
         <w:fldChar w:fldCharType="end"/>
       </w:r>
-      <w:bookmarkEnd w:id="94"/>
+      <w:bookmarkEnd w:id="93"/>
       <w:r>
         <w:rPr>
           <w:lang w:val="ru-RU"/>
@@ -29074,31 +29962,31 @@
       <w:pPr>
         <w:pStyle w:val="a3"/>
       </w:pPr>
-      <w:bookmarkStart w:id="95" w:name="_Toc536060647"/>
-      <w:bookmarkStart w:id="96" w:name="_Toc57202943"/>
-      <w:bookmarkStart w:id="97" w:name="_Toc90897472"/>
+      <w:bookmarkStart w:id="94" w:name="_Toc536060647"/>
+      <w:bookmarkStart w:id="95" w:name="_Toc57202943"/>
+      <w:bookmarkStart w:id="96" w:name="_Toc90897472"/>
       <w:r>
         <w:t>Минимальные требования, предъявляемые к системе</w:t>
       </w:r>
+      <w:bookmarkEnd w:id="94"/>
       <w:bookmarkEnd w:id="95"/>
       <w:bookmarkEnd w:id="96"/>
-      <w:bookmarkEnd w:id="97"/>
     </w:p>
     <w:p>
       <w:pPr>
         <w:pStyle w:val="a9"/>
       </w:pPr>
-      <w:commentRangeStart w:id="98"/>
+      <w:commentRangeStart w:id="97"/>
       <w:r>
         <w:t>Для корректного функционирования системы необходимо:</w:t>
       </w:r>
-      <w:commentRangeEnd w:id="98"/>
+      <w:commentRangeEnd w:id="97"/>
       <w:r>
         <w:rPr>
           <w:rStyle w:val="aff4"/>
           <w:lang w:val="en-GB" w:eastAsia="ru-RU"/>
         </w:rPr>
-        <w:commentReference w:id="98"/>
+        <w:commentReference w:id="97"/>
       </w:r>
     </w:p>
     <w:p>
@@ -29318,7 +30206,7 @@
           <w:lang w:val="en-US"/>
         </w:rPr>
       </w:pPr>
-      <w:commentRangeStart w:id="99"/>
+      <w:commentRangeStart w:id="98"/>
       <w:r>
         <w:rPr>
           <w:rStyle w:val="afff7"/>
@@ -29388,13 +30276,13 @@
         </w:rPr>
         <w:t>Qt framework 5.11 и выше.</w:t>
       </w:r>
-      <w:commentRangeEnd w:id="99"/>
+      <w:commentRangeEnd w:id="98"/>
       <w:r>
         <w:rPr>
           <w:rStyle w:val="aff4"/>
           <w:rFonts w:asciiTheme="minorHAnsi" w:eastAsiaTheme="minorHAnsi" w:hAnsiTheme="minorHAnsi" w:cstheme="minorBidi"/>
         </w:rPr>
-        <w:commentReference w:id="99"/>
+        <w:commentReference w:id="98"/>
       </w:r>
     </w:p>
     <w:p>
@@ -29404,13 +30292,13 @@
       <w:r>
         <w:br w:type="page"/>
       </w:r>
-      <w:bookmarkStart w:id="100" w:name="_Toc90897473"/>
-      <w:commentRangeStart w:id="101"/>
+      <w:bookmarkStart w:id="99" w:name="_Toc90897473"/>
+      <w:commentRangeStart w:id="100"/>
       <w:r>
         <w:lastRenderedPageBreak/>
         <w:t>ЗАКЛЮЧЕНИЕ</w:t>
       </w:r>
-      <w:commentRangeEnd w:id="101"/>
+      <w:commentRangeEnd w:id="100"/>
       <w:r>
         <w:rPr>
           <w:rStyle w:val="aff4"/>
@@ -29419,9 +30307,9 @@
           <w:kern w:val="0"/>
           <w:lang w:val="en-GB"/>
         </w:rPr>
-        <w:commentReference w:id="101"/>
-      </w:r>
-      <w:bookmarkEnd w:id="100"/>
+        <w:commentReference w:id="100"/>
+      </w:r>
+      <w:bookmarkEnd w:id="99"/>
     </w:p>
     <w:p>
       <w:pPr>
@@ -29450,7 +30338,7 @@
       <w:pPr>
         <w:pStyle w:val="a9"/>
       </w:pPr>
-      <w:commentRangeStart w:id="102"/>
+      <w:commentRangeStart w:id="101"/>
       <w:r>
         <w:t xml:space="preserve">В первом разделе </w:t>
       </w:r>
@@ -29475,13 +30363,13 @@
       <w:r>
         <w:t>отраженная в диаграмме объектов, и сформулирована постановка задачи.</w:t>
       </w:r>
-      <w:commentRangeEnd w:id="102"/>
+      <w:commentRangeEnd w:id="101"/>
       <w:r>
         <w:rPr>
           <w:rStyle w:val="aff4"/>
           <w:lang w:val="en-GB" w:eastAsia="ru-RU"/>
         </w:rPr>
-        <w:commentReference w:id="102"/>
+        <w:commentReference w:id="101"/>
       </w:r>
     </w:p>
     <w:p>
@@ -29520,8 +30408,8 @@
       <w:r>
         <w:br w:type="page"/>
       </w:r>
-      <w:bookmarkStart w:id="103" w:name="_Toc90897474"/>
-      <w:commentRangeStart w:id="104"/>
+      <w:bookmarkStart w:id="102" w:name="_Toc90897474"/>
+      <w:commentRangeStart w:id="103"/>
       <w:r>
         <w:lastRenderedPageBreak/>
         <w:t xml:space="preserve">СПИСОК </w:t>
@@ -29532,7 +30420,7 @@
       <w:r>
         <w:t xml:space="preserve"> ИСТОЧНИКОВ</w:t>
       </w:r>
-      <w:commentRangeEnd w:id="104"/>
+      <w:commentRangeEnd w:id="103"/>
       <w:r>
         <w:rPr>
           <w:rStyle w:val="aff4"/>
@@ -29541,9 +30429,9 @@
           <w:kern w:val="0"/>
           <w:lang w:val="en-GB"/>
         </w:rPr>
-        <w:commentReference w:id="104"/>
-      </w:r>
-      <w:bookmarkEnd w:id="103"/>
+        <w:commentReference w:id="103"/>
+      </w:r>
+      <w:bookmarkEnd w:id="102"/>
     </w:p>
     <w:p>
       <w:pPr>
@@ -30820,7 +31708,7 @@
       <w:r>
         <w:br w:type="page"/>
       </w:r>
-      <w:bookmarkStart w:id="105" w:name="_Toc90897475"/>
+      <w:bookmarkStart w:id="104" w:name="_Toc90897475"/>
       <w:r>
         <w:lastRenderedPageBreak/>
         <w:t xml:space="preserve">ПРИЛОЖЕНИЕ </w:t>
@@ -30835,7 +31723,7 @@
       <w:r>
         <w:t>уководство пользователя</w:t>
       </w:r>
-      <w:bookmarkEnd w:id="105"/>
+      <w:bookmarkEnd w:id="104"/>
     </w:p>
     <w:p>
       <w:pPr>
@@ -30846,11 +31734,11 @@
         </w:numPr>
         <w:ind w:left="709"/>
       </w:pPr>
-      <w:bookmarkStart w:id="106" w:name="_Toc90897476"/>
+      <w:bookmarkStart w:id="105" w:name="_Toc90897476"/>
       <w:r>
         <w:t>А.1 Назначение системы</w:t>
       </w:r>
-      <w:bookmarkEnd w:id="106"/>
+      <w:bookmarkEnd w:id="105"/>
       <w:r>
         <w:t xml:space="preserve"> </w:t>
       </w:r>
@@ -30884,11 +31772,11 @@
         </w:numPr>
         <w:ind w:left="709"/>
       </w:pPr>
-      <w:bookmarkStart w:id="107" w:name="_Toc90897477"/>
+      <w:bookmarkStart w:id="106" w:name="_Toc90897477"/>
       <w:r>
         <w:t>А.2 Условия работы системы</w:t>
       </w:r>
-      <w:bookmarkEnd w:id="107"/>
+      <w:bookmarkEnd w:id="106"/>
       <w:r>
         <w:t xml:space="preserve"> </w:t>
       </w:r>
@@ -30945,7 +31833,7 @@
           <w:szCs w:val="28"/>
         </w:rPr>
       </w:pPr>
-      <w:commentRangeStart w:id="108"/>
+      <w:commentRangeStart w:id="107"/>
       <w:r>
         <w:rPr>
           <w:sz w:val="28"/>
@@ -30953,13 +31841,13 @@
         </w:rPr>
         <w:t>Требования к техническому обеспечению:</w:t>
       </w:r>
-      <w:commentRangeEnd w:id="108"/>
+      <w:commentRangeEnd w:id="107"/>
       <w:r>
         <w:rPr>
           <w:rStyle w:val="aff4"/>
           <w:lang w:val="en-GB"/>
         </w:rPr>
-        <w:commentReference w:id="108"/>
+        <w:commentReference w:id="107"/>
       </w:r>
     </w:p>
     <w:p>
@@ -31166,11 +32054,11 @@
         </w:numPr>
         <w:ind w:left="709"/>
       </w:pPr>
-      <w:bookmarkStart w:id="109" w:name="_Toc90897478"/>
+      <w:bookmarkStart w:id="108" w:name="_Toc90897478"/>
       <w:r>
         <w:t>А.3 Установка системы</w:t>
       </w:r>
-      <w:bookmarkEnd w:id="109"/>
+      <w:bookmarkEnd w:id="108"/>
     </w:p>
     <w:p>
       <w:pPr>
@@ -31267,12 +32155,12 @@
         </w:numPr>
         <w:ind w:left="709"/>
       </w:pPr>
-      <w:bookmarkStart w:id="110" w:name="_Toc90897479"/>
+      <w:bookmarkStart w:id="109" w:name="_Toc90897479"/>
       <w:r>
         <w:lastRenderedPageBreak/>
         <w:t>А.4 Работа с системой</w:t>
       </w:r>
-      <w:bookmarkEnd w:id="110"/>
+      <w:bookmarkEnd w:id="109"/>
     </w:p>
     <w:p>
       <w:pPr>
@@ -31286,14 +32174,14 @@
           <w:lang w:val="ru-RU"/>
         </w:rPr>
       </w:pPr>
-      <w:bookmarkStart w:id="111" w:name="_Toc90897480"/>
+      <w:bookmarkStart w:id="110" w:name="_Toc90897480"/>
       <w:r>
         <w:rPr>
           <w:lang w:val="ru-RU"/>
         </w:rPr>
         <w:t>А.4.1 Работа с системой в режиме администратора (если необходимо)</w:t>
       </w:r>
-      <w:bookmarkEnd w:id="111"/>
+      <w:bookmarkEnd w:id="110"/>
     </w:p>
     <w:p>
       <w:pPr>
@@ -31341,14 +32229,14 @@
           <w:lang w:val="ru-RU"/>
         </w:rPr>
       </w:pPr>
-      <w:bookmarkStart w:id="112" w:name="_Toc90897481"/>
+      <w:bookmarkStart w:id="111" w:name="_Toc90897481"/>
       <w:r>
         <w:rPr>
           <w:lang w:val="ru-RU"/>
         </w:rPr>
         <w:t>А.4.2 Работа с системой в режиме пользователя</w:t>
       </w:r>
-      <w:bookmarkEnd w:id="112"/>
+      <w:bookmarkEnd w:id="111"/>
     </w:p>
     <w:p>
       <w:pPr>
@@ -31404,7 +32292,7 @@
       <w:r>
         <w:br w:type="page"/>
       </w:r>
-      <w:bookmarkStart w:id="113" w:name="_Toc90897482"/>
+      <w:bookmarkStart w:id="112" w:name="_Toc90897482"/>
       <w:r>
         <w:lastRenderedPageBreak/>
         <w:t xml:space="preserve">ПРИЛОЖЕНИЕ </w:t>
@@ -31418,7 +32306,7 @@
       <w:r>
         <w:t>Листинг модулей программы</w:t>
       </w:r>
-      <w:bookmarkEnd w:id="113"/>
+      <w:bookmarkEnd w:id="112"/>
     </w:p>
     <w:p>
       <w:pPr>
@@ -31574,6 +32462,9 @@
     <w:p>
       <w:pPr>
         <w:pStyle w:val="aff5"/>
+        <w:rPr>
+          <w:lang w:val="ru-RU"/>
+        </w:rPr>
       </w:pPr>
       <w:r>
         <w:rPr>
@@ -31583,7 +32474,7 @@
       </w:r>
     </w:p>
   </w:comment>
-  <w:comment w:id="18" w:author="User" w:date="2019-09-02T18:10:00Z" w:initials="U">
+  <w:comment w:id="20" w:author="Лариса" w:date="2022-09-05T16:13:00Z" w:initials="Л">
     <w:p>
       <w:pPr>
         <w:pStyle w:val="aff5"/>
@@ -31601,11 +32492,19 @@
         <w:rPr>
           <w:lang w:val="ru-RU"/>
         </w:rPr>
-        <w:t>Здесь должны отражены основные сведения про требования, виды спецификаций  и т.п.</w:t>
-      </w:r>
+        <w:t>Так оформляются  большие таблицы</w:t>
+      </w:r>
+    </w:p>
+    <w:p>
+      <w:pPr>
+        <w:pStyle w:val="aff5"/>
+        <w:rPr>
+          <w:lang w:val="ru-RU"/>
+        </w:rPr>
+      </w:pPr>
     </w:p>
   </w:comment>
-  <w:comment w:id="21" w:author="Лариса" w:date="2022-09-05T16:13:00Z" w:initials="Л">
+  <w:comment w:id="32" w:author="Лариса" w:date="2022-09-05T16:13:00Z" w:initials="Л">
     <w:p>
       <w:pPr>
         <w:pStyle w:val="aff5"/>
@@ -31619,13 +32518,9 @@
         </w:rPr>
         <w:annotationRef/>
       </w:r>
-      <w:r>
-        <w:rPr>
-          <w:lang w:val="ru-RU"/>
-        </w:rPr>
-        <w:t>Так оформляются  большие таблицы</w:t>
-      </w:r>
-    </w:p>
+    </w:p>
+  </w:comment>
+  <w:comment w:id="42" w:author="Лариса" w:date="2021-12-14T16:54:00Z" w:initials="Л">
     <w:p>
       <w:pPr>
         <w:pStyle w:val="aff5"/>
@@ -31633,9 +32528,35 @@
           <w:lang w:val="ru-RU"/>
         </w:rPr>
       </w:pPr>
+      <w:r>
+        <w:rPr>
+          <w:rStyle w:val="aff4"/>
+        </w:rPr>
+        <w:annotationRef/>
+      </w:r>
+      <w:r>
+        <w:rPr>
+          <w:lang w:val="ru-RU"/>
+        </w:rPr>
+        <w:t>Количество диаграмм = количеству сценариев</w:t>
+      </w:r>
+    </w:p>
+    <w:p>
+      <w:pPr>
+        <w:pStyle w:val="aff5"/>
+        <w:rPr>
+          <w:lang w:val="ru-RU"/>
+        </w:rPr>
+      </w:pPr>
+      <w:r>
+        <w:rPr>
+          <w:lang w:val="ru-RU"/>
+        </w:rPr>
+        <w:t>На каждую диаграмму своя ссылка</w:t>
+      </w:r>
     </w:p>
   </w:comment>
-  <w:comment w:id="33" w:author="Лариса" w:date="2022-09-05T16:13:00Z" w:initials="Л">
+  <w:comment w:id="44" w:author="Лариса" w:date="2020-11-25T18:56:00Z" w:initials="Л">
     <w:p>
       <w:pPr>
         <w:pStyle w:val="aff5"/>
@@ -31648,42 +32569,6 @@
           <w:rStyle w:val="aff4"/>
         </w:rPr>
         <w:annotationRef/>
-      </w:r>
-    </w:p>
-  </w:comment>
-  <w:comment w:id="43" w:author="Лариса" w:date="2021-12-14T16:54:00Z" w:initials="Л">
-    <w:p>
-      <w:pPr>
-        <w:pStyle w:val="aff5"/>
-        <w:rPr>
-          <w:lang w:val="ru-RU"/>
-        </w:rPr>
-      </w:pPr>
-      <w:r>
-        <w:rPr>
-          <w:rStyle w:val="aff4"/>
-        </w:rPr>
-        <w:annotationRef/>
-      </w:r>
-      <w:r>
-        <w:rPr>
-          <w:lang w:val="ru-RU"/>
-        </w:rPr>
-        <w:t>Количество диаграмм = количеству сценариев</w:t>
-      </w:r>
-    </w:p>
-    <w:p>
-      <w:pPr>
-        <w:pStyle w:val="aff5"/>
-        <w:rPr>
-          <w:lang w:val="ru-RU"/>
-        </w:rPr>
-      </w:pPr>
-      <w:r>
-        <w:rPr>
-          <w:lang w:val="ru-RU"/>
-        </w:rPr>
-        <w:t>На каждую диаграмму своя ссылка</w:t>
       </w:r>
     </w:p>
   </w:comment>
@@ -31703,7 +32588,7 @@
       </w:r>
     </w:p>
   </w:comment>
-  <w:comment w:id="46" w:author="Лариса" w:date="2020-11-25T18:56:00Z" w:initials="Л">
+  <w:comment w:id="46" w:author="Лариса" w:date="2020-11-25T18:55:00Z" w:initials="Л">
     <w:p>
       <w:pPr>
         <w:pStyle w:val="aff5"/>
@@ -31717,9 +32602,15 @@
         </w:rPr>
         <w:annotationRef/>
       </w:r>
+      <w:r>
+        <w:rPr>
+          <w:lang w:val="ru-RU"/>
+        </w:rPr>
+        <w:t>пример</w:t>
+      </w:r>
     </w:p>
   </w:comment>
-  <w:comment w:id="47" w:author="Лариса" w:date="2020-11-25T18:55:00Z" w:initials="Л">
+  <w:comment w:id="48" w:author="Лариса" w:date="2020-11-25T18:55:00Z" w:initials="Л">
     <w:p>
       <w:pPr>
         <w:pStyle w:val="aff5"/>
@@ -31732,12 +32623,6 @@
           <w:rStyle w:val="aff4"/>
         </w:rPr>
         <w:annotationRef/>
-      </w:r>
-      <w:r>
-        <w:rPr>
-          <w:lang w:val="ru-RU"/>
-        </w:rPr>
-        <w:t>пример</w:t>
       </w:r>
     </w:p>
   </w:comment>
@@ -31755,9 +32640,15 @@
         </w:rPr>
         <w:annotationRef/>
       </w:r>
+      <w:r>
+        <w:rPr>
+          <w:lang w:val="ru-RU"/>
+        </w:rPr>
+        <w:t>Пример</w:t>
+      </w:r>
     </w:p>
   </w:comment>
-  <w:comment w:id="50" w:author="Лариса" w:date="2020-11-25T18:55:00Z" w:initials="Л">
+  <w:comment w:id="51" w:author="Larisa" w:date="2020-09-01T12:44:00Z" w:initials="L">
     <w:p>
       <w:pPr>
         <w:pStyle w:val="aff5"/>
@@ -31775,11 +32666,11 @@
         <w:rPr>
           <w:lang w:val="ru-RU"/>
         </w:rPr>
-        <w:t>Пример</w:t>
+        <w:t>Это альтернативное название этого подраздела</w:t>
       </w:r>
     </w:p>
   </w:comment>
-  <w:comment w:id="52" w:author="Larisa" w:date="2020-09-01T12:44:00Z" w:initials="L">
+  <w:comment w:id="52" w:author="Лариса" w:date="2021-12-14T13:16:00Z" w:initials="Л">
     <w:p>
       <w:pPr>
         <w:pStyle w:val="aff5"/>
@@ -31797,7 +32688,7 @@
         <w:rPr>
           <w:lang w:val="ru-RU"/>
         </w:rPr>
-        <w:t>Это альтернативное название этого подраздела</w:t>
+        <w:t>должна соответствовать ГОСТу!!!</w:t>
       </w:r>
     </w:p>
   </w:comment>
@@ -31819,11 +32710,11 @@
         <w:rPr>
           <w:lang w:val="ru-RU"/>
         </w:rPr>
-        <w:t>должна соответствовать ГОСТу!!!</w:t>
+        <w:t>это пример</w:t>
       </w:r>
     </w:p>
   </w:comment>
-  <w:comment w:id="54" w:author="Лариса" w:date="2021-12-14T13:16:00Z" w:initials="Л">
+  <w:comment w:id="54" w:author="Лариса" w:date="2021-12-14T13:17:00Z" w:initials="Л">
     <w:p>
       <w:pPr>
         <w:pStyle w:val="aff5"/>
@@ -31841,7 +32732,7 @@
         <w:rPr>
           <w:lang w:val="ru-RU"/>
         </w:rPr>
-        <w:t>это пример</w:t>
+        <w:t>Если рисунок не умещается на одну страницу</w:t>
       </w:r>
     </w:p>
   </w:comment>
@@ -31863,11 +32754,11 @@
         <w:rPr>
           <w:lang w:val="ru-RU"/>
         </w:rPr>
-        <w:t>Если рисунок не умещается на одну страницу</w:t>
+        <w:t>Номер такой же, как на предыдущей странице</w:t>
       </w:r>
     </w:p>
   </w:comment>
-  <w:comment w:id="56" w:author="Лариса" w:date="2021-12-14T13:17:00Z" w:initials="Л">
+  <w:comment w:id="58" w:author="Лариса" w:date="2021-12-14T13:18:00Z" w:initials="Л">
     <w:p>
       <w:pPr>
         <w:pStyle w:val="aff5"/>
@@ -31885,11 +32776,11 @@
         <w:rPr>
           <w:lang w:val="ru-RU"/>
         </w:rPr>
-        <w:t>Номер такой же, как на предыдущей странице</w:t>
+        <w:t>Объем не менее 1/2 страницы</w:t>
       </w:r>
     </w:p>
   </w:comment>
-  <w:comment w:id="59" w:author="Лариса" w:date="2021-12-14T13:18:00Z" w:initials="Л">
+  <w:comment w:id="60" w:author="Лариса" w:date="2021-12-14T13:19:00Z" w:initials="Л">
     <w:p>
       <w:pPr>
         <w:pStyle w:val="aff5"/>
@@ -31910,8 +32801,16 @@
         <w:t>Объем не менее 1/2 страницы</w:t>
       </w:r>
     </w:p>
+    <w:p>
+      <w:pPr>
+        <w:pStyle w:val="aff5"/>
+        <w:rPr>
+          <w:lang w:val="ru-RU"/>
+        </w:rPr>
+      </w:pPr>
+    </w:p>
   </w:comment>
-  <w:comment w:id="61" w:author="Лариса" w:date="2021-12-14T13:19:00Z" w:initials="Л">
+  <w:comment w:id="63" w:author="Лариса" w:date="2022-09-05T11:12:00Z" w:initials="Л">
     <w:p>
       <w:pPr>
         <w:pStyle w:val="aff5"/>
@@ -31941,7 +32840,7 @@
       </w:pPr>
     </w:p>
   </w:comment>
-  <w:comment w:id="64" w:author="Лариса" w:date="2022-09-05T11:12:00Z" w:initials="Л">
+  <w:comment w:id="64" w:author="Лариса" w:date="2021-12-14T13:19:00Z" w:initials="Л">
     <w:p>
       <w:pPr>
         <w:pStyle w:val="aff5"/>
@@ -31971,7 +32870,7 @@
       </w:pPr>
     </w:p>
   </w:comment>
-  <w:comment w:id="65" w:author="Лариса" w:date="2021-12-14T13:19:00Z" w:initials="Л">
+  <w:comment w:id="67" w:author="Лариса" w:date="2021-10-19T21:34:00Z" w:initials="Л">
     <w:p>
       <w:pPr>
         <w:pStyle w:val="aff5"/>
@@ -31985,13 +32884,9 @@
         </w:rPr>
         <w:annotationRef/>
       </w:r>
-      <w:r>
-        <w:rPr>
-          <w:lang w:val="ru-RU"/>
-        </w:rPr>
-        <w:t>Объем не менее 1/2 страницы</w:t>
-      </w:r>
-    </w:p>
+    </w:p>
+  </w:comment>
+  <w:comment w:id="74" w:author="Лариса" w:date="2021-12-15T18:33:00Z" w:initials="Л">
     <w:p>
       <w:pPr>
         <w:pStyle w:val="aff5"/>
@@ -31999,9 +32894,15 @@
           <w:lang w:val="ru-RU"/>
         </w:rPr>
       </w:pPr>
+      <w:r>
+        <w:rPr>
+          <w:rStyle w:val="aff4"/>
+        </w:rPr>
+        <w:annotationRef/>
+      </w:r>
     </w:p>
   </w:comment>
-  <w:comment w:id="68" w:author="Лариса" w:date="2021-10-19T21:34:00Z" w:initials="Л">
+  <w:comment w:id="77" w:author="Лариса" w:date="2020-11-25T19:11:00Z" w:initials="Л">
     <w:p>
       <w:pPr>
         <w:pStyle w:val="aff5"/>
@@ -32015,9 +32916,15 @@
         </w:rPr>
         <w:annotationRef/>
       </w:r>
+      <w:r>
+        <w:rPr>
+          <w:lang w:val="ru-RU"/>
+        </w:rPr>
+        <w:t>Обратите на это внимание</w:t>
+      </w:r>
     </w:p>
   </w:comment>
-  <w:comment w:id="75" w:author="Лариса" w:date="2021-12-15T18:33:00Z" w:initials="Л">
+  <w:comment w:id="85" w:author="Larisa" w:date="2020-11-25T19:18:00Z" w:initials="L">
     <w:p>
       <w:pPr>
         <w:pStyle w:val="aff5"/>
@@ -32031,9 +32938,15 @@
         </w:rPr>
         <w:annotationRef/>
       </w:r>
+      <w:r>
+        <w:rPr>
+          <w:lang w:val="ru-RU"/>
+        </w:rPr>
+        <w:t>Здесь свои данные Для клиент-серверной архитектуры отдельно рассчитывается клиентская и серверная я части</w:t>
+      </w:r>
     </w:p>
   </w:comment>
-  <w:comment w:id="78" w:author="Лариса" w:date="2020-11-25T19:11:00Z" w:initials="Л">
+  <w:comment w:id="86" w:author="Лариса" w:date="2021-09-07T20:06:00Z" w:initials="Л">
     <w:p>
       <w:pPr>
         <w:pStyle w:val="aff5"/>
@@ -32051,11 +32964,11 @@
         <w:rPr>
           <w:lang w:val="ru-RU"/>
         </w:rPr>
-        <w:t>Обратите на это внимание</w:t>
+        <w:t>Какие-то составляющие могут отсутствовать</w:t>
       </w:r>
     </w:p>
   </w:comment>
-  <w:comment w:id="86" w:author="Larisa" w:date="2020-11-25T19:18:00Z" w:initials="L">
+  <w:comment w:id="88" w:author="Лариса" w:date="2021-09-07T20:07:00Z" w:initials="Л">
     <w:p>
       <w:pPr>
         <w:pStyle w:val="aff5"/>
@@ -32073,11 +32986,19 @@
         <w:rPr>
           <w:lang w:val="ru-RU"/>
         </w:rPr>
-        <w:t>Здесь свои данные Для клиент-серверной архитектуры отдельно рассчитывается клиентская и серверная я части</w:t>
-      </w:r>
+        <w:t>Здесь перечислить свое, если есть</w:t>
+      </w:r>
+    </w:p>
+    <w:p>
+      <w:pPr>
+        <w:pStyle w:val="aff5"/>
+        <w:rPr>
+          <w:lang w:val="ru-RU"/>
+        </w:rPr>
+      </w:pPr>
     </w:p>
   </w:comment>
-  <w:comment w:id="87" w:author="Лариса" w:date="2021-09-07T20:06:00Z" w:initials="Л">
+  <w:comment w:id="89" w:author="Лариса" w:date="2020-11-25T19:18:00Z" w:initials="Л">
     <w:p>
       <w:pPr>
         <w:pStyle w:val="aff5"/>
@@ -32095,11 +33016,11 @@
         <w:rPr>
           <w:lang w:val="ru-RU"/>
         </w:rPr>
-        <w:t>Какие-то составляющие могут отсутствовать</w:t>
+        <w:t>Выбрать нужную единицу измерения</w:t>
       </w:r>
     </w:p>
   </w:comment>
-  <w:comment w:id="89" w:author="Лариса" w:date="2021-09-07T20:07:00Z" w:initials="Л">
+  <w:comment w:id="90" w:author="Лариса" w:date="2021-12-15T13:20:00Z" w:initials="Л">
     <w:p>
       <w:pPr>
         <w:pStyle w:val="aff5"/>
@@ -32113,13 +33034,9 @@
         </w:rPr>
         <w:annotationRef/>
       </w:r>
-      <w:r>
-        <w:rPr>
-          <w:lang w:val="ru-RU"/>
-        </w:rPr>
-        <w:t>Здесь перечислить свое, если есть</w:t>
-      </w:r>
-    </w:p>
+    </w:p>
+  </w:comment>
+  <w:comment w:id="97" w:author="Лариса" w:date="2021-09-07T20:08:00Z" w:initials="Л">
     <w:p>
       <w:pPr>
         <w:pStyle w:val="aff5"/>
@@ -32127,9 +33044,21 @@
           <w:lang w:val="ru-RU"/>
         </w:rPr>
       </w:pPr>
+      <w:r>
+        <w:rPr>
+          <w:rStyle w:val="aff4"/>
+        </w:rPr>
+        <w:annotationRef/>
+      </w:r>
+      <w:r>
+        <w:rPr>
+          <w:lang w:val="ru-RU"/>
+        </w:rPr>
+        <w:t>Если клиент-серверная реализация, то отдельные требования к клиенту, отдельно к серверу</w:t>
+      </w:r>
     </w:p>
   </w:comment>
-  <w:comment w:id="90" w:author="Лариса" w:date="2020-11-25T19:18:00Z" w:initials="Л">
+  <w:comment w:id="98" w:author="Лариса" w:date="2020-11-25T19:18:00Z" w:initials="Л">
     <w:p>
       <w:pPr>
         <w:pStyle w:val="aff5"/>
@@ -32147,11 +33076,37 @@
         <w:rPr>
           <w:lang w:val="ru-RU"/>
         </w:rPr>
-        <w:t>Выбрать нужную единицу измерения</w:t>
+        <w:t>Необходимое дополнительное программное обеспечение, которого нет в стандартной поставке</w:t>
       </w:r>
     </w:p>
   </w:comment>
-  <w:comment w:id="91" w:author="Лариса" w:date="2021-12-15T13:20:00Z" w:initials="Л">
+  <w:comment w:id="100" w:author="Larisa" w:date="2020-09-01T12:46:00Z" w:initials="L">
+    <w:p>
+      <w:pPr>
+        <w:pStyle w:val="a9"/>
+        <w:rPr>
+          <w:color w:val="FF0000"/>
+        </w:rPr>
+      </w:pPr>
+      <w:r>
+        <w:rPr>
+          <w:rStyle w:val="aff4"/>
+        </w:rPr>
+        <w:annotationRef/>
+      </w:r>
+      <w:r>
+        <w:rPr>
+          <w:color w:val="FF0000"/>
+        </w:rPr>
+        <w:t>В заключении должны быть отражены основные результаты работы, желательно сделать это с привяз</w:t>
+      </w:r>
+      <w:r>
+        <w:rPr>
+          <w:color w:val="FF0000"/>
+        </w:rPr>
+        <w:t>кой к разделам отчета</w:t>
+      </w:r>
+    </w:p>
     <w:p>
       <w:pPr>
         <w:pStyle w:val="aff5"/>
@@ -32159,64 +33114,14 @@
           <w:lang w:val="ru-RU"/>
         </w:rPr>
       </w:pPr>
-      <w:r>
-        <w:rPr>
-          <w:rStyle w:val="aff4"/>
-        </w:rPr>
-        <w:annotationRef/>
-      </w:r>
-    </w:p>
-  </w:comment>
-  <w:comment w:id="98" w:author="Лариса" w:date="2021-09-07T20:08:00Z" w:initials="Л">
-    <w:p>
-      <w:pPr>
-        <w:pStyle w:val="aff5"/>
-        <w:rPr>
-          <w:lang w:val="ru-RU"/>
-        </w:rPr>
-      </w:pPr>
-      <w:r>
-        <w:rPr>
-          <w:rStyle w:val="aff4"/>
-        </w:rPr>
-        <w:annotationRef/>
-      </w:r>
-      <w:r>
-        <w:rPr>
-          <w:lang w:val="ru-RU"/>
-        </w:rPr>
-        <w:t>Если клиент-серверная реализация, то отдельные требования к клиенту, отдельно к серверу</w:t>
-      </w:r>
-    </w:p>
-  </w:comment>
-  <w:comment w:id="99" w:author="Лариса" w:date="2020-11-25T19:18:00Z" w:initials="Л">
-    <w:p>
-      <w:pPr>
-        <w:pStyle w:val="aff5"/>
-        <w:rPr>
-          <w:lang w:val="ru-RU"/>
-        </w:rPr>
-      </w:pPr>
-      <w:r>
-        <w:rPr>
-          <w:rStyle w:val="aff4"/>
-        </w:rPr>
-        <w:annotationRef/>
-      </w:r>
-      <w:r>
-        <w:rPr>
-          <w:lang w:val="ru-RU"/>
-        </w:rPr>
-        <w:t>Необходимое дополнительное программное обеспечение, которого нет в стандартной поставке</w:t>
-      </w:r>
     </w:p>
   </w:comment>
   <w:comment w:id="101" w:author="Larisa" w:date="2020-09-01T12:46:00Z" w:initials="L">
     <w:p>
       <w:pPr>
-        <w:pStyle w:val="a9"/>
-        <w:rPr>
-          <w:color w:val="FF0000"/>
+        <w:pStyle w:val="aff5"/>
+        <w:rPr>
+          <w:lang w:val="ru-RU"/>
         </w:rPr>
       </w:pPr>
       <w:r>
@@ -32227,17 +33132,13 @@
       </w:r>
       <w:r>
         <w:rPr>
-          <w:color w:val="FF0000"/>
-        </w:rPr>
-        <w:t>В заключении должны быть отражены основные результаты работы, желательно сделать это с привяз</w:t>
-      </w:r>
-      <w:r>
-        <w:rPr>
-          <w:color w:val="FF0000"/>
-        </w:rPr>
-        <w:t>кой к разделам отчета</w:t>
-      </w:r>
-    </w:p>
+          <w:lang w:val="ru-RU"/>
+        </w:rPr>
+        <w:t>Это пример</w:t>
+      </w:r>
+    </w:p>
+  </w:comment>
+  <w:comment w:id="103" w:author="Larisa" w:date="2020-09-01T12:47:00Z" w:initials="L">
     <w:p>
       <w:pPr>
         <w:pStyle w:val="aff5"/>
@@ -32245,53 +33146,21 @@
           <w:lang w:val="ru-RU"/>
         </w:rPr>
       </w:pPr>
+      <w:r>
+        <w:rPr>
+          <w:rStyle w:val="aff4"/>
+        </w:rPr>
+        <w:annotationRef/>
+      </w:r>
+      <w:r>
+        <w:rPr>
+          <w:lang w:val="ru-RU"/>
+        </w:rPr>
+        <w:t>Приведены примеры из стандарта по категориям</w:t>
+      </w:r>
     </w:p>
   </w:comment>
-  <w:comment w:id="102" w:author="Larisa" w:date="2020-09-01T12:46:00Z" w:initials="L">
-    <w:p>
-      <w:pPr>
-        <w:pStyle w:val="aff5"/>
-        <w:rPr>
-          <w:lang w:val="ru-RU"/>
-        </w:rPr>
-      </w:pPr>
-      <w:r>
-        <w:rPr>
-          <w:rStyle w:val="aff4"/>
-        </w:rPr>
-        <w:annotationRef/>
-      </w:r>
-      <w:r>
-        <w:rPr>
-          <w:lang w:val="ru-RU"/>
-        </w:rPr>
-        <w:t>Это пример</w:t>
-      </w:r>
-    </w:p>
-  </w:comment>
-  <w:comment w:id="104" w:author="Larisa" w:date="2020-09-01T12:47:00Z" w:initials="L">
-    <w:p>
-      <w:pPr>
-        <w:pStyle w:val="aff5"/>
-        <w:rPr>
-          <w:lang w:val="ru-RU"/>
-        </w:rPr>
-      </w:pPr>
-      <w:r>
-        <w:rPr>
-          <w:rStyle w:val="aff4"/>
-        </w:rPr>
-        <w:annotationRef/>
-      </w:r>
-      <w:r>
-        <w:rPr>
-          <w:lang w:val="ru-RU"/>
-        </w:rPr>
-        <w:t>Приведены примеры из стандарта по категориям</w:t>
-      </w:r>
-    </w:p>
-  </w:comment>
-  <w:comment w:id="108" w:author="Лариса" w:date="2020-11-25T19:23:00Z" w:initials="Л">
+  <w:comment w:id="107" w:author="Лариса" w:date="2020-11-25T19:23:00Z" w:initials="Л">
     <w:p>
       <w:pPr>
         <w:pStyle w:val="aff5"/>
@@ -32323,7 +33192,6 @@
   <w15:commentEx w15:paraId="4044AED3" w15:done="0"/>
   <w15:commentEx w15:paraId="25F3B324" w15:done="0"/>
   <w15:commentEx w15:paraId="6E4A49B3" w15:paraIdParent="25F3B324" w15:done="0"/>
-  <w15:commentEx w15:paraId="3D1FC956" w15:done="0"/>
   <w15:commentEx w15:paraId="0B63E5BA" w15:done="0"/>
   <w15:commentEx w15:paraId="4F588D2A" w15:done="0"/>
   <w15:commentEx w15:paraId="05227D88" w15:done="0"/>
@@ -32365,7 +33233,6 @@
   <w16cid:commentId w16cid:paraId="4044AED3" w16cid:durableId="2C89C7F4"/>
   <w16cid:commentId w16cid:paraId="25F3B324" w16cid:durableId="45B9FCB0"/>
   <w16cid:commentId w16cid:paraId="6E4A49B3" w16cid:durableId="2AAF64F6"/>
-  <w16cid:commentId w16cid:paraId="3D1FC956" w16cid:durableId="429E87B4"/>
   <w16cid:commentId w16cid:paraId="0B63E5BA" w16cid:durableId="5E491838"/>
   <w16cid:commentId w16cid:paraId="4F588D2A" w16cid:durableId="3513D802"/>
   <w16cid:commentId w16cid:paraId="05227D88" w16cid:durableId="3DCD7E78"/>
@@ -32449,7 +33316,7 @@
             <w:noProof/>
             <w:lang w:val="ru-RU"/>
           </w:rPr>
-          <w:t>35</w:t>
+          <w:t>47</w:t>
         </w:r>
         <w:r>
           <w:fldChar w:fldCharType="end"/>
@@ -33295,9 +34162,120 @@
     </w:lvl>
   </w:abstractNum>
   <w:abstractNum w:abstractNumId="6" w15:restartNumberingAfterBreak="0">
+    <w:nsid w:val="37364DEE"/>
+    <w:multiLevelType w:val="hybridMultilevel"/>
+    <w:tmpl w:val="E7CC03E2"/>
+    <w:lvl w:ilvl="0" w:tplc="FFFFFFFF">
+      <w:start w:val="1"/>
+      <w:numFmt w:val="decimal"/>
+      <w:lvlText w:val="%1)"/>
+      <w:legacy w:legacy="1" w:legacySpace="0" w:legacyIndent="283"/>
+      <w:lvlJc w:val="left"/>
+      <w:rPr>
+        <w:rFonts w:ascii="Times New Roman CYR" w:hAnsi="Times New Roman CYR" w:cs="Times New Roman CYR" w:hint="default"/>
+      </w:rPr>
+    </w:lvl>
+    <w:lvl w:ilvl="1" w:tplc="FFFFFFFF" w:tentative="1">
+      <w:start w:val="1"/>
+      <w:numFmt w:val="lowerLetter"/>
+      <w:lvlText w:val="%2."/>
+      <w:lvlJc w:val="left"/>
+      <w:pPr>
+        <w:tabs>
+          <w:tab w:val="num" w:pos="1440"/>
+        </w:tabs>
+        <w:ind w:left="1440" w:hanging="360"/>
+      </w:pPr>
+    </w:lvl>
+    <w:lvl w:ilvl="2" w:tplc="FFFFFFFF" w:tentative="1">
+      <w:start w:val="1"/>
+      <w:numFmt w:val="lowerRoman"/>
+      <w:lvlText w:val="%3."/>
+      <w:lvlJc w:val="right"/>
+      <w:pPr>
+        <w:tabs>
+          <w:tab w:val="num" w:pos="2160"/>
+        </w:tabs>
+        <w:ind w:left="2160" w:hanging="180"/>
+      </w:pPr>
+    </w:lvl>
+    <w:lvl w:ilvl="3" w:tplc="FFFFFFFF" w:tentative="1">
+      <w:start w:val="1"/>
+      <w:numFmt w:val="decimal"/>
+      <w:lvlText w:val="%4."/>
+      <w:lvlJc w:val="left"/>
+      <w:pPr>
+        <w:tabs>
+          <w:tab w:val="num" w:pos="2880"/>
+        </w:tabs>
+        <w:ind w:left="2880" w:hanging="360"/>
+      </w:pPr>
+    </w:lvl>
+    <w:lvl w:ilvl="4" w:tplc="FFFFFFFF" w:tentative="1">
+      <w:start w:val="1"/>
+      <w:numFmt w:val="lowerLetter"/>
+      <w:lvlText w:val="%5."/>
+      <w:lvlJc w:val="left"/>
+      <w:pPr>
+        <w:tabs>
+          <w:tab w:val="num" w:pos="3600"/>
+        </w:tabs>
+        <w:ind w:left="3600" w:hanging="360"/>
+      </w:pPr>
+    </w:lvl>
+    <w:lvl w:ilvl="5" w:tplc="FFFFFFFF" w:tentative="1">
+      <w:start w:val="1"/>
+      <w:numFmt w:val="lowerRoman"/>
+      <w:lvlText w:val="%6."/>
+      <w:lvlJc w:val="right"/>
+      <w:pPr>
+        <w:tabs>
+          <w:tab w:val="num" w:pos="4320"/>
+        </w:tabs>
+        <w:ind w:left="4320" w:hanging="180"/>
+      </w:pPr>
+    </w:lvl>
+    <w:lvl w:ilvl="6" w:tplc="FFFFFFFF" w:tentative="1">
+      <w:start w:val="1"/>
+      <w:numFmt w:val="decimal"/>
+      <w:lvlText w:val="%7."/>
+      <w:lvlJc w:val="left"/>
+      <w:pPr>
+        <w:tabs>
+          <w:tab w:val="num" w:pos="5040"/>
+        </w:tabs>
+        <w:ind w:left="5040" w:hanging="360"/>
+      </w:pPr>
+    </w:lvl>
+    <w:lvl w:ilvl="7" w:tplc="FFFFFFFF" w:tentative="1">
+      <w:start w:val="1"/>
+      <w:numFmt w:val="lowerLetter"/>
+      <w:lvlText w:val="%8."/>
+      <w:lvlJc w:val="left"/>
+      <w:pPr>
+        <w:tabs>
+          <w:tab w:val="num" w:pos="5760"/>
+        </w:tabs>
+        <w:ind w:left="5760" w:hanging="360"/>
+      </w:pPr>
+    </w:lvl>
+    <w:lvl w:ilvl="8" w:tplc="FFFFFFFF" w:tentative="1">
+      <w:start w:val="1"/>
+      <w:numFmt w:val="lowerRoman"/>
+      <w:lvlText w:val="%9."/>
+      <w:lvlJc w:val="right"/>
+      <w:pPr>
+        <w:tabs>
+          <w:tab w:val="num" w:pos="6480"/>
+        </w:tabs>
+        <w:ind w:left="6480" w:hanging="180"/>
+      </w:pPr>
+    </w:lvl>
+  </w:abstractNum>
+  <w:abstractNum w:abstractNumId="7" w15:restartNumberingAfterBreak="0">
     <w:nsid w:val="391F0A24"/>
     <w:multiLevelType w:val="hybridMultilevel"/>
-    <w:tmpl w:val="6C0EF1A2"/>
+    <w:tmpl w:val="E7CC03E2"/>
     <w:lvl w:ilvl="0" w:tplc="9B22D554">
       <w:start w:val="1"/>
       <w:numFmt w:val="decimal"/>
@@ -33405,7 +34383,7 @@
       </w:pPr>
     </w:lvl>
   </w:abstractNum>
-  <w:abstractNum w:abstractNumId="7" w15:restartNumberingAfterBreak="0">
+  <w:abstractNum w:abstractNumId="8" w15:restartNumberingAfterBreak="0">
     <w:nsid w:val="40066E49"/>
     <w:multiLevelType w:val="multilevel"/>
     <w:tmpl w:val="2F82F098"/>
@@ -33547,7 +34525,7 @@
       </w:rPr>
     </w:lvl>
   </w:abstractNum>
-  <w:abstractNum w:abstractNumId="8" w15:restartNumberingAfterBreak="0">
+  <w:abstractNum w:abstractNumId="9" w15:restartNumberingAfterBreak="0">
     <w:nsid w:val="41546256"/>
     <w:multiLevelType w:val="hybridMultilevel"/>
     <w:tmpl w:val="89FC1BD0"/>
@@ -33660,7 +34638,7 @@
       </w:pPr>
     </w:lvl>
   </w:abstractNum>
-  <w:abstractNum w:abstractNumId="9" w15:restartNumberingAfterBreak="0">
+  <w:abstractNum w:abstractNumId="10" w15:restartNumberingAfterBreak="0">
     <w:nsid w:val="457F5F2A"/>
     <w:multiLevelType w:val="hybridMultilevel"/>
     <w:tmpl w:val="2A985138"/>
@@ -33773,7 +34751,7 @@
       </w:pPr>
     </w:lvl>
   </w:abstractNum>
-  <w:abstractNum w:abstractNumId="10" w15:restartNumberingAfterBreak="0">
+  <w:abstractNum w:abstractNumId="11" w15:restartNumberingAfterBreak="0">
     <w:nsid w:val="47F66A1C"/>
     <w:multiLevelType w:val="hybridMultilevel"/>
     <w:tmpl w:val="F138B512"/>
@@ -33863,7 +34841,7 @@
       </w:pPr>
     </w:lvl>
   </w:abstractNum>
-  <w:abstractNum w:abstractNumId="11" w15:restartNumberingAfterBreak="0">
+  <w:abstractNum w:abstractNumId="12" w15:restartNumberingAfterBreak="0">
     <w:nsid w:val="4C701C86"/>
     <w:multiLevelType w:val="singleLevel"/>
     <w:tmpl w:val="9B22D554"/>
@@ -33878,7 +34856,7 @@
       </w:rPr>
     </w:lvl>
   </w:abstractNum>
-  <w:abstractNum w:abstractNumId="12" w15:restartNumberingAfterBreak="0">
+  <w:abstractNum w:abstractNumId="13" w15:restartNumberingAfterBreak="0">
     <w:nsid w:val="4F1B7C31"/>
     <w:multiLevelType w:val="hybridMultilevel"/>
     <w:tmpl w:val="704CA0F2"/>
@@ -33999,7 +34977,7 @@
       </w:pPr>
     </w:lvl>
   </w:abstractNum>
-  <w:abstractNum w:abstractNumId="13" w15:restartNumberingAfterBreak="0">
+  <w:abstractNum w:abstractNumId="14" w15:restartNumberingAfterBreak="0">
     <w:nsid w:val="502A1F2C"/>
     <w:multiLevelType w:val="multilevel"/>
     <w:tmpl w:val="65443802"/>
@@ -34148,7 +35126,7 @@
       </w:rPr>
     </w:lvl>
   </w:abstractNum>
-  <w:abstractNum w:abstractNumId="14" w15:restartNumberingAfterBreak="0">
+  <w:abstractNum w:abstractNumId="15" w15:restartNumberingAfterBreak="0">
     <w:nsid w:val="51C359CB"/>
     <w:multiLevelType w:val="hybridMultilevel"/>
     <w:tmpl w:val="9D1011F2"/>
@@ -34263,7 +35241,7 @@
       </w:rPr>
     </w:lvl>
   </w:abstractNum>
-  <w:abstractNum w:abstractNumId="15" w15:restartNumberingAfterBreak="0">
+  <w:abstractNum w:abstractNumId="16" w15:restartNumberingAfterBreak="0">
     <w:nsid w:val="548006DA"/>
     <w:multiLevelType w:val="hybridMultilevel"/>
     <w:tmpl w:val="109A33C4"/>
@@ -34353,7 +35331,7 @@
       </w:pPr>
     </w:lvl>
   </w:abstractNum>
-  <w:abstractNum w:abstractNumId="16" w15:restartNumberingAfterBreak="0">
+  <w:abstractNum w:abstractNumId="17" w15:restartNumberingAfterBreak="0">
     <w:nsid w:val="56D901D4"/>
     <w:multiLevelType w:val="singleLevel"/>
     <w:tmpl w:val="04190011"/>
@@ -34370,7 +35348,7 @@
       </w:rPr>
     </w:lvl>
   </w:abstractNum>
-  <w:abstractNum w:abstractNumId="17" w15:restartNumberingAfterBreak="0">
+  <w:abstractNum w:abstractNumId="18" w15:restartNumberingAfterBreak="0">
     <w:nsid w:val="58B27F25"/>
     <w:multiLevelType w:val="singleLevel"/>
     <w:tmpl w:val="81426788"/>
@@ -34385,7 +35363,7 @@
       </w:rPr>
     </w:lvl>
   </w:abstractNum>
-  <w:abstractNum w:abstractNumId="18" w15:restartNumberingAfterBreak="0">
+  <w:abstractNum w:abstractNumId="19" w15:restartNumberingAfterBreak="0">
     <w:nsid w:val="5BCB47C7"/>
     <w:multiLevelType w:val="singleLevel"/>
     <w:tmpl w:val="81426788"/>
@@ -34400,7 +35378,7 @@
       </w:rPr>
     </w:lvl>
   </w:abstractNum>
-  <w:abstractNum w:abstractNumId="19" w15:restartNumberingAfterBreak="0">
+  <w:abstractNum w:abstractNumId="20" w15:restartNumberingAfterBreak="0">
     <w:nsid w:val="5F9E0238"/>
     <w:multiLevelType w:val="multilevel"/>
     <w:tmpl w:val="42D8B98C"/>
@@ -34546,7 +35524,7 @@
       </w:rPr>
     </w:lvl>
   </w:abstractNum>
-  <w:abstractNum w:abstractNumId="20" w15:restartNumberingAfterBreak="0">
+  <w:abstractNum w:abstractNumId="21" w15:restartNumberingAfterBreak="0">
     <w:nsid w:val="6346423D"/>
     <w:multiLevelType w:val="multilevel"/>
     <w:tmpl w:val="AA54C5F6"/>
@@ -34692,7 +35670,7 @@
       </w:rPr>
     </w:lvl>
   </w:abstractNum>
-  <w:abstractNum w:abstractNumId="21" w15:restartNumberingAfterBreak="0">
+  <w:abstractNum w:abstractNumId="22" w15:restartNumberingAfterBreak="0">
     <w:nsid w:val="63ED429D"/>
     <w:multiLevelType w:val="hybridMultilevel"/>
     <w:tmpl w:val="7892EB50"/>
@@ -34833,7 +35811,7 @@
       </w:rPr>
     </w:lvl>
   </w:abstractNum>
-  <w:abstractNum w:abstractNumId="22" w15:restartNumberingAfterBreak="0">
+  <w:abstractNum w:abstractNumId="23" w15:restartNumberingAfterBreak="0">
     <w:nsid w:val="648463A3"/>
     <w:multiLevelType w:val="singleLevel"/>
     <w:tmpl w:val="81426788"/>
@@ -34848,7 +35826,7 @@
       </w:rPr>
     </w:lvl>
   </w:abstractNum>
-  <w:abstractNum w:abstractNumId="23" w15:restartNumberingAfterBreak="0">
+  <w:abstractNum w:abstractNumId="24" w15:restartNumberingAfterBreak="0">
     <w:nsid w:val="64AB385F"/>
     <w:multiLevelType w:val="hybridMultilevel"/>
     <w:tmpl w:val="BBB467F4"/>
@@ -34937,7 +35915,7 @@
       </w:pPr>
     </w:lvl>
   </w:abstractNum>
-  <w:abstractNum w:abstractNumId="24" w15:restartNumberingAfterBreak="0">
+  <w:abstractNum w:abstractNumId="25" w15:restartNumberingAfterBreak="0">
     <w:nsid w:val="65B34C20"/>
     <w:multiLevelType w:val="hybridMultilevel"/>
     <w:tmpl w:val="5748BF10"/>
@@ -35050,7 +36028,7 @@
       </w:rPr>
     </w:lvl>
   </w:abstractNum>
-  <w:abstractNum w:abstractNumId="25" w15:restartNumberingAfterBreak="0">
+  <w:abstractNum w:abstractNumId="26" w15:restartNumberingAfterBreak="0">
     <w:nsid w:val="66615DD8"/>
     <w:multiLevelType w:val="hybridMultilevel"/>
     <w:tmpl w:val="D85CF562"/>
@@ -35143,7 +36121,7 @@
       </w:pPr>
     </w:lvl>
   </w:abstractNum>
-  <w:abstractNum w:abstractNumId="26" w15:restartNumberingAfterBreak="0">
+  <w:abstractNum w:abstractNumId="27" w15:restartNumberingAfterBreak="0">
     <w:nsid w:val="678D5D49"/>
     <w:multiLevelType w:val="multilevel"/>
     <w:tmpl w:val="6DC21E9E"/>
@@ -35286,7 +36264,7 @@
       </w:rPr>
     </w:lvl>
   </w:abstractNum>
-  <w:abstractNum w:abstractNumId="27" w15:restartNumberingAfterBreak="0">
+  <w:abstractNum w:abstractNumId="28" w15:restartNumberingAfterBreak="0">
     <w:nsid w:val="69652743"/>
     <w:multiLevelType w:val="hybridMultilevel"/>
     <w:tmpl w:val="FC4EDB8A"/>
@@ -35399,7 +36377,7 @@
       </w:rPr>
     </w:lvl>
   </w:abstractNum>
-  <w:abstractNum w:abstractNumId="28" w15:restartNumberingAfterBreak="0">
+  <w:abstractNum w:abstractNumId="29" w15:restartNumberingAfterBreak="0">
     <w:nsid w:val="6BA97407"/>
     <w:multiLevelType w:val="multilevel"/>
     <w:tmpl w:val="763C373E"/>
@@ -35552,7 +36530,7 @@
       </w:rPr>
     </w:lvl>
   </w:abstractNum>
-  <w:abstractNum w:abstractNumId="29" w15:restartNumberingAfterBreak="0">
+  <w:abstractNum w:abstractNumId="30" w15:restartNumberingAfterBreak="0">
     <w:nsid w:val="6E1A2FB4"/>
     <w:multiLevelType w:val="hybridMultilevel"/>
     <w:tmpl w:val="AF4692BC"/>
@@ -35641,7 +36619,7 @@
       </w:pPr>
     </w:lvl>
   </w:abstractNum>
-  <w:abstractNum w:abstractNumId="30" w15:restartNumberingAfterBreak="0">
+  <w:abstractNum w:abstractNumId="31" w15:restartNumberingAfterBreak="0">
     <w:nsid w:val="72B97DE6"/>
     <w:multiLevelType w:val="multilevel"/>
     <w:tmpl w:val="55784372"/>
@@ -35787,7 +36765,7 @@
       </w:rPr>
     </w:lvl>
   </w:abstractNum>
-  <w:abstractNum w:abstractNumId="31" w15:restartNumberingAfterBreak="0">
+  <w:abstractNum w:abstractNumId="32" w15:restartNumberingAfterBreak="0">
     <w:nsid w:val="76ED2A0D"/>
     <w:multiLevelType w:val="hybridMultilevel"/>
     <w:tmpl w:val="5420A7E4"/>
@@ -35883,110 +36861,110 @@
       </w:pPr>
     </w:lvl>
   </w:abstractNum>
-  <w:num w:numId="1" w16cid:durableId="47338529">
+  <w:num w:numId="1" w16cid:durableId="2001080364">
+    <w:abstractNumId w:val="14"/>
+  </w:num>
+  <w:num w:numId="2" w16cid:durableId="1359818410">
+    <w:abstractNumId w:val="2"/>
+  </w:num>
+  <w:num w:numId="3" w16cid:durableId="68120867">
+    <w:abstractNumId w:val="4"/>
+  </w:num>
+  <w:num w:numId="4" w16cid:durableId="1017388763">
+    <w:abstractNumId w:val="0"/>
+  </w:num>
+  <w:num w:numId="5" w16cid:durableId="870921833">
+    <w:abstractNumId w:val="16"/>
+  </w:num>
+  <w:num w:numId="6" w16cid:durableId="1245339109">
+    <w:abstractNumId w:val="27"/>
+  </w:num>
+  <w:num w:numId="7" w16cid:durableId="94987385">
+    <w:abstractNumId w:val="12"/>
+  </w:num>
+  <w:num w:numId="8" w16cid:durableId="1705714693">
+    <w:abstractNumId w:val="23"/>
+  </w:num>
+  <w:num w:numId="9" w16cid:durableId="973683692">
+    <w:abstractNumId w:val="32"/>
+  </w:num>
+  <w:num w:numId="10" w16cid:durableId="516165449">
+    <w:abstractNumId w:val="10"/>
+  </w:num>
+  <w:num w:numId="11" w16cid:durableId="2092308577">
     <w:abstractNumId w:val="13"/>
   </w:num>
-  <w:num w:numId="2" w16cid:durableId="1955287714">
-    <w:abstractNumId w:val="2"/>
+  <w:num w:numId="12" w16cid:durableId="732050092">
+    <w:abstractNumId w:val="1"/>
   </w:num>
-  <w:num w:numId="3" w16cid:durableId="612790652">
-    <w:abstractNumId w:val="4"/>
+  <w:num w:numId="13" w16cid:durableId="152457747">
+    <w:abstractNumId w:val="9"/>
   </w:num>
-  <w:num w:numId="4" w16cid:durableId="739325507">
-    <w:abstractNumId w:val="0"/>
+  <w:num w:numId="14" w16cid:durableId="259024902">
+    <w:abstractNumId w:val="24"/>
   </w:num>
-  <w:num w:numId="5" w16cid:durableId="1389838802">
+  <w:num w:numId="15" w16cid:durableId="295796558">
+    <w:abstractNumId w:val="30"/>
+  </w:num>
+  <w:num w:numId="16" w16cid:durableId="118258025">
     <w:abstractNumId w:val="15"/>
   </w:num>
-  <w:num w:numId="6" w16cid:durableId="1619221403">
-    <w:abstractNumId w:val="26"/>
-  </w:num>
-  <w:num w:numId="7" w16cid:durableId="1144195240">
-    <w:abstractNumId w:val="11"/>
-  </w:num>
-  <w:num w:numId="8" w16cid:durableId="312485231">
-    <w:abstractNumId w:val="22"/>
-  </w:num>
-  <w:num w:numId="9" w16cid:durableId="652105556">
-    <w:abstractNumId w:val="31"/>
-  </w:num>
-  <w:num w:numId="10" w16cid:durableId="1243105149">
-    <w:abstractNumId w:val="9"/>
-  </w:num>
-  <w:num w:numId="11" w16cid:durableId="989481885">
-    <w:abstractNumId w:val="12"/>
-  </w:num>
-  <w:num w:numId="12" w16cid:durableId="472404382">
-    <w:abstractNumId w:val="1"/>
-  </w:num>
-  <w:num w:numId="13" w16cid:durableId="1101532402">
-    <w:abstractNumId w:val="8"/>
-  </w:num>
-  <w:num w:numId="14" w16cid:durableId="780103933">
-    <w:abstractNumId w:val="23"/>
-  </w:num>
-  <w:num w:numId="15" w16cid:durableId="1268076889">
-    <w:abstractNumId w:val="29"/>
-  </w:num>
-  <w:num w:numId="16" w16cid:durableId="920333631">
-    <w:abstractNumId w:val="14"/>
-  </w:num>
-  <w:num w:numId="17" w16cid:durableId="1393382157">
-    <w:abstractNumId w:val="14"/>
+  <w:num w:numId="17" w16cid:durableId="1480416053">
+    <w:abstractNumId w:val="15"/>
     <w:lvlOverride w:ilvl="0">
       <w:startOverride w:val="1"/>
     </w:lvlOverride>
   </w:num>
-  <w:num w:numId="18" w16cid:durableId="1546139947">
-    <w:abstractNumId w:val="10"/>
+  <w:num w:numId="18" w16cid:durableId="129903349">
+    <w:abstractNumId w:val="11"/>
   </w:num>
-  <w:num w:numId="19" w16cid:durableId="707142527">
+  <w:num w:numId="19" w16cid:durableId="1487936485">
+    <w:abstractNumId w:val="22"/>
+  </w:num>
+  <w:num w:numId="20" w16cid:durableId="347417133">
+    <w:abstractNumId w:val="7"/>
+  </w:num>
+  <w:num w:numId="21" w16cid:durableId="2124688461">
+    <w:abstractNumId w:val="19"/>
+  </w:num>
+  <w:num w:numId="22" w16cid:durableId="1829010058">
+    <w:abstractNumId w:val="18"/>
+  </w:num>
+  <w:num w:numId="23" w16cid:durableId="667709050">
+    <w:abstractNumId w:val="17"/>
+  </w:num>
+  <w:num w:numId="24" w16cid:durableId="1191182787">
+    <w:abstractNumId w:val="5"/>
+  </w:num>
+  <w:num w:numId="25" w16cid:durableId="1330057934">
+    <w:abstractNumId w:val="8"/>
+  </w:num>
+  <w:num w:numId="26" w16cid:durableId="1965041078">
+    <w:abstractNumId w:val="4"/>
+  </w:num>
+  <w:num w:numId="27" w16cid:durableId="1762607366">
+    <w:abstractNumId w:val="28"/>
+  </w:num>
+  <w:num w:numId="28" w16cid:durableId="1456555348">
+    <w:abstractNumId w:val="3"/>
+  </w:num>
+  <w:num w:numId="29" w16cid:durableId="2092114532">
+    <w:abstractNumId w:val="31"/>
+  </w:num>
+  <w:num w:numId="30" w16cid:durableId="2144304681">
     <w:abstractNumId w:val="21"/>
   </w:num>
-  <w:num w:numId="20" w16cid:durableId="1233272205">
-    <w:abstractNumId w:val="6"/>
-  </w:num>
-  <w:num w:numId="21" w16cid:durableId="938680478">
-    <w:abstractNumId w:val="18"/>
-  </w:num>
-  <w:num w:numId="22" w16cid:durableId="1949772529">
-    <w:abstractNumId w:val="17"/>
-  </w:num>
-  <w:num w:numId="23" w16cid:durableId="1287548130">
-    <w:abstractNumId w:val="16"/>
-  </w:num>
-  <w:num w:numId="24" w16cid:durableId="638418014">
-    <w:abstractNumId w:val="5"/>
-  </w:num>
-  <w:num w:numId="25" w16cid:durableId="286202282">
-    <w:abstractNumId w:val="7"/>
-  </w:num>
-  <w:num w:numId="26" w16cid:durableId="1279603980">
-    <w:abstractNumId w:val="4"/>
-  </w:num>
-  <w:num w:numId="27" w16cid:durableId="896555342">
-    <w:abstractNumId w:val="27"/>
-  </w:num>
-  <w:num w:numId="28" w16cid:durableId="723019855">
-    <w:abstractNumId w:val="3"/>
-  </w:num>
-  <w:num w:numId="29" w16cid:durableId="1475635303">
-    <w:abstractNumId w:val="30"/>
-  </w:num>
-  <w:num w:numId="30" w16cid:durableId="1074160117">
+  <w:num w:numId="31" w16cid:durableId="1287006688">
     <w:abstractNumId w:val="20"/>
   </w:num>
-  <w:num w:numId="31" w16cid:durableId="1984657367">
-    <w:abstractNumId w:val="19"/>
+  <w:num w:numId="32" w16cid:durableId="461270934">
+    <w:abstractNumId w:val="25"/>
   </w:num>
-  <w:num w:numId="32" w16cid:durableId="1661273890">
-    <w:abstractNumId w:val="24"/>
+  <w:num w:numId="33" w16cid:durableId="1770349355">
+    <w:abstractNumId w:val="29"/>
   </w:num>
-  <w:num w:numId="33" w16cid:durableId="1791044151">
-    <w:abstractNumId w:val="28"/>
-  </w:num>
-  <w:num w:numId="34" w16cid:durableId="838617410">
-    <w:abstractNumId w:val="28"/>
+  <w:num w:numId="34" w16cid:durableId="1432504621">
+    <w:abstractNumId w:val="29"/>
     <w:lvlOverride w:ilvl="0">
       <w:startOverride w:val="1"/>
     </w:lvlOverride>
@@ -36015,11 +36993,11 @@
       <w:startOverride w:val="1"/>
     </w:lvlOverride>
   </w:num>
-  <w:num w:numId="35" w16cid:durableId="584264123">
-    <w:abstractNumId w:val="25"/>
+  <w:num w:numId="35" w16cid:durableId="1713384929">
+    <w:abstractNumId w:val="26"/>
   </w:num>
-  <w:num w:numId="36" w16cid:durableId="506215247">
-    <w:abstractNumId w:val="28"/>
+  <w:num w:numId="36" w16cid:durableId="1452824818">
+    <w:abstractNumId w:val="29"/>
     <w:lvlOverride w:ilvl="0">
       <w:startOverride w:val="2"/>
     </w:lvlOverride>
@@ -36030,11 +37008,11 @@
       <w:startOverride w:val="1"/>
     </w:lvlOverride>
   </w:num>
-  <w:num w:numId="37" w16cid:durableId="1549337372">
-    <w:abstractNumId w:val="28"/>
+  <w:num w:numId="37" w16cid:durableId="872108875">
+    <w:abstractNumId w:val="29"/>
   </w:num>
-  <w:num w:numId="38" w16cid:durableId="502358879">
-    <w:abstractNumId w:val="28"/>
+  <w:num w:numId="38" w16cid:durableId="842090256">
+    <w:abstractNumId w:val="29"/>
     <w:lvlOverride w:ilvl="0">
       <w:startOverride w:val="1"/>
     </w:lvlOverride>
@@ -36063,13 +37041,25 @@
       <w:startOverride w:val="1"/>
     </w:lvlOverride>
   </w:num>
-  <w:num w:numId="39" w16cid:durableId="330983779">
+  <w:num w:numId="39" w16cid:durableId="1536767632">
     <w:abstractNumId w:val="0"/>
   </w:num>
-  <w:num w:numId="40" w16cid:durableId="1123890121">
+  <w:num w:numId="40" w16cid:durableId="51733011">
     <w:abstractNumId w:val="0"/>
   </w:num>
-  <w:num w:numId="41" w16cid:durableId="90468263">
+  <w:num w:numId="41" w16cid:durableId="65500938">
+    <w:abstractNumId w:val="0"/>
+  </w:num>
+  <w:num w:numId="42" w16cid:durableId="1479615011">
+    <w:abstractNumId w:val="6"/>
+  </w:num>
+  <w:num w:numId="43" w16cid:durableId="1284077794">
+    <w:abstractNumId w:val="0"/>
+  </w:num>
+  <w:num w:numId="44" w16cid:durableId="1936398106">
+    <w:abstractNumId w:val="0"/>
+  </w:num>
+  <w:num w:numId="45" w16cid:durableId="445589160">
     <w:abstractNumId w:val="0"/>
   </w:num>
   <w:numIdMacAtCleanup w:val="27"/>
@@ -36198,7 +37188,6 @@
     <w:lsdException w:name="HTML Sample" w:semiHidden="1" w:unhideWhenUsed="1"/>
     <w:lsdException w:name="HTML Typewriter" w:semiHidden="1" w:unhideWhenUsed="1"/>
     <w:lsdException w:name="HTML Variable" w:semiHidden="1" w:unhideWhenUsed="1"/>
-    <w:lsdException w:name="Normal Table" w:semiHidden="1" w:unhideWhenUsed="1"/>
     <w:lsdException w:name="annotation subject" w:semiHidden="1" w:unhideWhenUsed="1"/>
     <w:lsdException w:name="No List" w:semiHidden="1" w:unhideWhenUsed="1"/>
     <w:lsdException w:name="Outline List 1" w:semiHidden="1" w:unhideWhenUsed="1"/>
@@ -36241,11 +37230,8 @@
     <w:lsdException w:name="Table Contemporary" w:semiHidden="1" w:unhideWhenUsed="1"/>
     <w:lsdException w:name="Table Elegant" w:semiHidden="1" w:unhideWhenUsed="1"/>
     <w:lsdException w:name="Table Professional" w:semiHidden="1" w:unhideWhenUsed="1"/>
-    <w:lsdException w:name="Table Subtle 1" w:semiHidden="1" w:unhideWhenUsed="1"/>
     <w:lsdException w:name="Table Subtle 2" w:semiHidden="1" w:unhideWhenUsed="1"/>
     <w:lsdException w:name="Table Web 1" w:semiHidden="1" w:unhideWhenUsed="1"/>
-    <w:lsdException w:name="Table Web 2" w:semiHidden="1" w:unhideWhenUsed="1"/>
-    <w:lsdException w:name="Table Web 3" w:semiHidden="1" w:unhideWhenUsed="1"/>
     <w:lsdException w:name="Balloon Text" w:semiHidden="1" w:unhideWhenUsed="1"/>
     <w:lsdException w:name="Table Theme" w:semiHidden="1" w:unhideWhenUsed="1"/>
     <w:lsdException w:name="Placeholder Text" w:semiHidden="1" w:uiPriority="99"/>
@@ -37964,7 +38950,7 @@
 </file>
 
 <file path=customXml/itemProps1.xml><?xml version="1.0" encoding="utf-8"?>
-<ds:datastoreItem xmlns:ds="http://schemas.openxmlformats.org/officeDocument/2006/customXml" ds:itemID="{E87DC70E-7423-49FA-ACC5-F2A4FA6751B3}">
+<ds:datastoreItem xmlns:ds="http://schemas.openxmlformats.org/officeDocument/2006/customXml" ds:itemID="{DCB45E0C-BAA7-4624-A736-3B879E3048FE}">
   <ds:schemaRefs>
     <ds:schemaRef ds:uri="http://schemas.openxmlformats.org/officeDocument/2006/bibliography"/>
   </ds:schemaRefs>
